--- a/reports/2026-07-14-基金晚报.docx
+++ b/reports/2026-07-14-基金晚报.docx
@@ -9,7 +9,7 @@
       </w:pPr>
       <w:r>
         <w:rPr>
-          <w:rFonts w:ascii="Calibri" w:hAnsi="Calibri" w:eastAsia="Arial Unicode MS"/>
+          <w:rFonts w:ascii="Source Han Sans CN" w:hAnsi="Source Han Sans CN" w:eastAsia="Source Han Sans CN"/>
           <w:b/>
           <w:color w:val="0B2545"/>
           <w:sz w:val="44"/>
@@ -23,7 +23,7 @@
       </w:pPr>
       <w:r>
         <w:rPr>
-          <w:rFonts w:ascii="Calibri" w:hAnsi="Calibri" w:eastAsia="Arial Unicode MS"/>
+          <w:rFonts w:ascii="Source Han Sans CN" w:hAnsi="Source Han Sans CN" w:eastAsia="Source Han Sans CN"/>
           <w:b/>
           <w:sz w:val="20"/>
         </w:rPr>
@@ -36,7 +36,7 @@
       </w:pPr>
       <w:r>
         <w:rPr>
-          <w:rFonts w:ascii="Calibri" w:hAnsi="Calibri" w:eastAsia="Arial Unicode MS"/>
+          <w:rFonts w:ascii="Source Han Sans CN" w:hAnsi="Source Han Sans CN" w:eastAsia="Source Han Sans CN"/>
           <w:b w:val="0"/>
           <w:sz w:val="20"/>
         </w:rPr>
@@ -49,7 +49,7 @@
       </w:pPr>
       <w:r>
         <w:rPr>
-          <w:rFonts w:ascii="Calibri" w:hAnsi="Calibri" w:eastAsia="Arial Unicode MS"/>
+          <w:rFonts w:ascii="Source Han Sans CN" w:hAnsi="Source Han Sans CN" w:eastAsia="Source Han Sans CN"/>
           <w:b/>
           <w:color w:val="1F4D78"/>
           <w:sz w:val="32"/>
@@ -82,7 +82,7 @@
             <w:r/>
             <w:r>
               <w:rPr>
-                <w:rFonts w:ascii="Calibri" w:hAnsi="Calibri" w:eastAsia="Arial Unicode MS"/>
+                <w:rFonts w:ascii="Source Han Sans CN" w:hAnsi="Source Han Sans CN" w:eastAsia="Source Han Sans CN"/>
                 <w:b/>
                 <w:sz w:val="17"/>
               </w:rPr>
@@ -103,7 +103,7 @@
             <w:r/>
             <w:r>
               <w:rPr>
-                <w:rFonts w:ascii="Calibri" w:hAnsi="Calibri" w:eastAsia="Arial Unicode MS"/>
+                <w:rFonts w:ascii="Source Han Sans CN" w:hAnsi="Source Han Sans CN" w:eastAsia="Source Han Sans CN"/>
                 <w:b/>
                 <w:sz w:val="17"/>
               </w:rPr>
@@ -125,7 +125,7 @@
             <w:r/>
             <w:r>
               <w:rPr>
-                <w:rFonts w:ascii="Calibri" w:hAnsi="Calibri" w:eastAsia="Arial Unicode MS"/>
+                <w:rFonts w:ascii="Source Han Sans CN" w:hAnsi="Source Han Sans CN" w:eastAsia="Source Han Sans CN"/>
                 <w:b w:val="0"/>
                 <w:sz w:val="17"/>
               </w:rPr>
@@ -145,7 +145,7 @@
             <w:r/>
             <w:r>
               <w:rPr>
-                <w:rFonts w:ascii="Calibri" w:hAnsi="Calibri" w:eastAsia="Arial Unicode MS"/>
+                <w:rFonts w:ascii="Source Han Sans CN" w:hAnsi="Source Han Sans CN" w:eastAsia="Source Han Sans CN"/>
                 <w:b w:val="0"/>
                 <w:sz w:val="17"/>
               </w:rPr>
@@ -167,7 +167,7 @@
             <w:r/>
             <w:r>
               <w:rPr>
-                <w:rFonts w:ascii="Calibri" w:hAnsi="Calibri" w:eastAsia="Arial Unicode MS"/>
+                <w:rFonts w:ascii="Source Han Sans CN" w:hAnsi="Source Han Sans CN" w:eastAsia="Source Han Sans CN"/>
                 <w:b w:val="0"/>
                 <w:sz w:val="17"/>
               </w:rPr>
@@ -187,7 +187,7 @@
             <w:r/>
             <w:r>
               <w:rPr>
-                <w:rFonts w:ascii="Calibri" w:hAnsi="Calibri" w:eastAsia="Arial Unicode MS"/>
+                <w:rFonts w:ascii="Source Han Sans CN" w:hAnsi="Source Han Sans CN" w:eastAsia="Source Han Sans CN"/>
                 <w:b w:val="0"/>
                 <w:sz w:val="17"/>
               </w:rPr>
@@ -209,7 +209,7 @@
             <w:r/>
             <w:r>
               <w:rPr>
-                <w:rFonts w:ascii="Calibri" w:hAnsi="Calibri" w:eastAsia="Arial Unicode MS"/>
+                <w:rFonts w:ascii="Source Han Sans CN" w:hAnsi="Source Han Sans CN" w:eastAsia="Source Han Sans CN"/>
                 <w:b w:val="0"/>
                 <w:sz w:val="17"/>
               </w:rPr>
@@ -229,7 +229,7 @@
             <w:r/>
             <w:r>
               <w:rPr>
-                <w:rFonts w:ascii="Calibri" w:hAnsi="Calibri" w:eastAsia="Arial Unicode MS"/>
+                <w:rFonts w:ascii="Source Han Sans CN" w:hAnsi="Source Han Sans CN" w:eastAsia="Source Han Sans CN"/>
                 <w:b w:val="0"/>
                 <w:sz w:val="17"/>
               </w:rPr>
@@ -251,7 +251,7 @@
             <w:r/>
             <w:r>
               <w:rPr>
-                <w:rFonts w:ascii="Calibri" w:hAnsi="Calibri" w:eastAsia="Arial Unicode MS"/>
+                <w:rFonts w:ascii="Source Han Sans CN" w:hAnsi="Source Han Sans CN" w:eastAsia="Source Han Sans CN"/>
                 <w:b w:val="0"/>
                 <w:sz w:val="17"/>
               </w:rPr>
@@ -271,7 +271,7 @@
             <w:r/>
             <w:r>
               <w:rPr>
-                <w:rFonts w:ascii="Calibri" w:hAnsi="Calibri" w:eastAsia="Arial Unicode MS"/>
+                <w:rFonts w:ascii="Source Han Sans CN" w:hAnsi="Source Han Sans CN" w:eastAsia="Source Han Sans CN"/>
                 <w:b w:val="0"/>
                 <w:sz w:val="17"/>
               </w:rPr>
@@ -293,7 +293,7 @@
             <w:r/>
             <w:r>
               <w:rPr>
-                <w:rFonts w:ascii="Calibri" w:hAnsi="Calibri" w:eastAsia="Arial Unicode MS"/>
+                <w:rFonts w:ascii="Source Han Sans CN" w:hAnsi="Source Han Sans CN" w:eastAsia="Source Han Sans CN"/>
                 <w:b w:val="0"/>
                 <w:sz w:val="17"/>
               </w:rPr>
@@ -313,7 +313,7 @@
             <w:r/>
             <w:r>
               <w:rPr>
-                <w:rFonts w:ascii="Calibri" w:hAnsi="Calibri" w:eastAsia="Arial Unicode MS"/>
+                <w:rFonts w:ascii="Source Han Sans CN" w:hAnsi="Source Han Sans CN" w:eastAsia="Source Han Sans CN"/>
                 <w:b w:val="0"/>
                 <w:sz w:val="17"/>
               </w:rPr>
@@ -335,7 +335,7 @@
             <w:r/>
             <w:r>
               <w:rPr>
-                <w:rFonts w:ascii="Calibri" w:hAnsi="Calibri" w:eastAsia="Arial Unicode MS"/>
+                <w:rFonts w:ascii="Source Han Sans CN" w:hAnsi="Source Han Sans CN" w:eastAsia="Source Han Sans CN"/>
                 <w:b w:val="0"/>
                 <w:sz w:val="17"/>
               </w:rPr>
@@ -355,7 +355,7 @@
             <w:r/>
             <w:r>
               <w:rPr>
-                <w:rFonts w:ascii="Calibri" w:hAnsi="Calibri" w:eastAsia="Arial Unicode MS"/>
+                <w:rFonts w:ascii="Source Han Sans CN" w:hAnsi="Source Han Sans CN" w:eastAsia="Source Han Sans CN"/>
                 <w:b w:val="0"/>
                 <w:sz w:val="17"/>
               </w:rPr>
@@ -377,7 +377,7 @@
             <w:r/>
             <w:r>
               <w:rPr>
-                <w:rFonts w:ascii="Calibri" w:hAnsi="Calibri" w:eastAsia="Arial Unicode MS"/>
+                <w:rFonts w:ascii="Source Han Sans CN" w:hAnsi="Source Han Sans CN" w:eastAsia="Source Han Sans CN"/>
                 <w:b w:val="0"/>
                 <w:sz w:val="17"/>
               </w:rPr>
@@ -397,7 +397,7 @@
             <w:r/>
             <w:r>
               <w:rPr>
-                <w:rFonts w:ascii="Calibri" w:hAnsi="Calibri" w:eastAsia="Arial Unicode MS"/>
+                <w:rFonts w:ascii="Source Han Sans CN" w:hAnsi="Source Han Sans CN" w:eastAsia="Source Han Sans CN"/>
                 <w:b w:val="0"/>
                 <w:sz w:val="17"/>
               </w:rPr>
@@ -418,7 +418,7 @@
       </w:pPr>
       <w:r>
         <w:rPr>
-          <w:rFonts w:ascii="Calibri" w:hAnsi="Calibri" w:eastAsia="Arial Unicode MS"/>
+          <w:rFonts w:ascii="Source Han Sans CN" w:hAnsi="Source Han Sans CN" w:eastAsia="Source Han Sans CN"/>
           <w:b/>
           <w:color w:val="1F4D78"/>
           <w:sz w:val="32"/>
@@ -432,7 +432,7 @@
       </w:pPr>
       <w:r>
         <w:rPr>
-          <w:rFonts w:ascii="Calibri" w:hAnsi="Calibri" w:eastAsia="Arial Unicode MS"/>
+          <w:rFonts w:ascii="Source Han Sans CN" w:hAnsi="Source Han Sans CN" w:eastAsia="Source Han Sans CN"/>
           <w:b w:val="0"/>
           <w:sz w:val="20"/>
         </w:rPr>
@@ -469,7 +469,7 @@
             <w:r/>
             <w:r>
               <w:rPr>
-                <w:rFonts w:ascii="Calibri" w:hAnsi="Calibri" w:eastAsia="Arial Unicode MS"/>
+                <w:rFonts w:ascii="Source Han Sans CN" w:hAnsi="Source Han Sans CN" w:eastAsia="Source Han Sans CN"/>
                 <w:b/>
                 <w:sz w:val="17"/>
               </w:rPr>
@@ -490,7 +490,7 @@
             <w:r/>
             <w:r>
               <w:rPr>
-                <w:rFonts w:ascii="Calibri" w:hAnsi="Calibri" w:eastAsia="Arial Unicode MS"/>
+                <w:rFonts w:ascii="Source Han Sans CN" w:hAnsi="Source Han Sans CN" w:eastAsia="Source Han Sans CN"/>
                 <w:b/>
                 <w:sz w:val="17"/>
               </w:rPr>
@@ -511,7 +511,7 @@
             <w:r/>
             <w:r>
               <w:rPr>
-                <w:rFonts w:ascii="Calibri" w:hAnsi="Calibri" w:eastAsia="Arial Unicode MS"/>
+                <w:rFonts w:ascii="Source Han Sans CN" w:hAnsi="Source Han Sans CN" w:eastAsia="Source Han Sans CN"/>
                 <w:b/>
                 <w:sz w:val="17"/>
               </w:rPr>
@@ -532,7 +532,7 @@
             <w:r/>
             <w:r>
               <w:rPr>
-                <w:rFonts w:ascii="Calibri" w:hAnsi="Calibri" w:eastAsia="Arial Unicode MS"/>
+                <w:rFonts w:ascii="Source Han Sans CN" w:hAnsi="Source Han Sans CN" w:eastAsia="Source Han Sans CN"/>
                 <w:b/>
                 <w:sz w:val="17"/>
               </w:rPr>
@@ -553,7 +553,7 @@
             <w:r/>
             <w:r>
               <w:rPr>
-                <w:rFonts w:ascii="Calibri" w:hAnsi="Calibri" w:eastAsia="Arial Unicode MS"/>
+                <w:rFonts w:ascii="Source Han Sans CN" w:hAnsi="Source Han Sans CN" w:eastAsia="Source Han Sans CN"/>
                 <w:b/>
                 <w:sz w:val="17"/>
               </w:rPr>
@@ -574,7 +574,7 @@
             <w:r/>
             <w:r>
               <w:rPr>
-                <w:rFonts w:ascii="Calibri" w:hAnsi="Calibri" w:eastAsia="Arial Unicode MS"/>
+                <w:rFonts w:ascii="Source Han Sans CN" w:hAnsi="Source Han Sans CN" w:eastAsia="Source Han Sans CN"/>
                 <w:b/>
                 <w:sz w:val="17"/>
               </w:rPr>
@@ -595,7 +595,7 @@
             <w:r/>
             <w:r>
               <w:rPr>
-                <w:rFonts w:ascii="Calibri" w:hAnsi="Calibri" w:eastAsia="Arial Unicode MS"/>
+                <w:rFonts w:ascii="Source Han Sans CN" w:hAnsi="Source Han Sans CN" w:eastAsia="Source Han Sans CN"/>
                 <w:b/>
                 <w:sz w:val="17"/>
               </w:rPr>
@@ -617,7 +617,7 @@
             <w:r/>
             <w:r>
               <w:rPr>
-                <w:rFonts w:ascii="Calibri" w:hAnsi="Calibri" w:eastAsia="Arial Unicode MS"/>
+                <w:rFonts w:ascii="Source Han Sans CN" w:hAnsi="Source Han Sans CN" w:eastAsia="Source Han Sans CN"/>
                 <w:b w:val="0"/>
                 <w:sz w:val="17"/>
               </w:rPr>
@@ -637,7 +637,7 @@
             <w:r/>
             <w:r>
               <w:rPr>
-                <w:rFonts w:ascii="Calibri" w:hAnsi="Calibri" w:eastAsia="Arial Unicode MS"/>
+                <w:rFonts w:ascii="Source Han Sans CN" w:hAnsi="Source Han Sans CN" w:eastAsia="Source Han Sans CN"/>
                 <w:b w:val="0"/>
                 <w:sz w:val="17"/>
               </w:rPr>
@@ -657,7 +657,7 @@
             <w:r/>
             <w:r>
               <w:rPr>
-                <w:rFonts w:ascii="Calibri" w:hAnsi="Calibri" w:eastAsia="Arial Unicode MS"/>
+                <w:rFonts w:ascii="Source Han Sans CN" w:hAnsi="Source Han Sans CN" w:eastAsia="Source Han Sans CN"/>
                 <w:b w:val="0"/>
                 <w:sz w:val="17"/>
               </w:rPr>
@@ -677,7 +677,7 @@
             <w:r/>
             <w:r>
               <w:rPr>
-                <w:rFonts w:ascii="Calibri" w:hAnsi="Calibri" w:eastAsia="Arial Unicode MS"/>
+                <w:rFonts w:ascii="Source Han Sans CN" w:hAnsi="Source Han Sans CN" w:eastAsia="Source Han Sans CN"/>
                 <w:b w:val="0"/>
                 <w:sz w:val="17"/>
               </w:rPr>
@@ -697,7 +697,7 @@
             <w:r/>
             <w:r>
               <w:rPr>
-                <w:rFonts w:ascii="Calibri" w:hAnsi="Calibri" w:eastAsia="Arial Unicode MS"/>
+                <w:rFonts w:ascii="Source Han Sans CN" w:hAnsi="Source Han Sans CN" w:eastAsia="Source Han Sans CN"/>
                 <w:b w:val="0"/>
                 <w:sz w:val="17"/>
               </w:rPr>
@@ -717,7 +717,7 @@
             <w:r/>
             <w:r>
               <w:rPr>
-                <w:rFonts w:ascii="Calibri" w:hAnsi="Calibri" w:eastAsia="Arial Unicode MS"/>
+                <w:rFonts w:ascii="Source Han Sans CN" w:hAnsi="Source Han Sans CN" w:eastAsia="Source Han Sans CN"/>
                 <w:b w:val="0"/>
                 <w:sz w:val="17"/>
               </w:rPr>
@@ -737,7 +737,7 @@
             <w:r/>
             <w:r>
               <w:rPr>
-                <w:rFonts w:ascii="Calibri" w:hAnsi="Calibri" w:eastAsia="Arial Unicode MS"/>
+                <w:rFonts w:ascii="Source Han Sans CN" w:hAnsi="Source Han Sans CN" w:eastAsia="Source Han Sans CN"/>
                 <w:b w:val="0"/>
                 <w:sz w:val="17"/>
               </w:rPr>
@@ -759,7 +759,7 @@
             <w:r/>
             <w:r>
               <w:rPr>
-                <w:rFonts w:ascii="Calibri" w:hAnsi="Calibri" w:eastAsia="Arial Unicode MS"/>
+                <w:rFonts w:ascii="Source Han Sans CN" w:hAnsi="Source Han Sans CN" w:eastAsia="Source Han Sans CN"/>
                 <w:b w:val="0"/>
                 <w:sz w:val="17"/>
               </w:rPr>
@@ -779,7 +779,7 @@
             <w:r/>
             <w:r>
               <w:rPr>
-                <w:rFonts w:ascii="Calibri" w:hAnsi="Calibri" w:eastAsia="Arial Unicode MS"/>
+                <w:rFonts w:ascii="Source Han Sans CN" w:hAnsi="Source Han Sans CN" w:eastAsia="Source Han Sans CN"/>
                 <w:b w:val="0"/>
                 <w:sz w:val="17"/>
               </w:rPr>
@@ -799,7 +799,7 @@
             <w:r/>
             <w:r>
               <w:rPr>
-                <w:rFonts w:ascii="Calibri" w:hAnsi="Calibri" w:eastAsia="Arial Unicode MS"/>
+                <w:rFonts w:ascii="Source Han Sans CN" w:hAnsi="Source Han Sans CN" w:eastAsia="Source Han Sans CN"/>
                 <w:b w:val="0"/>
                 <w:sz w:val="17"/>
               </w:rPr>
@@ -819,7 +819,7 @@
             <w:r/>
             <w:r>
               <w:rPr>
-                <w:rFonts w:ascii="Calibri" w:hAnsi="Calibri" w:eastAsia="Arial Unicode MS"/>
+                <w:rFonts w:ascii="Source Han Sans CN" w:hAnsi="Source Han Sans CN" w:eastAsia="Source Han Sans CN"/>
                 <w:b w:val="0"/>
                 <w:sz w:val="17"/>
               </w:rPr>
@@ -839,7 +839,7 @@
             <w:r/>
             <w:r>
               <w:rPr>
-                <w:rFonts w:ascii="Calibri" w:hAnsi="Calibri" w:eastAsia="Arial Unicode MS"/>
+                <w:rFonts w:ascii="Source Han Sans CN" w:hAnsi="Source Han Sans CN" w:eastAsia="Source Han Sans CN"/>
                 <w:b w:val="0"/>
                 <w:sz w:val="17"/>
               </w:rPr>
@@ -859,7 +859,7 @@
             <w:r/>
             <w:r>
               <w:rPr>
-                <w:rFonts w:ascii="Calibri" w:hAnsi="Calibri" w:eastAsia="Arial Unicode MS"/>
+                <w:rFonts w:ascii="Source Han Sans CN" w:hAnsi="Source Han Sans CN" w:eastAsia="Source Han Sans CN"/>
                 <w:b w:val="0"/>
                 <w:sz w:val="17"/>
               </w:rPr>
@@ -879,7 +879,7 @@
             <w:r/>
             <w:r>
               <w:rPr>
-                <w:rFonts w:ascii="Calibri" w:hAnsi="Calibri" w:eastAsia="Arial Unicode MS"/>
+                <w:rFonts w:ascii="Source Han Sans CN" w:hAnsi="Source Han Sans CN" w:eastAsia="Source Han Sans CN"/>
                 <w:b w:val="0"/>
                 <w:sz w:val="17"/>
               </w:rPr>
@@ -901,7 +901,7 @@
             <w:r/>
             <w:r>
               <w:rPr>
-                <w:rFonts w:ascii="Calibri" w:hAnsi="Calibri" w:eastAsia="Arial Unicode MS"/>
+                <w:rFonts w:ascii="Source Han Sans CN" w:hAnsi="Source Han Sans CN" w:eastAsia="Source Han Sans CN"/>
                 <w:b w:val="0"/>
                 <w:sz w:val="17"/>
               </w:rPr>
@@ -921,7 +921,7 @@
             <w:r/>
             <w:r>
               <w:rPr>
-                <w:rFonts w:ascii="Calibri" w:hAnsi="Calibri" w:eastAsia="Arial Unicode MS"/>
+                <w:rFonts w:ascii="Source Han Sans CN" w:hAnsi="Source Han Sans CN" w:eastAsia="Source Han Sans CN"/>
                 <w:b w:val="0"/>
                 <w:sz w:val="17"/>
               </w:rPr>
@@ -941,7 +941,7 @@
             <w:r/>
             <w:r>
               <w:rPr>
-                <w:rFonts w:ascii="Calibri" w:hAnsi="Calibri" w:eastAsia="Arial Unicode MS"/>
+                <w:rFonts w:ascii="Source Han Sans CN" w:hAnsi="Source Han Sans CN" w:eastAsia="Source Han Sans CN"/>
                 <w:b w:val="0"/>
                 <w:sz w:val="17"/>
               </w:rPr>
@@ -961,7 +961,7 @@
             <w:r/>
             <w:r>
               <w:rPr>
-                <w:rFonts w:ascii="Calibri" w:hAnsi="Calibri" w:eastAsia="Arial Unicode MS"/>
+                <w:rFonts w:ascii="Source Han Sans CN" w:hAnsi="Source Han Sans CN" w:eastAsia="Source Han Sans CN"/>
                 <w:b w:val="0"/>
                 <w:sz w:val="17"/>
               </w:rPr>
@@ -981,7 +981,7 @@
             <w:r/>
             <w:r>
               <w:rPr>
-                <w:rFonts w:ascii="Calibri" w:hAnsi="Calibri" w:eastAsia="Arial Unicode MS"/>
+                <w:rFonts w:ascii="Source Han Sans CN" w:hAnsi="Source Han Sans CN" w:eastAsia="Source Han Sans CN"/>
                 <w:b w:val="0"/>
                 <w:sz w:val="17"/>
               </w:rPr>
@@ -1001,7 +1001,7 @@
             <w:r/>
             <w:r>
               <w:rPr>
-                <w:rFonts w:ascii="Calibri" w:hAnsi="Calibri" w:eastAsia="Arial Unicode MS"/>
+                <w:rFonts w:ascii="Source Han Sans CN" w:hAnsi="Source Han Sans CN" w:eastAsia="Source Han Sans CN"/>
                 <w:b w:val="0"/>
                 <w:sz w:val="17"/>
               </w:rPr>
@@ -1021,7 +1021,7 @@
             <w:r/>
             <w:r>
               <w:rPr>
-                <w:rFonts w:ascii="Calibri" w:hAnsi="Calibri" w:eastAsia="Arial Unicode MS"/>
+                <w:rFonts w:ascii="Source Han Sans CN" w:hAnsi="Source Han Sans CN" w:eastAsia="Source Han Sans CN"/>
                 <w:b w:val="0"/>
                 <w:sz w:val="17"/>
               </w:rPr>
@@ -1043,7 +1043,7 @@
             <w:r/>
             <w:r>
               <w:rPr>
-                <w:rFonts w:ascii="Calibri" w:hAnsi="Calibri" w:eastAsia="Arial Unicode MS"/>
+                <w:rFonts w:ascii="Source Han Sans CN" w:hAnsi="Source Han Sans CN" w:eastAsia="Source Han Sans CN"/>
                 <w:b w:val="0"/>
                 <w:sz w:val="17"/>
               </w:rPr>
@@ -1063,7 +1063,7 @@
             <w:r/>
             <w:r>
               <w:rPr>
-                <w:rFonts w:ascii="Calibri" w:hAnsi="Calibri" w:eastAsia="Arial Unicode MS"/>
+                <w:rFonts w:ascii="Source Han Sans CN" w:hAnsi="Source Han Sans CN" w:eastAsia="Source Han Sans CN"/>
                 <w:b w:val="0"/>
                 <w:sz w:val="17"/>
               </w:rPr>
@@ -1083,7 +1083,7 @@
             <w:r/>
             <w:r>
               <w:rPr>
-                <w:rFonts w:ascii="Calibri" w:hAnsi="Calibri" w:eastAsia="Arial Unicode MS"/>
+                <w:rFonts w:ascii="Source Han Sans CN" w:hAnsi="Source Han Sans CN" w:eastAsia="Source Han Sans CN"/>
                 <w:b w:val="0"/>
                 <w:sz w:val="17"/>
               </w:rPr>
@@ -1103,7 +1103,7 @@
             <w:r/>
             <w:r>
               <w:rPr>
-                <w:rFonts w:ascii="Calibri" w:hAnsi="Calibri" w:eastAsia="Arial Unicode MS"/>
+                <w:rFonts w:ascii="Source Han Sans CN" w:hAnsi="Source Han Sans CN" w:eastAsia="Source Han Sans CN"/>
                 <w:b w:val="0"/>
                 <w:sz w:val="17"/>
               </w:rPr>
@@ -1123,7 +1123,7 @@
             <w:r/>
             <w:r>
               <w:rPr>
-                <w:rFonts w:ascii="Calibri" w:hAnsi="Calibri" w:eastAsia="Arial Unicode MS"/>
+                <w:rFonts w:ascii="Source Han Sans CN" w:hAnsi="Source Han Sans CN" w:eastAsia="Source Han Sans CN"/>
                 <w:b w:val="0"/>
                 <w:sz w:val="17"/>
               </w:rPr>
@@ -1143,7 +1143,7 @@
             <w:r/>
             <w:r>
               <w:rPr>
-                <w:rFonts w:ascii="Calibri" w:hAnsi="Calibri" w:eastAsia="Arial Unicode MS"/>
+                <w:rFonts w:ascii="Source Han Sans CN" w:hAnsi="Source Han Sans CN" w:eastAsia="Source Han Sans CN"/>
                 <w:b w:val="0"/>
                 <w:sz w:val="17"/>
               </w:rPr>
@@ -1163,7 +1163,7 @@
             <w:r/>
             <w:r>
               <w:rPr>
-                <w:rFonts w:ascii="Calibri" w:hAnsi="Calibri" w:eastAsia="Arial Unicode MS"/>
+                <w:rFonts w:ascii="Source Han Sans CN" w:hAnsi="Source Han Sans CN" w:eastAsia="Source Han Sans CN"/>
                 <w:b w:val="0"/>
                 <w:sz w:val="17"/>
               </w:rPr>
@@ -1185,7 +1185,7 @@
             <w:r/>
             <w:r>
               <w:rPr>
-                <w:rFonts w:ascii="Calibri" w:hAnsi="Calibri" w:eastAsia="Arial Unicode MS"/>
+                <w:rFonts w:ascii="Source Han Sans CN" w:hAnsi="Source Han Sans CN" w:eastAsia="Source Han Sans CN"/>
                 <w:b w:val="0"/>
                 <w:sz w:val="17"/>
               </w:rPr>
@@ -1205,7 +1205,7 @@
             <w:r/>
             <w:r>
               <w:rPr>
-                <w:rFonts w:ascii="Calibri" w:hAnsi="Calibri" w:eastAsia="Arial Unicode MS"/>
+                <w:rFonts w:ascii="Source Han Sans CN" w:hAnsi="Source Han Sans CN" w:eastAsia="Source Han Sans CN"/>
                 <w:b w:val="0"/>
                 <w:sz w:val="17"/>
               </w:rPr>
@@ -1225,7 +1225,7 @@
             <w:r/>
             <w:r>
               <w:rPr>
-                <w:rFonts w:ascii="Calibri" w:hAnsi="Calibri" w:eastAsia="Arial Unicode MS"/>
+                <w:rFonts w:ascii="Source Han Sans CN" w:hAnsi="Source Han Sans CN" w:eastAsia="Source Han Sans CN"/>
                 <w:b w:val="0"/>
                 <w:sz w:val="17"/>
               </w:rPr>
@@ -1245,7 +1245,7 @@
             <w:r/>
             <w:r>
               <w:rPr>
-                <w:rFonts w:ascii="Calibri" w:hAnsi="Calibri" w:eastAsia="Arial Unicode MS"/>
+                <w:rFonts w:ascii="Source Han Sans CN" w:hAnsi="Source Han Sans CN" w:eastAsia="Source Han Sans CN"/>
                 <w:b w:val="0"/>
                 <w:sz w:val="17"/>
               </w:rPr>
@@ -1265,7 +1265,7 @@
             <w:r/>
             <w:r>
               <w:rPr>
-                <w:rFonts w:ascii="Calibri" w:hAnsi="Calibri" w:eastAsia="Arial Unicode MS"/>
+                <w:rFonts w:ascii="Source Han Sans CN" w:hAnsi="Source Han Sans CN" w:eastAsia="Source Han Sans CN"/>
                 <w:b w:val="0"/>
                 <w:sz w:val="17"/>
               </w:rPr>
@@ -1285,7 +1285,7 @@
             <w:r/>
             <w:r>
               <w:rPr>
-                <w:rFonts w:ascii="Calibri" w:hAnsi="Calibri" w:eastAsia="Arial Unicode MS"/>
+                <w:rFonts w:ascii="Source Han Sans CN" w:hAnsi="Source Han Sans CN" w:eastAsia="Source Han Sans CN"/>
                 <w:b w:val="0"/>
                 <w:sz w:val="17"/>
               </w:rPr>
@@ -1305,7 +1305,7 @@
             <w:r/>
             <w:r>
               <w:rPr>
-                <w:rFonts w:ascii="Calibri" w:hAnsi="Calibri" w:eastAsia="Arial Unicode MS"/>
+                <w:rFonts w:ascii="Source Han Sans CN" w:hAnsi="Source Han Sans CN" w:eastAsia="Source Han Sans CN"/>
                 <w:b w:val="0"/>
                 <w:sz w:val="17"/>
               </w:rPr>
@@ -1327,7 +1327,7 @@
             <w:r/>
             <w:r>
               <w:rPr>
-                <w:rFonts w:ascii="Calibri" w:hAnsi="Calibri" w:eastAsia="Arial Unicode MS"/>
+                <w:rFonts w:ascii="Source Han Sans CN" w:hAnsi="Source Han Sans CN" w:eastAsia="Source Han Sans CN"/>
                 <w:b w:val="0"/>
                 <w:sz w:val="17"/>
               </w:rPr>
@@ -1347,7 +1347,7 @@
             <w:r/>
             <w:r>
               <w:rPr>
-                <w:rFonts w:ascii="Calibri" w:hAnsi="Calibri" w:eastAsia="Arial Unicode MS"/>
+                <w:rFonts w:ascii="Source Han Sans CN" w:hAnsi="Source Han Sans CN" w:eastAsia="Source Han Sans CN"/>
                 <w:b w:val="0"/>
                 <w:sz w:val="17"/>
               </w:rPr>
@@ -1367,7 +1367,7 @@
             <w:r/>
             <w:r>
               <w:rPr>
-                <w:rFonts w:ascii="Calibri" w:hAnsi="Calibri" w:eastAsia="Arial Unicode MS"/>
+                <w:rFonts w:ascii="Source Han Sans CN" w:hAnsi="Source Han Sans CN" w:eastAsia="Source Han Sans CN"/>
                 <w:b w:val="0"/>
                 <w:sz w:val="17"/>
               </w:rPr>
@@ -1387,7 +1387,7 @@
             <w:r/>
             <w:r>
               <w:rPr>
-                <w:rFonts w:ascii="Calibri" w:hAnsi="Calibri" w:eastAsia="Arial Unicode MS"/>
+                <w:rFonts w:ascii="Source Han Sans CN" w:hAnsi="Source Han Sans CN" w:eastAsia="Source Han Sans CN"/>
                 <w:b w:val="0"/>
                 <w:sz w:val="17"/>
               </w:rPr>
@@ -1407,7 +1407,7 @@
             <w:r/>
             <w:r>
               <w:rPr>
-                <w:rFonts w:ascii="Calibri" w:hAnsi="Calibri" w:eastAsia="Arial Unicode MS"/>
+                <w:rFonts w:ascii="Source Han Sans CN" w:hAnsi="Source Han Sans CN" w:eastAsia="Source Han Sans CN"/>
                 <w:b w:val="0"/>
                 <w:sz w:val="17"/>
               </w:rPr>
@@ -1427,7 +1427,7 @@
             <w:r/>
             <w:r>
               <w:rPr>
-                <w:rFonts w:ascii="Calibri" w:hAnsi="Calibri" w:eastAsia="Arial Unicode MS"/>
+                <w:rFonts w:ascii="Source Han Sans CN" w:hAnsi="Source Han Sans CN" w:eastAsia="Source Han Sans CN"/>
                 <w:b w:val="0"/>
                 <w:sz w:val="17"/>
               </w:rPr>
@@ -1447,7 +1447,7 @@
             <w:r/>
             <w:r>
               <w:rPr>
-                <w:rFonts w:ascii="Calibri" w:hAnsi="Calibri" w:eastAsia="Arial Unicode MS"/>
+                <w:rFonts w:ascii="Source Han Sans CN" w:hAnsi="Source Han Sans CN" w:eastAsia="Source Han Sans CN"/>
                 <w:b w:val="0"/>
                 <w:sz w:val="17"/>
               </w:rPr>
@@ -1469,7 +1469,7 @@
             <w:r/>
             <w:r>
               <w:rPr>
-                <w:rFonts w:ascii="Calibri" w:hAnsi="Calibri" w:eastAsia="Arial Unicode MS"/>
+                <w:rFonts w:ascii="Source Han Sans CN" w:hAnsi="Source Han Sans CN" w:eastAsia="Source Han Sans CN"/>
                 <w:b w:val="0"/>
                 <w:sz w:val="17"/>
               </w:rPr>
@@ -1489,7 +1489,7 @@
             <w:r/>
             <w:r>
               <w:rPr>
-                <w:rFonts w:ascii="Calibri" w:hAnsi="Calibri" w:eastAsia="Arial Unicode MS"/>
+                <w:rFonts w:ascii="Source Han Sans CN" w:hAnsi="Source Han Sans CN" w:eastAsia="Source Han Sans CN"/>
                 <w:b w:val="0"/>
                 <w:sz w:val="17"/>
               </w:rPr>
@@ -1509,7 +1509,7 @@
             <w:r/>
             <w:r>
               <w:rPr>
-                <w:rFonts w:ascii="Calibri" w:hAnsi="Calibri" w:eastAsia="Arial Unicode MS"/>
+                <w:rFonts w:ascii="Source Han Sans CN" w:hAnsi="Source Han Sans CN" w:eastAsia="Source Han Sans CN"/>
                 <w:b w:val="0"/>
                 <w:sz w:val="17"/>
               </w:rPr>
@@ -1529,7 +1529,7 @@
             <w:r/>
             <w:r>
               <w:rPr>
-                <w:rFonts w:ascii="Calibri" w:hAnsi="Calibri" w:eastAsia="Arial Unicode MS"/>
+                <w:rFonts w:ascii="Source Han Sans CN" w:hAnsi="Source Han Sans CN" w:eastAsia="Source Han Sans CN"/>
                 <w:b w:val="0"/>
                 <w:sz w:val="17"/>
               </w:rPr>
@@ -1549,7 +1549,7 @@
             <w:r/>
             <w:r>
               <w:rPr>
-                <w:rFonts w:ascii="Calibri" w:hAnsi="Calibri" w:eastAsia="Arial Unicode MS"/>
+                <w:rFonts w:ascii="Source Han Sans CN" w:hAnsi="Source Han Sans CN" w:eastAsia="Source Han Sans CN"/>
                 <w:b w:val="0"/>
                 <w:sz w:val="17"/>
               </w:rPr>
@@ -1569,7 +1569,7 @@
             <w:r/>
             <w:r>
               <w:rPr>
-                <w:rFonts w:ascii="Calibri" w:hAnsi="Calibri" w:eastAsia="Arial Unicode MS"/>
+                <w:rFonts w:ascii="Source Han Sans CN" w:hAnsi="Source Han Sans CN" w:eastAsia="Source Han Sans CN"/>
                 <w:b w:val="0"/>
                 <w:sz w:val="17"/>
               </w:rPr>
@@ -1589,7 +1589,7 @@
             <w:r/>
             <w:r>
               <w:rPr>
-                <w:rFonts w:ascii="Calibri" w:hAnsi="Calibri" w:eastAsia="Arial Unicode MS"/>
+                <w:rFonts w:ascii="Source Han Sans CN" w:hAnsi="Source Han Sans CN" w:eastAsia="Source Han Sans CN"/>
                 <w:b w:val="0"/>
                 <w:sz w:val="17"/>
               </w:rPr>
@@ -1611,7 +1611,7 @@
             <w:r/>
             <w:r>
               <w:rPr>
-                <w:rFonts w:ascii="Calibri" w:hAnsi="Calibri" w:eastAsia="Arial Unicode MS"/>
+                <w:rFonts w:ascii="Source Han Sans CN" w:hAnsi="Source Han Sans CN" w:eastAsia="Source Han Sans CN"/>
                 <w:b w:val="0"/>
                 <w:sz w:val="17"/>
               </w:rPr>
@@ -1631,7 +1631,7 @@
             <w:r/>
             <w:r>
               <w:rPr>
-                <w:rFonts w:ascii="Calibri" w:hAnsi="Calibri" w:eastAsia="Arial Unicode MS"/>
+                <w:rFonts w:ascii="Source Han Sans CN" w:hAnsi="Source Han Sans CN" w:eastAsia="Source Han Sans CN"/>
                 <w:b w:val="0"/>
                 <w:sz w:val="17"/>
               </w:rPr>
@@ -1651,7 +1651,7 @@
             <w:r/>
             <w:r>
               <w:rPr>
-                <w:rFonts w:ascii="Calibri" w:hAnsi="Calibri" w:eastAsia="Arial Unicode MS"/>
+                <w:rFonts w:ascii="Source Han Sans CN" w:hAnsi="Source Han Sans CN" w:eastAsia="Source Han Sans CN"/>
                 <w:b w:val="0"/>
                 <w:sz w:val="17"/>
               </w:rPr>
@@ -1671,7 +1671,7 @@
             <w:r/>
             <w:r>
               <w:rPr>
-                <w:rFonts w:ascii="Calibri" w:hAnsi="Calibri" w:eastAsia="Arial Unicode MS"/>
+                <w:rFonts w:ascii="Source Han Sans CN" w:hAnsi="Source Han Sans CN" w:eastAsia="Source Han Sans CN"/>
                 <w:b w:val="0"/>
                 <w:sz w:val="17"/>
               </w:rPr>
@@ -1691,7 +1691,7 @@
             <w:r/>
             <w:r>
               <w:rPr>
-                <w:rFonts w:ascii="Calibri" w:hAnsi="Calibri" w:eastAsia="Arial Unicode MS"/>
+                <w:rFonts w:ascii="Source Han Sans CN" w:hAnsi="Source Han Sans CN" w:eastAsia="Source Han Sans CN"/>
                 <w:b w:val="0"/>
                 <w:sz w:val="17"/>
               </w:rPr>
@@ -1711,7 +1711,7 @@
             <w:r/>
             <w:r>
               <w:rPr>
-                <w:rFonts w:ascii="Calibri" w:hAnsi="Calibri" w:eastAsia="Arial Unicode MS"/>
+                <w:rFonts w:ascii="Source Han Sans CN" w:hAnsi="Source Han Sans CN" w:eastAsia="Source Han Sans CN"/>
                 <w:b w:val="0"/>
                 <w:sz w:val="17"/>
               </w:rPr>
@@ -1731,7 +1731,7 @@
             <w:r/>
             <w:r>
               <w:rPr>
-                <w:rFonts w:ascii="Calibri" w:hAnsi="Calibri" w:eastAsia="Arial Unicode MS"/>
+                <w:rFonts w:ascii="Source Han Sans CN" w:hAnsi="Source Han Sans CN" w:eastAsia="Source Han Sans CN"/>
                 <w:b w:val="0"/>
                 <w:sz w:val="17"/>
               </w:rPr>
@@ -1753,7 +1753,7 @@
             <w:r/>
             <w:r>
               <w:rPr>
-                <w:rFonts w:ascii="Calibri" w:hAnsi="Calibri" w:eastAsia="Arial Unicode MS"/>
+                <w:rFonts w:ascii="Source Han Sans CN" w:hAnsi="Source Han Sans CN" w:eastAsia="Source Han Sans CN"/>
                 <w:b w:val="0"/>
                 <w:sz w:val="17"/>
               </w:rPr>
@@ -1773,7 +1773,7 @@
             <w:r/>
             <w:r>
               <w:rPr>
-                <w:rFonts w:ascii="Calibri" w:hAnsi="Calibri" w:eastAsia="Arial Unicode MS"/>
+                <w:rFonts w:ascii="Source Han Sans CN" w:hAnsi="Source Han Sans CN" w:eastAsia="Source Han Sans CN"/>
                 <w:b w:val="0"/>
                 <w:sz w:val="17"/>
               </w:rPr>
@@ -1793,7 +1793,7 @@
             <w:r/>
             <w:r>
               <w:rPr>
-                <w:rFonts w:ascii="Calibri" w:hAnsi="Calibri" w:eastAsia="Arial Unicode MS"/>
+                <w:rFonts w:ascii="Source Han Sans CN" w:hAnsi="Source Han Sans CN" w:eastAsia="Source Han Sans CN"/>
                 <w:b w:val="0"/>
                 <w:sz w:val="17"/>
               </w:rPr>
@@ -1813,7 +1813,7 @@
             <w:r/>
             <w:r>
               <w:rPr>
-                <w:rFonts w:ascii="Calibri" w:hAnsi="Calibri" w:eastAsia="Arial Unicode MS"/>
+                <w:rFonts w:ascii="Source Han Sans CN" w:hAnsi="Source Han Sans CN" w:eastAsia="Source Han Sans CN"/>
                 <w:b w:val="0"/>
                 <w:sz w:val="17"/>
               </w:rPr>
@@ -1833,7 +1833,7 @@
             <w:r/>
             <w:r>
               <w:rPr>
-                <w:rFonts w:ascii="Calibri" w:hAnsi="Calibri" w:eastAsia="Arial Unicode MS"/>
+                <w:rFonts w:ascii="Source Han Sans CN" w:hAnsi="Source Han Sans CN" w:eastAsia="Source Han Sans CN"/>
                 <w:b w:val="0"/>
                 <w:sz w:val="17"/>
               </w:rPr>
@@ -1853,7 +1853,7 @@
             <w:r/>
             <w:r>
               <w:rPr>
-                <w:rFonts w:ascii="Calibri" w:hAnsi="Calibri" w:eastAsia="Arial Unicode MS"/>
+                <w:rFonts w:ascii="Source Han Sans CN" w:hAnsi="Source Han Sans CN" w:eastAsia="Source Han Sans CN"/>
                 <w:b w:val="0"/>
                 <w:sz w:val="17"/>
               </w:rPr>
@@ -1873,7 +1873,7 @@
             <w:r/>
             <w:r>
               <w:rPr>
-                <w:rFonts w:ascii="Calibri" w:hAnsi="Calibri" w:eastAsia="Arial Unicode MS"/>
+                <w:rFonts w:ascii="Source Han Sans CN" w:hAnsi="Source Han Sans CN" w:eastAsia="Source Han Sans CN"/>
                 <w:b w:val="0"/>
                 <w:sz w:val="17"/>
               </w:rPr>
@@ -1895,7 +1895,7 @@
             <w:r/>
             <w:r>
               <w:rPr>
-                <w:rFonts w:ascii="Calibri" w:hAnsi="Calibri" w:eastAsia="Arial Unicode MS"/>
+                <w:rFonts w:ascii="Source Han Sans CN" w:hAnsi="Source Han Sans CN" w:eastAsia="Source Han Sans CN"/>
                 <w:b w:val="0"/>
                 <w:sz w:val="17"/>
               </w:rPr>
@@ -1915,7 +1915,7 @@
             <w:r/>
             <w:r>
               <w:rPr>
-                <w:rFonts w:ascii="Calibri" w:hAnsi="Calibri" w:eastAsia="Arial Unicode MS"/>
+                <w:rFonts w:ascii="Source Han Sans CN" w:hAnsi="Source Han Sans CN" w:eastAsia="Source Han Sans CN"/>
                 <w:b w:val="0"/>
                 <w:sz w:val="17"/>
               </w:rPr>
@@ -1935,7 +1935,7 @@
             <w:r/>
             <w:r>
               <w:rPr>
-                <w:rFonts w:ascii="Calibri" w:hAnsi="Calibri" w:eastAsia="Arial Unicode MS"/>
+                <w:rFonts w:ascii="Source Han Sans CN" w:hAnsi="Source Han Sans CN" w:eastAsia="Source Han Sans CN"/>
                 <w:b w:val="0"/>
                 <w:sz w:val="17"/>
               </w:rPr>
@@ -1955,7 +1955,7 @@
             <w:r/>
             <w:r>
               <w:rPr>
-                <w:rFonts w:ascii="Calibri" w:hAnsi="Calibri" w:eastAsia="Arial Unicode MS"/>
+                <w:rFonts w:ascii="Source Han Sans CN" w:hAnsi="Source Han Sans CN" w:eastAsia="Source Han Sans CN"/>
                 <w:b w:val="0"/>
                 <w:sz w:val="17"/>
               </w:rPr>
@@ -1975,7 +1975,7 @@
             <w:r/>
             <w:r>
               <w:rPr>
-                <w:rFonts w:ascii="Calibri" w:hAnsi="Calibri" w:eastAsia="Arial Unicode MS"/>
+                <w:rFonts w:ascii="Source Han Sans CN" w:hAnsi="Source Han Sans CN" w:eastAsia="Source Han Sans CN"/>
                 <w:b w:val="0"/>
                 <w:sz w:val="17"/>
               </w:rPr>
@@ -1995,7 +1995,7 @@
             <w:r/>
             <w:r>
               <w:rPr>
-                <w:rFonts w:ascii="Calibri" w:hAnsi="Calibri" w:eastAsia="Arial Unicode MS"/>
+                <w:rFonts w:ascii="Source Han Sans CN" w:hAnsi="Source Han Sans CN" w:eastAsia="Source Han Sans CN"/>
                 <w:b w:val="0"/>
                 <w:sz w:val="17"/>
               </w:rPr>
@@ -2015,7 +2015,7 @@
             <w:r/>
             <w:r>
               <w:rPr>
-                <w:rFonts w:ascii="Calibri" w:hAnsi="Calibri" w:eastAsia="Arial Unicode MS"/>
+                <w:rFonts w:ascii="Source Han Sans CN" w:hAnsi="Source Han Sans CN" w:eastAsia="Source Han Sans CN"/>
                 <w:b w:val="0"/>
                 <w:sz w:val="17"/>
               </w:rPr>
@@ -2037,7 +2037,7 @@
             <w:r/>
             <w:r>
               <w:rPr>
-                <w:rFonts w:ascii="Calibri" w:hAnsi="Calibri" w:eastAsia="Arial Unicode MS"/>
+                <w:rFonts w:ascii="Source Han Sans CN" w:hAnsi="Source Han Sans CN" w:eastAsia="Source Han Sans CN"/>
                 <w:b w:val="0"/>
                 <w:sz w:val="17"/>
               </w:rPr>
@@ -2057,7 +2057,7 @@
             <w:r/>
             <w:r>
               <w:rPr>
-                <w:rFonts w:ascii="Calibri" w:hAnsi="Calibri" w:eastAsia="Arial Unicode MS"/>
+                <w:rFonts w:ascii="Source Han Sans CN" w:hAnsi="Source Han Sans CN" w:eastAsia="Source Han Sans CN"/>
                 <w:b w:val="0"/>
                 <w:sz w:val="17"/>
               </w:rPr>
@@ -2077,7 +2077,7 @@
             <w:r/>
             <w:r>
               <w:rPr>
-                <w:rFonts w:ascii="Calibri" w:hAnsi="Calibri" w:eastAsia="Arial Unicode MS"/>
+                <w:rFonts w:ascii="Source Han Sans CN" w:hAnsi="Source Han Sans CN" w:eastAsia="Source Han Sans CN"/>
                 <w:b w:val="0"/>
                 <w:sz w:val="17"/>
               </w:rPr>
@@ -2097,7 +2097,7 @@
             <w:r/>
             <w:r>
               <w:rPr>
-                <w:rFonts w:ascii="Calibri" w:hAnsi="Calibri" w:eastAsia="Arial Unicode MS"/>
+                <w:rFonts w:ascii="Source Han Sans CN" w:hAnsi="Source Han Sans CN" w:eastAsia="Source Han Sans CN"/>
                 <w:b w:val="0"/>
                 <w:sz w:val="17"/>
               </w:rPr>
@@ -2117,7 +2117,7 @@
             <w:r/>
             <w:r>
               <w:rPr>
-                <w:rFonts w:ascii="Calibri" w:hAnsi="Calibri" w:eastAsia="Arial Unicode MS"/>
+                <w:rFonts w:ascii="Source Han Sans CN" w:hAnsi="Source Han Sans CN" w:eastAsia="Source Han Sans CN"/>
                 <w:b w:val="0"/>
                 <w:sz w:val="17"/>
               </w:rPr>
@@ -2137,7 +2137,7 @@
             <w:r/>
             <w:r>
               <w:rPr>
-                <w:rFonts w:ascii="Calibri" w:hAnsi="Calibri" w:eastAsia="Arial Unicode MS"/>
+                <w:rFonts w:ascii="Source Han Sans CN" w:hAnsi="Source Han Sans CN" w:eastAsia="Source Han Sans CN"/>
                 <w:b w:val="0"/>
                 <w:sz w:val="17"/>
               </w:rPr>
@@ -2157,7 +2157,7 @@
             <w:r/>
             <w:r>
               <w:rPr>
-                <w:rFonts w:ascii="Calibri" w:hAnsi="Calibri" w:eastAsia="Arial Unicode MS"/>
+                <w:rFonts w:ascii="Source Han Sans CN" w:hAnsi="Source Han Sans CN" w:eastAsia="Source Han Sans CN"/>
                 <w:b w:val="0"/>
                 <w:sz w:val="17"/>
               </w:rPr>
@@ -2179,7 +2179,7 @@
             <w:r/>
             <w:r>
               <w:rPr>
-                <w:rFonts w:ascii="Calibri" w:hAnsi="Calibri" w:eastAsia="Arial Unicode MS"/>
+                <w:rFonts w:ascii="Source Han Sans CN" w:hAnsi="Source Han Sans CN" w:eastAsia="Source Han Sans CN"/>
                 <w:b w:val="0"/>
                 <w:sz w:val="17"/>
               </w:rPr>
@@ -2199,7 +2199,7 @@
             <w:r/>
             <w:r>
               <w:rPr>
-                <w:rFonts w:ascii="Calibri" w:hAnsi="Calibri" w:eastAsia="Arial Unicode MS"/>
+                <w:rFonts w:ascii="Source Han Sans CN" w:hAnsi="Source Han Sans CN" w:eastAsia="Source Han Sans CN"/>
                 <w:b w:val="0"/>
                 <w:sz w:val="17"/>
               </w:rPr>
@@ -2219,7 +2219,7 @@
             <w:r/>
             <w:r>
               <w:rPr>
-                <w:rFonts w:ascii="Calibri" w:hAnsi="Calibri" w:eastAsia="Arial Unicode MS"/>
+                <w:rFonts w:ascii="Source Han Sans CN" w:hAnsi="Source Han Sans CN" w:eastAsia="Source Han Sans CN"/>
                 <w:b w:val="0"/>
                 <w:sz w:val="17"/>
               </w:rPr>
@@ -2239,7 +2239,7 @@
             <w:r/>
             <w:r>
               <w:rPr>
-                <w:rFonts w:ascii="Calibri" w:hAnsi="Calibri" w:eastAsia="Arial Unicode MS"/>
+                <w:rFonts w:ascii="Source Han Sans CN" w:hAnsi="Source Han Sans CN" w:eastAsia="Source Han Sans CN"/>
                 <w:b w:val="0"/>
                 <w:sz w:val="17"/>
               </w:rPr>
@@ -2259,7 +2259,7 @@
             <w:r/>
             <w:r>
               <w:rPr>
-                <w:rFonts w:ascii="Calibri" w:hAnsi="Calibri" w:eastAsia="Arial Unicode MS"/>
+                <w:rFonts w:ascii="Source Han Sans CN" w:hAnsi="Source Han Sans CN" w:eastAsia="Source Han Sans CN"/>
                 <w:b w:val="0"/>
                 <w:sz w:val="17"/>
               </w:rPr>
@@ -2279,7 +2279,7 @@
             <w:r/>
             <w:r>
               <w:rPr>
-                <w:rFonts w:ascii="Calibri" w:hAnsi="Calibri" w:eastAsia="Arial Unicode MS"/>
+                <w:rFonts w:ascii="Source Han Sans CN" w:hAnsi="Source Han Sans CN" w:eastAsia="Source Han Sans CN"/>
                 <w:b w:val="0"/>
                 <w:sz w:val="17"/>
               </w:rPr>
@@ -2299,7 +2299,7 @@
             <w:r/>
             <w:r>
               <w:rPr>
-                <w:rFonts w:ascii="Calibri" w:hAnsi="Calibri" w:eastAsia="Arial Unicode MS"/>
+                <w:rFonts w:ascii="Source Han Sans CN" w:hAnsi="Source Han Sans CN" w:eastAsia="Source Han Sans CN"/>
                 <w:b w:val="0"/>
                 <w:sz w:val="17"/>
               </w:rPr>
@@ -2321,7 +2321,7 @@
             <w:r/>
             <w:r>
               <w:rPr>
-                <w:rFonts w:ascii="Calibri" w:hAnsi="Calibri" w:eastAsia="Arial Unicode MS"/>
+                <w:rFonts w:ascii="Source Han Sans CN" w:hAnsi="Source Han Sans CN" w:eastAsia="Source Han Sans CN"/>
                 <w:b w:val="0"/>
                 <w:sz w:val="17"/>
               </w:rPr>
@@ -2341,7 +2341,7 @@
             <w:r/>
             <w:r>
               <w:rPr>
-                <w:rFonts w:ascii="Calibri" w:hAnsi="Calibri" w:eastAsia="Arial Unicode MS"/>
+                <w:rFonts w:ascii="Source Han Sans CN" w:hAnsi="Source Han Sans CN" w:eastAsia="Source Han Sans CN"/>
                 <w:b w:val="0"/>
                 <w:sz w:val="17"/>
               </w:rPr>
@@ -2361,7 +2361,7 @@
             <w:r/>
             <w:r>
               <w:rPr>
-                <w:rFonts w:ascii="Calibri" w:hAnsi="Calibri" w:eastAsia="Arial Unicode MS"/>
+                <w:rFonts w:ascii="Source Han Sans CN" w:hAnsi="Source Han Sans CN" w:eastAsia="Source Han Sans CN"/>
                 <w:b w:val="0"/>
                 <w:sz w:val="17"/>
               </w:rPr>
@@ -2381,7 +2381,7 @@
             <w:r/>
             <w:r>
               <w:rPr>
-                <w:rFonts w:ascii="Calibri" w:hAnsi="Calibri" w:eastAsia="Arial Unicode MS"/>
+                <w:rFonts w:ascii="Source Han Sans CN" w:hAnsi="Source Han Sans CN" w:eastAsia="Source Han Sans CN"/>
                 <w:b w:val="0"/>
                 <w:sz w:val="17"/>
               </w:rPr>
@@ -2401,7 +2401,7 @@
             <w:r/>
             <w:r>
               <w:rPr>
-                <w:rFonts w:ascii="Calibri" w:hAnsi="Calibri" w:eastAsia="Arial Unicode MS"/>
+                <w:rFonts w:ascii="Source Han Sans CN" w:hAnsi="Source Han Sans CN" w:eastAsia="Source Han Sans CN"/>
                 <w:b w:val="0"/>
                 <w:sz w:val="17"/>
               </w:rPr>
@@ -2421,7 +2421,7 @@
             <w:r/>
             <w:r>
               <w:rPr>
-                <w:rFonts w:ascii="Calibri" w:hAnsi="Calibri" w:eastAsia="Arial Unicode MS"/>
+                <w:rFonts w:ascii="Source Han Sans CN" w:hAnsi="Source Han Sans CN" w:eastAsia="Source Han Sans CN"/>
                 <w:b w:val="0"/>
                 <w:sz w:val="17"/>
               </w:rPr>
@@ -2441,7 +2441,7 @@
             <w:r/>
             <w:r>
               <w:rPr>
-                <w:rFonts w:ascii="Calibri" w:hAnsi="Calibri" w:eastAsia="Arial Unicode MS"/>
+                <w:rFonts w:ascii="Source Han Sans CN" w:hAnsi="Source Han Sans CN" w:eastAsia="Source Han Sans CN"/>
                 <w:b w:val="0"/>
                 <w:sz w:val="17"/>
               </w:rPr>
@@ -2463,7 +2463,7 @@
             <w:r/>
             <w:r>
               <w:rPr>
-                <w:rFonts w:ascii="Calibri" w:hAnsi="Calibri" w:eastAsia="Arial Unicode MS"/>
+                <w:rFonts w:ascii="Source Han Sans CN" w:hAnsi="Source Han Sans CN" w:eastAsia="Source Han Sans CN"/>
                 <w:b w:val="0"/>
                 <w:sz w:val="17"/>
               </w:rPr>
@@ -2483,7 +2483,7 @@
             <w:r/>
             <w:r>
               <w:rPr>
-                <w:rFonts w:ascii="Calibri" w:hAnsi="Calibri" w:eastAsia="Arial Unicode MS"/>
+                <w:rFonts w:ascii="Source Han Sans CN" w:hAnsi="Source Han Sans CN" w:eastAsia="Source Han Sans CN"/>
                 <w:b w:val="0"/>
                 <w:sz w:val="17"/>
               </w:rPr>
@@ -2503,7 +2503,7 @@
             <w:r/>
             <w:r>
               <w:rPr>
-                <w:rFonts w:ascii="Calibri" w:hAnsi="Calibri" w:eastAsia="Arial Unicode MS"/>
+                <w:rFonts w:ascii="Source Han Sans CN" w:hAnsi="Source Han Sans CN" w:eastAsia="Source Han Sans CN"/>
                 <w:b w:val="0"/>
                 <w:sz w:val="17"/>
               </w:rPr>
@@ -2523,7 +2523,7 @@
             <w:r/>
             <w:r>
               <w:rPr>
-                <w:rFonts w:ascii="Calibri" w:hAnsi="Calibri" w:eastAsia="Arial Unicode MS"/>
+                <w:rFonts w:ascii="Source Han Sans CN" w:hAnsi="Source Han Sans CN" w:eastAsia="Source Han Sans CN"/>
                 <w:b w:val="0"/>
                 <w:sz w:val="17"/>
               </w:rPr>
@@ -2543,7 +2543,7 @@
             <w:r/>
             <w:r>
               <w:rPr>
-                <w:rFonts w:ascii="Calibri" w:hAnsi="Calibri" w:eastAsia="Arial Unicode MS"/>
+                <w:rFonts w:ascii="Source Han Sans CN" w:hAnsi="Source Han Sans CN" w:eastAsia="Source Han Sans CN"/>
                 <w:b w:val="0"/>
                 <w:sz w:val="17"/>
               </w:rPr>
@@ -2563,7 +2563,7 @@
             <w:r/>
             <w:r>
               <w:rPr>
-                <w:rFonts w:ascii="Calibri" w:hAnsi="Calibri" w:eastAsia="Arial Unicode MS"/>
+                <w:rFonts w:ascii="Source Han Sans CN" w:hAnsi="Source Han Sans CN" w:eastAsia="Source Han Sans CN"/>
                 <w:b w:val="0"/>
                 <w:sz w:val="17"/>
               </w:rPr>
@@ -2583,7 +2583,7 @@
             <w:r/>
             <w:r>
               <w:rPr>
-                <w:rFonts w:ascii="Calibri" w:hAnsi="Calibri" w:eastAsia="Arial Unicode MS"/>
+                <w:rFonts w:ascii="Source Han Sans CN" w:hAnsi="Source Han Sans CN" w:eastAsia="Source Han Sans CN"/>
                 <w:b w:val="0"/>
                 <w:sz w:val="17"/>
               </w:rPr>
@@ -2605,7 +2605,7 @@
             <w:r/>
             <w:r>
               <w:rPr>
-                <w:rFonts w:ascii="Calibri" w:hAnsi="Calibri" w:eastAsia="Arial Unicode MS"/>
+                <w:rFonts w:ascii="Source Han Sans CN" w:hAnsi="Source Han Sans CN" w:eastAsia="Source Han Sans CN"/>
                 <w:b w:val="0"/>
                 <w:sz w:val="17"/>
               </w:rPr>
@@ -2625,7 +2625,7 @@
             <w:r/>
             <w:r>
               <w:rPr>
-                <w:rFonts w:ascii="Calibri" w:hAnsi="Calibri" w:eastAsia="Arial Unicode MS"/>
+                <w:rFonts w:ascii="Source Han Sans CN" w:hAnsi="Source Han Sans CN" w:eastAsia="Source Han Sans CN"/>
                 <w:b w:val="0"/>
                 <w:sz w:val="17"/>
               </w:rPr>
@@ -2645,7 +2645,7 @@
             <w:r/>
             <w:r>
               <w:rPr>
-                <w:rFonts w:ascii="Calibri" w:hAnsi="Calibri" w:eastAsia="Arial Unicode MS"/>
+                <w:rFonts w:ascii="Source Han Sans CN" w:hAnsi="Source Han Sans CN" w:eastAsia="Source Han Sans CN"/>
                 <w:b w:val="0"/>
                 <w:sz w:val="17"/>
               </w:rPr>
@@ -2665,7 +2665,7 @@
             <w:r/>
             <w:r>
               <w:rPr>
-                <w:rFonts w:ascii="Calibri" w:hAnsi="Calibri" w:eastAsia="Arial Unicode MS"/>
+                <w:rFonts w:ascii="Source Han Sans CN" w:hAnsi="Source Han Sans CN" w:eastAsia="Source Han Sans CN"/>
                 <w:b w:val="0"/>
                 <w:sz w:val="17"/>
               </w:rPr>
@@ -2685,7 +2685,7 @@
             <w:r/>
             <w:r>
               <w:rPr>
-                <w:rFonts w:ascii="Calibri" w:hAnsi="Calibri" w:eastAsia="Arial Unicode MS"/>
+                <w:rFonts w:ascii="Source Han Sans CN" w:hAnsi="Source Han Sans CN" w:eastAsia="Source Han Sans CN"/>
                 <w:b w:val="0"/>
                 <w:sz w:val="17"/>
               </w:rPr>
@@ -2705,7 +2705,7 @@
             <w:r/>
             <w:r>
               <w:rPr>
-                <w:rFonts w:ascii="Calibri" w:hAnsi="Calibri" w:eastAsia="Arial Unicode MS"/>
+                <w:rFonts w:ascii="Source Han Sans CN" w:hAnsi="Source Han Sans CN" w:eastAsia="Source Han Sans CN"/>
                 <w:b w:val="0"/>
                 <w:sz w:val="17"/>
               </w:rPr>
@@ -2725,7 +2725,7 @@
             <w:r/>
             <w:r>
               <w:rPr>
-                <w:rFonts w:ascii="Calibri" w:hAnsi="Calibri" w:eastAsia="Arial Unicode MS"/>
+                <w:rFonts w:ascii="Source Han Sans CN" w:hAnsi="Source Han Sans CN" w:eastAsia="Source Han Sans CN"/>
                 <w:b w:val="0"/>
                 <w:sz w:val="17"/>
               </w:rPr>
@@ -2747,7 +2747,7 @@
             <w:r/>
             <w:r>
               <w:rPr>
-                <w:rFonts w:ascii="Calibri" w:hAnsi="Calibri" w:eastAsia="Arial Unicode MS"/>
+                <w:rFonts w:ascii="Source Han Sans CN" w:hAnsi="Source Han Sans CN" w:eastAsia="Source Han Sans CN"/>
                 <w:b w:val="0"/>
                 <w:sz w:val="17"/>
               </w:rPr>
@@ -2767,7 +2767,7 @@
             <w:r/>
             <w:r>
               <w:rPr>
-                <w:rFonts w:ascii="Calibri" w:hAnsi="Calibri" w:eastAsia="Arial Unicode MS"/>
+                <w:rFonts w:ascii="Source Han Sans CN" w:hAnsi="Source Han Sans CN" w:eastAsia="Source Han Sans CN"/>
                 <w:b w:val="0"/>
                 <w:sz w:val="17"/>
               </w:rPr>
@@ -2787,7 +2787,7 @@
             <w:r/>
             <w:r>
               <w:rPr>
-                <w:rFonts w:ascii="Calibri" w:hAnsi="Calibri" w:eastAsia="Arial Unicode MS"/>
+                <w:rFonts w:ascii="Source Han Sans CN" w:hAnsi="Source Han Sans CN" w:eastAsia="Source Han Sans CN"/>
                 <w:b w:val="0"/>
                 <w:sz w:val="17"/>
               </w:rPr>
@@ -2807,7 +2807,7 @@
             <w:r/>
             <w:r>
               <w:rPr>
-                <w:rFonts w:ascii="Calibri" w:hAnsi="Calibri" w:eastAsia="Arial Unicode MS"/>
+                <w:rFonts w:ascii="Source Han Sans CN" w:hAnsi="Source Han Sans CN" w:eastAsia="Source Han Sans CN"/>
                 <w:b w:val="0"/>
                 <w:sz w:val="17"/>
               </w:rPr>
@@ -2827,7 +2827,7 @@
             <w:r/>
             <w:r>
               <w:rPr>
-                <w:rFonts w:ascii="Calibri" w:hAnsi="Calibri" w:eastAsia="Arial Unicode MS"/>
+                <w:rFonts w:ascii="Source Han Sans CN" w:hAnsi="Source Han Sans CN" w:eastAsia="Source Han Sans CN"/>
                 <w:b w:val="0"/>
                 <w:sz w:val="17"/>
               </w:rPr>
@@ -2847,7 +2847,7 @@
             <w:r/>
             <w:r>
               <w:rPr>
-                <w:rFonts w:ascii="Calibri" w:hAnsi="Calibri" w:eastAsia="Arial Unicode MS"/>
+                <w:rFonts w:ascii="Source Han Sans CN" w:hAnsi="Source Han Sans CN" w:eastAsia="Source Han Sans CN"/>
                 <w:b w:val="0"/>
                 <w:sz w:val="17"/>
               </w:rPr>
@@ -2867,7 +2867,7 @@
             <w:r/>
             <w:r>
               <w:rPr>
-                <w:rFonts w:ascii="Calibri" w:hAnsi="Calibri" w:eastAsia="Arial Unicode MS"/>
+                <w:rFonts w:ascii="Source Han Sans CN" w:hAnsi="Source Han Sans CN" w:eastAsia="Source Han Sans CN"/>
                 <w:b w:val="0"/>
                 <w:sz w:val="17"/>
               </w:rPr>
@@ -2889,7 +2889,7 @@
             <w:r/>
             <w:r>
               <w:rPr>
-                <w:rFonts w:ascii="Calibri" w:hAnsi="Calibri" w:eastAsia="Arial Unicode MS"/>
+                <w:rFonts w:ascii="Source Han Sans CN" w:hAnsi="Source Han Sans CN" w:eastAsia="Source Han Sans CN"/>
                 <w:b w:val="0"/>
                 <w:sz w:val="17"/>
               </w:rPr>
@@ -2909,7 +2909,7 @@
             <w:r/>
             <w:r>
               <w:rPr>
-                <w:rFonts w:ascii="Calibri" w:hAnsi="Calibri" w:eastAsia="Arial Unicode MS"/>
+                <w:rFonts w:ascii="Source Han Sans CN" w:hAnsi="Source Han Sans CN" w:eastAsia="Source Han Sans CN"/>
                 <w:b w:val="0"/>
                 <w:sz w:val="17"/>
               </w:rPr>
@@ -2929,7 +2929,7 @@
             <w:r/>
             <w:r>
               <w:rPr>
-                <w:rFonts w:ascii="Calibri" w:hAnsi="Calibri" w:eastAsia="Arial Unicode MS"/>
+                <w:rFonts w:ascii="Source Han Sans CN" w:hAnsi="Source Han Sans CN" w:eastAsia="Source Han Sans CN"/>
                 <w:b w:val="0"/>
                 <w:sz w:val="17"/>
               </w:rPr>
@@ -2949,7 +2949,7 @@
             <w:r/>
             <w:r>
               <w:rPr>
-                <w:rFonts w:ascii="Calibri" w:hAnsi="Calibri" w:eastAsia="Arial Unicode MS"/>
+                <w:rFonts w:ascii="Source Han Sans CN" w:hAnsi="Source Han Sans CN" w:eastAsia="Source Han Sans CN"/>
                 <w:b w:val="0"/>
                 <w:sz w:val="17"/>
               </w:rPr>
@@ -2969,7 +2969,7 @@
             <w:r/>
             <w:r>
               <w:rPr>
-                <w:rFonts w:ascii="Calibri" w:hAnsi="Calibri" w:eastAsia="Arial Unicode MS"/>
+                <w:rFonts w:ascii="Source Han Sans CN" w:hAnsi="Source Han Sans CN" w:eastAsia="Source Han Sans CN"/>
                 <w:b w:val="0"/>
                 <w:sz w:val="17"/>
               </w:rPr>
@@ -2989,7 +2989,7 @@
             <w:r/>
             <w:r>
               <w:rPr>
-                <w:rFonts w:ascii="Calibri" w:hAnsi="Calibri" w:eastAsia="Arial Unicode MS"/>
+                <w:rFonts w:ascii="Source Han Sans CN" w:hAnsi="Source Han Sans CN" w:eastAsia="Source Han Sans CN"/>
                 <w:b w:val="0"/>
                 <w:sz w:val="17"/>
               </w:rPr>
@@ -3009,7 +3009,7 @@
             <w:r/>
             <w:r>
               <w:rPr>
-                <w:rFonts w:ascii="Calibri" w:hAnsi="Calibri" w:eastAsia="Arial Unicode MS"/>
+                <w:rFonts w:ascii="Source Han Sans CN" w:hAnsi="Source Han Sans CN" w:eastAsia="Source Han Sans CN"/>
                 <w:b w:val="0"/>
                 <w:sz w:val="17"/>
               </w:rPr>
@@ -3031,7 +3031,7 @@
             <w:r/>
             <w:r>
               <w:rPr>
-                <w:rFonts w:ascii="Calibri" w:hAnsi="Calibri" w:eastAsia="Arial Unicode MS"/>
+                <w:rFonts w:ascii="Source Han Sans CN" w:hAnsi="Source Han Sans CN" w:eastAsia="Source Han Sans CN"/>
                 <w:b w:val="0"/>
                 <w:sz w:val="17"/>
               </w:rPr>
@@ -3051,7 +3051,7 @@
             <w:r/>
             <w:r>
               <w:rPr>
-                <w:rFonts w:ascii="Calibri" w:hAnsi="Calibri" w:eastAsia="Arial Unicode MS"/>
+                <w:rFonts w:ascii="Source Han Sans CN" w:hAnsi="Source Han Sans CN" w:eastAsia="Source Han Sans CN"/>
                 <w:b w:val="0"/>
                 <w:sz w:val="17"/>
               </w:rPr>
@@ -3071,7 +3071,7 @@
             <w:r/>
             <w:r>
               <w:rPr>
-                <w:rFonts w:ascii="Calibri" w:hAnsi="Calibri" w:eastAsia="Arial Unicode MS"/>
+                <w:rFonts w:ascii="Source Han Sans CN" w:hAnsi="Source Han Sans CN" w:eastAsia="Source Han Sans CN"/>
                 <w:b w:val="0"/>
                 <w:sz w:val="17"/>
               </w:rPr>
@@ -3091,7 +3091,7 @@
             <w:r/>
             <w:r>
               <w:rPr>
-                <w:rFonts w:ascii="Calibri" w:hAnsi="Calibri" w:eastAsia="Arial Unicode MS"/>
+                <w:rFonts w:ascii="Source Han Sans CN" w:hAnsi="Source Han Sans CN" w:eastAsia="Source Han Sans CN"/>
                 <w:b w:val="0"/>
                 <w:sz w:val="17"/>
               </w:rPr>
@@ -3111,7 +3111,7 @@
             <w:r/>
             <w:r>
               <w:rPr>
-                <w:rFonts w:ascii="Calibri" w:hAnsi="Calibri" w:eastAsia="Arial Unicode MS"/>
+                <w:rFonts w:ascii="Source Han Sans CN" w:hAnsi="Source Han Sans CN" w:eastAsia="Source Han Sans CN"/>
                 <w:b w:val="0"/>
                 <w:sz w:val="17"/>
               </w:rPr>
@@ -3131,7 +3131,7 @@
             <w:r/>
             <w:r>
               <w:rPr>
-                <w:rFonts w:ascii="Calibri" w:hAnsi="Calibri" w:eastAsia="Arial Unicode MS"/>
+                <w:rFonts w:ascii="Source Han Sans CN" w:hAnsi="Source Han Sans CN" w:eastAsia="Source Han Sans CN"/>
                 <w:b w:val="0"/>
                 <w:sz w:val="17"/>
               </w:rPr>
@@ -3151,7 +3151,7 @@
             <w:r/>
             <w:r>
               <w:rPr>
-                <w:rFonts w:ascii="Calibri" w:hAnsi="Calibri" w:eastAsia="Arial Unicode MS"/>
+                <w:rFonts w:ascii="Source Han Sans CN" w:hAnsi="Source Han Sans CN" w:eastAsia="Source Han Sans CN"/>
                 <w:b w:val="0"/>
                 <w:sz w:val="17"/>
               </w:rPr>
@@ -3172,7 +3172,7 @@
       </w:pPr>
       <w:r>
         <w:rPr>
-          <w:rFonts w:ascii="Calibri" w:hAnsi="Calibri" w:eastAsia="Arial Unicode MS"/>
+          <w:rFonts w:ascii="Source Han Sans CN" w:hAnsi="Source Han Sans CN" w:eastAsia="Source Han Sans CN"/>
           <w:b/>
           <w:color w:val="1F4D78"/>
           <w:sz w:val="32"/>
@@ -3187,7 +3187,7 @@
       </w:pPr>
       <w:r>
         <w:rPr>
-          <w:rFonts w:ascii="Calibri" w:hAnsi="Calibri" w:eastAsia="Arial Unicode MS"/>
+          <w:rFonts w:ascii="Source Han Sans CN" w:hAnsi="Source Han Sans CN" w:eastAsia="Source Han Sans CN"/>
           <w:sz w:val="19"/>
         </w:rPr>
         <w:t>A股收盘：上证指数3967.13（+1.36%），沪深300 4796.50（+2.15%），创业板指3851.14（+3.43%），科创50 2009.73（+0.77%）；沪深两市成交额约2.70万亿元。</w:t>
@@ -3200,7 +3200,7 @@
       </w:pPr>
       <w:r>
         <w:rPr>
-          <w:rFonts w:ascii="Calibri" w:hAnsi="Calibri" w:eastAsia="Arial Unicode MS"/>
+          <w:rFonts w:ascii="Source Han Sans CN" w:hAnsi="Source Han Sans CN" w:eastAsia="Source Han Sans CN"/>
           <w:sz w:val="19"/>
         </w:rPr>
         <w:t>市场宽度：上证和深证成分统计合计上涨约3967家、下跌约1234家，满足强修复的广度条件，但不是所有主题同步修复。</w:t>
@@ -3213,7 +3213,7 @@
       </w:pPr>
       <w:r>
         <w:rPr>
-          <w:rFonts w:ascii="Calibri" w:hAnsi="Calibri" w:eastAsia="Arial Unicode MS"/>
+          <w:rFonts w:ascii="Source Han Sans CN" w:hAnsi="Source Han Sans CN" w:eastAsia="Source Han Sans CN"/>
           <w:sz w:val="19"/>
         </w:rPr>
         <w:t>港股：恒生指数24340.73（+0.52%），恒生科技指数4679.46（+0.06%），对A股科技修复的确认偏弱。</w:t>
@@ -3226,7 +3226,7 @@
       </w:pPr>
       <w:r>
         <w:rPr>
-          <w:rFonts w:ascii="Calibri" w:hAnsi="Calibri" w:eastAsia="Arial Unicode MS"/>
+          <w:rFonts w:ascii="Source Han Sans CN" w:hAnsi="Source Han Sans CN" w:eastAsia="Source Han Sans CN"/>
           <w:sz w:val="19"/>
         </w:rPr>
         <w:t>海外：前一美股交易日纳指-1.55%、标普500-0.79%，全球科技链仍是反方压力。</w:t>
@@ -3239,7 +3239,7 @@
       </w:pPr>
       <w:r>
         <w:rPr>
-          <w:rFonts w:ascii="Calibri" w:hAnsi="Calibri" w:eastAsia="Arial Unicode MS"/>
+          <w:rFonts w:ascii="Source Han Sans CN" w:hAnsi="Source Han Sans CN" w:eastAsia="Source Han Sans CN"/>
           <w:sz w:val="19"/>
         </w:rPr>
         <w:t>央行：7月14日9:20公告开展2365亿元7天期逆回购，中标利率1.40%，偏流动性呵护，但不能单独解释行业上涨。</w:t>
@@ -3251,7 +3251,7 @@
       </w:pPr>
       <w:r>
         <w:rPr>
-          <w:rFonts w:ascii="Calibri" w:hAnsi="Calibri" w:eastAsia="Arial Unicode MS"/>
+          <w:rFonts w:ascii="Source Han Sans CN" w:hAnsi="Source Han Sans CN" w:eastAsia="Source Han Sans CN"/>
           <w:b/>
           <w:color w:val="1F4D78"/>
           <w:sz w:val="32"/>
@@ -3287,7 +3287,7 @@
             <w:r/>
             <w:r>
               <w:rPr>
-                <w:rFonts w:ascii="Calibri" w:hAnsi="Calibri" w:eastAsia="Arial Unicode MS"/>
+                <w:rFonts w:ascii="Source Han Sans CN" w:hAnsi="Source Han Sans CN" w:eastAsia="Source Han Sans CN"/>
                 <w:b/>
                 <w:sz w:val="17"/>
               </w:rPr>
@@ -3308,7 +3308,7 @@
             <w:r/>
             <w:r>
               <w:rPr>
-                <w:rFonts w:ascii="Calibri" w:hAnsi="Calibri" w:eastAsia="Arial Unicode MS"/>
+                <w:rFonts w:ascii="Source Han Sans CN" w:hAnsi="Source Han Sans CN" w:eastAsia="Source Han Sans CN"/>
                 <w:b/>
                 <w:sz w:val="17"/>
               </w:rPr>
@@ -3329,7 +3329,7 @@
             <w:r/>
             <w:r>
               <w:rPr>
-                <w:rFonts w:ascii="Calibri" w:hAnsi="Calibri" w:eastAsia="Arial Unicode MS"/>
+                <w:rFonts w:ascii="Source Han Sans CN" w:hAnsi="Source Han Sans CN" w:eastAsia="Source Han Sans CN"/>
                 <w:b/>
                 <w:sz w:val="17"/>
               </w:rPr>
@@ -3350,7 +3350,7 @@
             <w:r/>
             <w:r>
               <w:rPr>
-                <w:rFonts w:ascii="Calibri" w:hAnsi="Calibri" w:eastAsia="Arial Unicode MS"/>
+                <w:rFonts w:ascii="Source Han Sans CN" w:hAnsi="Source Han Sans CN" w:eastAsia="Source Han Sans CN"/>
                 <w:b/>
                 <w:sz w:val="17"/>
               </w:rPr>
@@ -3371,7 +3371,7 @@
             <w:r/>
             <w:r>
               <w:rPr>
-                <w:rFonts w:ascii="Calibri" w:hAnsi="Calibri" w:eastAsia="Arial Unicode MS"/>
+                <w:rFonts w:ascii="Source Han Sans CN" w:hAnsi="Source Han Sans CN" w:eastAsia="Source Han Sans CN"/>
                 <w:b/>
                 <w:sz w:val="17"/>
               </w:rPr>
@@ -3393,7 +3393,7 @@
             <w:r/>
             <w:r>
               <w:rPr>
-                <w:rFonts w:ascii="Calibri" w:hAnsi="Calibri" w:eastAsia="Arial Unicode MS"/>
+                <w:rFonts w:ascii="Source Han Sans CN" w:hAnsi="Source Han Sans CN" w:eastAsia="Source Han Sans CN"/>
                 <w:b w:val="0"/>
                 <w:sz w:val="17"/>
               </w:rPr>
@@ -3413,7 +3413,7 @@
             <w:r/>
             <w:r>
               <w:rPr>
-                <w:rFonts w:ascii="Calibri" w:hAnsi="Calibri" w:eastAsia="Arial Unicode MS"/>
+                <w:rFonts w:ascii="Source Han Sans CN" w:hAnsi="Source Han Sans CN" w:eastAsia="Source Han Sans CN"/>
                 <w:b w:val="0"/>
                 <w:sz w:val="17"/>
               </w:rPr>
@@ -3433,7 +3433,7 @@
             <w:r/>
             <w:r>
               <w:rPr>
-                <w:rFonts w:ascii="Calibri" w:hAnsi="Calibri" w:eastAsia="Arial Unicode MS"/>
+                <w:rFonts w:ascii="Source Han Sans CN" w:hAnsi="Source Han Sans CN" w:eastAsia="Source Han Sans CN"/>
                 <w:b w:val="0"/>
                 <w:sz w:val="17"/>
               </w:rPr>
@@ -3453,7 +3453,7 @@
             <w:r/>
             <w:r>
               <w:rPr>
-                <w:rFonts w:ascii="Calibri" w:hAnsi="Calibri" w:eastAsia="Arial Unicode MS"/>
+                <w:rFonts w:ascii="Source Han Sans CN" w:hAnsi="Source Han Sans CN" w:eastAsia="Source Han Sans CN"/>
                 <w:b w:val="0"/>
                 <w:sz w:val="17"/>
               </w:rPr>
@@ -3473,7 +3473,7 @@
             <w:r/>
             <w:r>
               <w:rPr>
-                <w:rFonts w:ascii="Calibri" w:hAnsi="Calibri" w:eastAsia="Arial Unicode MS"/>
+                <w:rFonts w:ascii="Source Han Sans CN" w:hAnsi="Source Han Sans CN" w:eastAsia="Source Han Sans CN"/>
                 <w:b w:val="0"/>
                 <w:sz w:val="17"/>
               </w:rPr>
@@ -3495,7 +3495,7 @@
             <w:r/>
             <w:r>
               <w:rPr>
-                <w:rFonts w:ascii="Calibri" w:hAnsi="Calibri" w:eastAsia="Arial Unicode MS"/>
+                <w:rFonts w:ascii="Source Han Sans CN" w:hAnsi="Source Han Sans CN" w:eastAsia="Source Han Sans CN"/>
                 <w:b w:val="0"/>
                 <w:sz w:val="17"/>
               </w:rPr>
@@ -3515,7 +3515,7 @@
             <w:r/>
             <w:r>
               <w:rPr>
-                <w:rFonts w:ascii="Calibri" w:hAnsi="Calibri" w:eastAsia="Arial Unicode MS"/>
+                <w:rFonts w:ascii="Source Han Sans CN" w:hAnsi="Source Han Sans CN" w:eastAsia="Source Han Sans CN"/>
                 <w:b w:val="0"/>
                 <w:sz w:val="17"/>
               </w:rPr>
@@ -3535,7 +3535,7 @@
             <w:r/>
             <w:r>
               <w:rPr>
-                <w:rFonts w:ascii="Calibri" w:hAnsi="Calibri" w:eastAsia="Arial Unicode MS"/>
+                <w:rFonts w:ascii="Source Han Sans CN" w:hAnsi="Source Han Sans CN" w:eastAsia="Source Han Sans CN"/>
                 <w:b w:val="0"/>
                 <w:sz w:val="17"/>
               </w:rPr>
@@ -3555,7 +3555,7 @@
             <w:r/>
             <w:r>
               <w:rPr>
-                <w:rFonts w:ascii="Calibri" w:hAnsi="Calibri" w:eastAsia="Arial Unicode MS"/>
+                <w:rFonts w:ascii="Source Han Sans CN" w:hAnsi="Source Han Sans CN" w:eastAsia="Source Han Sans CN"/>
                 <w:b w:val="0"/>
                 <w:sz w:val="17"/>
               </w:rPr>
@@ -3575,7 +3575,7 @@
             <w:r/>
             <w:r>
               <w:rPr>
-                <w:rFonts w:ascii="Calibri" w:hAnsi="Calibri" w:eastAsia="Arial Unicode MS"/>
+                <w:rFonts w:ascii="Source Han Sans CN" w:hAnsi="Source Han Sans CN" w:eastAsia="Source Han Sans CN"/>
                 <w:b w:val="0"/>
                 <w:sz w:val="17"/>
               </w:rPr>
@@ -3597,7 +3597,7 @@
             <w:r/>
             <w:r>
               <w:rPr>
-                <w:rFonts w:ascii="Calibri" w:hAnsi="Calibri" w:eastAsia="Arial Unicode MS"/>
+                <w:rFonts w:ascii="Source Han Sans CN" w:hAnsi="Source Han Sans CN" w:eastAsia="Source Han Sans CN"/>
                 <w:b w:val="0"/>
                 <w:sz w:val="17"/>
               </w:rPr>
@@ -3617,7 +3617,7 @@
             <w:r/>
             <w:r>
               <w:rPr>
-                <w:rFonts w:ascii="Calibri" w:hAnsi="Calibri" w:eastAsia="Arial Unicode MS"/>
+                <w:rFonts w:ascii="Source Han Sans CN" w:hAnsi="Source Han Sans CN" w:eastAsia="Source Han Sans CN"/>
                 <w:b w:val="0"/>
                 <w:sz w:val="17"/>
               </w:rPr>
@@ -3637,7 +3637,7 @@
             <w:r/>
             <w:r>
               <w:rPr>
-                <w:rFonts w:ascii="Calibri" w:hAnsi="Calibri" w:eastAsia="Arial Unicode MS"/>
+                <w:rFonts w:ascii="Source Han Sans CN" w:hAnsi="Source Han Sans CN" w:eastAsia="Source Han Sans CN"/>
                 <w:b w:val="0"/>
                 <w:sz w:val="17"/>
               </w:rPr>
@@ -3657,7 +3657,7 @@
             <w:r/>
             <w:r>
               <w:rPr>
-                <w:rFonts w:ascii="Calibri" w:hAnsi="Calibri" w:eastAsia="Arial Unicode MS"/>
+                <w:rFonts w:ascii="Source Han Sans CN" w:hAnsi="Source Han Sans CN" w:eastAsia="Source Han Sans CN"/>
                 <w:b w:val="0"/>
                 <w:sz w:val="17"/>
               </w:rPr>
@@ -3677,7 +3677,7 @@
             <w:r/>
             <w:r>
               <w:rPr>
-                <w:rFonts w:ascii="Calibri" w:hAnsi="Calibri" w:eastAsia="Arial Unicode MS"/>
+                <w:rFonts w:ascii="Source Han Sans CN" w:hAnsi="Source Han Sans CN" w:eastAsia="Source Han Sans CN"/>
                 <w:b w:val="0"/>
                 <w:sz w:val="17"/>
               </w:rPr>
@@ -3699,7 +3699,7 @@
             <w:r/>
             <w:r>
               <w:rPr>
-                <w:rFonts w:ascii="Calibri" w:hAnsi="Calibri" w:eastAsia="Arial Unicode MS"/>
+                <w:rFonts w:ascii="Source Han Sans CN" w:hAnsi="Source Han Sans CN" w:eastAsia="Source Han Sans CN"/>
                 <w:b w:val="0"/>
                 <w:sz w:val="17"/>
               </w:rPr>
@@ -3719,7 +3719,7 @@
             <w:r/>
             <w:r>
               <w:rPr>
-                <w:rFonts w:ascii="Calibri" w:hAnsi="Calibri" w:eastAsia="Arial Unicode MS"/>
+                <w:rFonts w:ascii="Source Han Sans CN" w:hAnsi="Source Han Sans CN" w:eastAsia="Source Han Sans CN"/>
                 <w:b w:val="0"/>
                 <w:sz w:val="17"/>
               </w:rPr>
@@ -3739,7 +3739,7 @@
             <w:r/>
             <w:r>
               <w:rPr>
-                <w:rFonts w:ascii="Calibri" w:hAnsi="Calibri" w:eastAsia="Arial Unicode MS"/>
+                <w:rFonts w:ascii="Source Han Sans CN" w:hAnsi="Source Han Sans CN" w:eastAsia="Source Han Sans CN"/>
                 <w:b w:val="0"/>
                 <w:sz w:val="17"/>
               </w:rPr>
@@ -3759,7 +3759,7 @@
             <w:r/>
             <w:r>
               <w:rPr>
-                <w:rFonts w:ascii="Calibri" w:hAnsi="Calibri" w:eastAsia="Arial Unicode MS"/>
+                <w:rFonts w:ascii="Source Han Sans CN" w:hAnsi="Source Han Sans CN" w:eastAsia="Source Han Sans CN"/>
                 <w:b w:val="0"/>
                 <w:sz w:val="17"/>
               </w:rPr>
@@ -3779,7 +3779,7 @@
             <w:r/>
             <w:r>
               <w:rPr>
-                <w:rFonts w:ascii="Calibri" w:hAnsi="Calibri" w:eastAsia="Arial Unicode MS"/>
+                <w:rFonts w:ascii="Source Han Sans CN" w:hAnsi="Source Han Sans CN" w:eastAsia="Source Han Sans CN"/>
                 <w:b w:val="0"/>
                 <w:sz w:val="17"/>
               </w:rPr>
@@ -3801,7 +3801,7 @@
             <w:r/>
             <w:r>
               <w:rPr>
-                <w:rFonts w:ascii="Calibri" w:hAnsi="Calibri" w:eastAsia="Arial Unicode MS"/>
+                <w:rFonts w:ascii="Source Han Sans CN" w:hAnsi="Source Han Sans CN" w:eastAsia="Source Han Sans CN"/>
                 <w:b w:val="0"/>
                 <w:sz w:val="17"/>
               </w:rPr>
@@ -3821,7 +3821,7 @@
             <w:r/>
             <w:r>
               <w:rPr>
-                <w:rFonts w:ascii="Calibri" w:hAnsi="Calibri" w:eastAsia="Arial Unicode MS"/>
+                <w:rFonts w:ascii="Source Han Sans CN" w:hAnsi="Source Han Sans CN" w:eastAsia="Source Han Sans CN"/>
                 <w:b w:val="0"/>
                 <w:sz w:val="17"/>
               </w:rPr>
@@ -3841,7 +3841,7 @@
             <w:r/>
             <w:r>
               <w:rPr>
-                <w:rFonts w:ascii="Calibri" w:hAnsi="Calibri" w:eastAsia="Arial Unicode MS"/>
+                <w:rFonts w:ascii="Source Han Sans CN" w:hAnsi="Source Han Sans CN" w:eastAsia="Source Han Sans CN"/>
                 <w:b w:val="0"/>
                 <w:sz w:val="17"/>
               </w:rPr>
@@ -3861,7 +3861,7 @@
             <w:r/>
             <w:r>
               <w:rPr>
-                <w:rFonts w:ascii="Calibri" w:hAnsi="Calibri" w:eastAsia="Arial Unicode MS"/>
+                <w:rFonts w:ascii="Source Han Sans CN" w:hAnsi="Source Han Sans CN" w:eastAsia="Source Han Sans CN"/>
                 <w:b w:val="0"/>
                 <w:sz w:val="17"/>
               </w:rPr>
@@ -3881,7 +3881,7 @@
             <w:r/>
             <w:r>
               <w:rPr>
-                <w:rFonts w:ascii="Calibri" w:hAnsi="Calibri" w:eastAsia="Arial Unicode MS"/>
+                <w:rFonts w:ascii="Source Han Sans CN" w:hAnsi="Source Han Sans CN" w:eastAsia="Source Han Sans CN"/>
                 <w:b w:val="0"/>
                 <w:sz w:val="17"/>
               </w:rPr>
@@ -3902,7 +3902,7 @@
       </w:pPr>
       <w:r>
         <w:rPr>
-          <w:rFonts w:ascii="Calibri" w:hAnsi="Calibri" w:eastAsia="Arial Unicode MS"/>
+          <w:rFonts w:ascii="Source Han Sans CN" w:hAnsi="Source Han Sans CN" w:eastAsia="Source Han Sans CN"/>
           <w:b/>
           <w:color w:val="1F4D78"/>
           <w:sz w:val="32"/>
@@ -3942,7 +3942,7 @@
             <w:r/>
             <w:r>
               <w:rPr>
-                <w:rFonts w:ascii="Calibri" w:hAnsi="Calibri" w:eastAsia="Arial Unicode MS"/>
+                <w:rFonts w:ascii="Source Han Sans CN" w:hAnsi="Source Han Sans CN" w:eastAsia="Source Han Sans CN"/>
                 <w:b/>
                 <w:sz w:val="17"/>
               </w:rPr>
@@ -3963,7 +3963,7 @@
             <w:r/>
             <w:r>
               <w:rPr>
-                <w:rFonts w:ascii="Calibri" w:hAnsi="Calibri" w:eastAsia="Arial Unicode MS"/>
+                <w:rFonts w:ascii="Source Han Sans CN" w:hAnsi="Source Han Sans CN" w:eastAsia="Source Han Sans CN"/>
                 <w:b/>
                 <w:sz w:val="17"/>
               </w:rPr>
@@ -3984,7 +3984,7 @@
             <w:r/>
             <w:r>
               <w:rPr>
-                <w:rFonts w:ascii="Calibri" w:hAnsi="Calibri" w:eastAsia="Arial Unicode MS"/>
+                <w:rFonts w:ascii="Source Han Sans CN" w:hAnsi="Source Han Sans CN" w:eastAsia="Source Han Sans CN"/>
                 <w:b/>
                 <w:sz w:val="17"/>
               </w:rPr>
@@ -4005,7 +4005,7 @@
             <w:r/>
             <w:r>
               <w:rPr>
-                <w:rFonts w:ascii="Calibri" w:hAnsi="Calibri" w:eastAsia="Arial Unicode MS"/>
+                <w:rFonts w:ascii="Source Han Sans CN" w:hAnsi="Source Han Sans CN" w:eastAsia="Source Han Sans CN"/>
                 <w:b/>
                 <w:sz w:val="17"/>
               </w:rPr>
@@ -4026,7 +4026,7 @@
             <w:r/>
             <w:r>
               <w:rPr>
-                <w:rFonts w:ascii="Calibri" w:hAnsi="Calibri" w:eastAsia="Arial Unicode MS"/>
+                <w:rFonts w:ascii="Source Han Sans CN" w:hAnsi="Source Han Sans CN" w:eastAsia="Source Han Sans CN"/>
                 <w:b/>
                 <w:sz w:val="17"/>
               </w:rPr>
@@ -4047,7 +4047,7 @@
             <w:r/>
             <w:r>
               <w:rPr>
-                <w:rFonts w:ascii="Calibri" w:hAnsi="Calibri" w:eastAsia="Arial Unicode MS"/>
+                <w:rFonts w:ascii="Source Han Sans CN" w:hAnsi="Source Han Sans CN" w:eastAsia="Source Han Sans CN"/>
                 <w:b/>
                 <w:sz w:val="17"/>
               </w:rPr>
@@ -4068,7 +4068,7 @@
             <w:r/>
             <w:r>
               <w:rPr>
-                <w:rFonts w:ascii="Calibri" w:hAnsi="Calibri" w:eastAsia="Arial Unicode MS"/>
+                <w:rFonts w:ascii="Source Han Sans CN" w:hAnsi="Source Han Sans CN" w:eastAsia="Source Han Sans CN"/>
                 <w:b/>
                 <w:sz w:val="17"/>
               </w:rPr>
@@ -4089,7 +4089,7 @@
             <w:r/>
             <w:r>
               <w:rPr>
-                <w:rFonts w:ascii="Calibri" w:hAnsi="Calibri" w:eastAsia="Arial Unicode MS"/>
+                <w:rFonts w:ascii="Source Han Sans CN" w:hAnsi="Source Han Sans CN" w:eastAsia="Source Han Sans CN"/>
                 <w:b/>
                 <w:sz w:val="17"/>
               </w:rPr>
@@ -4110,7 +4110,7 @@
             <w:r/>
             <w:r>
               <w:rPr>
-                <w:rFonts w:ascii="Calibri" w:hAnsi="Calibri" w:eastAsia="Arial Unicode MS"/>
+                <w:rFonts w:ascii="Source Han Sans CN" w:hAnsi="Source Han Sans CN" w:eastAsia="Source Han Sans CN"/>
                 <w:b/>
                 <w:sz w:val="17"/>
               </w:rPr>
@@ -4132,7 +4132,7 @@
             <w:r/>
             <w:r>
               <w:rPr>
-                <w:rFonts w:ascii="Calibri" w:hAnsi="Calibri" w:eastAsia="Arial Unicode MS"/>
+                <w:rFonts w:ascii="Source Han Sans CN" w:hAnsi="Source Han Sans CN" w:eastAsia="Source Han Sans CN"/>
                 <w:b w:val="0"/>
                 <w:sz w:val="17"/>
               </w:rPr>
@@ -4152,7 +4152,7 @@
             <w:r/>
             <w:r>
               <w:rPr>
-                <w:rFonts w:ascii="Calibri" w:hAnsi="Calibri" w:eastAsia="Arial Unicode MS"/>
+                <w:rFonts w:ascii="Source Han Sans CN" w:hAnsi="Source Han Sans CN" w:eastAsia="Source Han Sans CN"/>
                 <w:b w:val="0"/>
                 <w:sz w:val="17"/>
               </w:rPr>
@@ -4172,7 +4172,7 @@
             <w:r/>
             <w:r>
               <w:rPr>
-                <w:rFonts w:ascii="Calibri" w:hAnsi="Calibri" w:eastAsia="Arial Unicode MS"/>
+                <w:rFonts w:ascii="Source Han Sans CN" w:hAnsi="Source Han Sans CN" w:eastAsia="Source Han Sans CN"/>
                 <w:b w:val="0"/>
                 <w:sz w:val="17"/>
               </w:rPr>
@@ -4192,7 +4192,7 @@
             <w:r/>
             <w:r>
               <w:rPr>
-                <w:rFonts w:ascii="Calibri" w:hAnsi="Calibri" w:eastAsia="Arial Unicode MS"/>
+                <w:rFonts w:ascii="Source Han Sans CN" w:hAnsi="Source Han Sans CN" w:eastAsia="Source Han Sans CN"/>
                 <w:b w:val="0"/>
                 <w:sz w:val="17"/>
               </w:rPr>
@@ -4212,7 +4212,7 @@
             <w:r/>
             <w:r>
               <w:rPr>
-                <w:rFonts w:ascii="Calibri" w:hAnsi="Calibri" w:eastAsia="Arial Unicode MS"/>
+                <w:rFonts w:ascii="Source Han Sans CN" w:hAnsi="Source Han Sans CN" w:eastAsia="Source Han Sans CN"/>
                 <w:b w:val="0"/>
                 <w:sz w:val="17"/>
               </w:rPr>
@@ -4232,7 +4232,7 @@
             <w:r/>
             <w:r>
               <w:rPr>
-                <w:rFonts w:ascii="Calibri" w:hAnsi="Calibri" w:eastAsia="Arial Unicode MS"/>
+                <w:rFonts w:ascii="Source Han Sans CN" w:hAnsi="Source Han Sans CN" w:eastAsia="Source Han Sans CN"/>
                 <w:b w:val="0"/>
                 <w:sz w:val="17"/>
               </w:rPr>
@@ -4252,7 +4252,7 @@
             <w:r/>
             <w:r>
               <w:rPr>
-                <w:rFonts w:ascii="Calibri" w:hAnsi="Calibri" w:eastAsia="Arial Unicode MS"/>
+                <w:rFonts w:ascii="Source Han Sans CN" w:hAnsi="Source Han Sans CN" w:eastAsia="Source Han Sans CN"/>
                 <w:b w:val="0"/>
                 <w:sz w:val="17"/>
               </w:rPr>
@@ -4272,7 +4272,7 @@
             <w:r/>
             <w:r>
               <w:rPr>
-                <w:rFonts w:ascii="Calibri" w:hAnsi="Calibri" w:eastAsia="Arial Unicode MS"/>
+                <w:rFonts w:ascii="Source Han Sans CN" w:hAnsi="Source Han Sans CN" w:eastAsia="Source Han Sans CN"/>
                 <w:b w:val="0"/>
                 <w:sz w:val="17"/>
               </w:rPr>
@@ -4292,7 +4292,7 @@
             <w:r/>
             <w:r>
               <w:rPr>
-                <w:rFonts w:ascii="Calibri" w:hAnsi="Calibri" w:eastAsia="Arial Unicode MS"/>
+                <w:rFonts w:ascii="Source Han Sans CN" w:hAnsi="Source Han Sans CN" w:eastAsia="Source Han Sans CN"/>
                 <w:b w:val="0"/>
                 <w:sz w:val="17"/>
               </w:rPr>
@@ -4314,7 +4314,7 @@
             <w:r/>
             <w:r>
               <w:rPr>
-                <w:rFonts w:ascii="Calibri" w:hAnsi="Calibri" w:eastAsia="Arial Unicode MS"/>
+                <w:rFonts w:ascii="Source Han Sans CN" w:hAnsi="Source Han Sans CN" w:eastAsia="Source Han Sans CN"/>
                 <w:b w:val="0"/>
                 <w:sz w:val="17"/>
               </w:rPr>
@@ -4334,7 +4334,7 @@
             <w:r/>
             <w:r>
               <w:rPr>
-                <w:rFonts w:ascii="Calibri" w:hAnsi="Calibri" w:eastAsia="Arial Unicode MS"/>
+                <w:rFonts w:ascii="Source Han Sans CN" w:hAnsi="Source Han Sans CN" w:eastAsia="Source Han Sans CN"/>
                 <w:b w:val="0"/>
                 <w:sz w:val="17"/>
               </w:rPr>
@@ -4354,7 +4354,7 @@
             <w:r/>
             <w:r>
               <w:rPr>
-                <w:rFonts w:ascii="Calibri" w:hAnsi="Calibri" w:eastAsia="Arial Unicode MS"/>
+                <w:rFonts w:ascii="Source Han Sans CN" w:hAnsi="Source Han Sans CN" w:eastAsia="Source Han Sans CN"/>
                 <w:b w:val="0"/>
                 <w:sz w:val="17"/>
               </w:rPr>
@@ -4374,7 +4374,7 @@
             <w:r/>
             <w:r>
               <w:rPr>
-                <w:rFonts w:ascii="Calibri" w:hAnsi="Calibri" w:eastAsia="Arial Unicode MS"/>
+                <w:rFonts w:ascii="Source Han Sans CN" w:hAnsi="Source Han Sans CN" w:eastAsia="Source Han Sans CN"/>
                 <w:b w:val="0"/>
                 <w:sz w:val="17"/>
               </w:rPr>
@@ -4394,7 +4394,7 @@
             <w:r/>
             <w:r>
               <w:rPr>
-                <w:rFonts w:ascii="Calibri" w:hAnsi="Calibri" w:eastAsia="Arial Unicode MS"/>
+                <w:rFonts w:ascii="Source Han Sans CN" w:hAnsi="Source Han Sans CN" w:eastAsia="Source Han Sans CN"/>
                 <w:b w:val="0"/>
                 <w:sz w:val="17"/>
               </w:rPr>
@@ -4414,7 +4414,7 @@
             <w:r/>
             <w:r>
               <w:rPr>
-                <w:rFonts w:ascii="Calibri" w:hAnsi="Calibri" w:eastAsia="Arial Unicode MS"/>
+                <w:rFonts w:ascii="Source Han Sans CN" w:hAnsi="Source Han Sans CN" w:eastAsia="Source Han Sans CN"/>
                 <w:b w:val="0"/>
                 <w:sz w:val="17"/>
               </w:rPr>
@@ -4434,7 +4434,7 @@
             <w:r/>
             <w:r>
               <w:rPr>
-                <w:rFonts w:ascii="Calibri" w:hAnsi="Calibri" w:eastAsia="Arial Unicode MS"/>
+                <w:rFonts w:ascii="Source Han Sans CN" w:hAnsi="Source Han Sans CN" w:eastAsia="Source Han Sans CN"/>
                 <w:b w:val="0"/>
                 <w:sz w:val="17"/>
               </w:rPr>
@@ -4454,7 +4454,7 @@
             <w:r/>
             <w:r>
               <w:rPr>
-                <w:rFonts w:ascii="Calibri" w:hAnsi="Calibri" w:eastAsia="Arial Unicode MS"/>
+                <w:rFonts w:ascii="Source Han Sans CN" w:hAnsi="Source Han Sans CN" w:eastAsia="Source Han Sans CN"/>
                 <w:b w:val="0"/>
                 <w:sz w:val="17"/>
               </w:rPr>
@@ -4474,7 +4474,7 @@
             <w:r/>
             <w:r>
               <w:rPr>
-                <w:rFonts w:ascii="Calibri" w:hAnsi="Calibri" w:eastAsia="Arial Unicode MS"/>
+                <w:rFonts w:ascii="Source Han Sans CN" w:hAnsi="Source Han Sans CN" w:eastAsia="Source Han Sans CN"/>
                 <w:b w:val="0"/>
                 <w:sz w:val="17"/>
               </w:rPr>
@@ -4496,7 +4496,7 @@
             <w:r/>
             <w:r>
               <w:rPr>
-                <w:rFonts w:ascii="Calibri" w:hAnsi="Calibri" w:eastAsia="Arial Unicode MS"/>
+                <w:rFonts w:ascii="Source Han Sans CN" w:hAnsi="Source Han Sans CN" w:eastAsia="Source Han Sans CN"/>
                 <w:b w:val="0"/>
                 <w:sz w:val="17"/>
               </w:rPr>
@@ -4516,7 +4516,7 @@
             <w:r/>
             <w:r>
               <w:rPr>
-                <w:rFonts w:ascii="Calibri" w:hAnsi="Calibri" w:eastAsia="Arial Unicode MS"/>
+                <w:rFonts w:ascii="Source Han Sans CN" w:hAnsi="Source Han Sans CN" w:eastAsia="Source Han Sans CN"/>
                 <w:b w:val="0"/>
                 <w:sz w:val="17"/>
               </w:rPr>
@@ -4536,7 +4536,7 @@
             <w:r/>
             <w:r>
               <w:rPr>
-                <w:rFonts w:ascii="Calibri" w:hAnsi="Calibri" w:eastAsia="Arial Unicode MS"/>
+                <w:rFonts w:ascii="Source Han Sans CN" w:hAnsi="Source Han Sans CN" w:eastAsia="Source Han Sans CN"/>
                 <w:b w:val="0"/>
                 <w:sz w:val="17"/>
               </w:rPr>
@@ -4556,7 +4556,7 @@
             <w:r/>
             <w:r>
               <w:rPr>
-                <w:rFonts w:ascii="Calibri" w:hAnsi="Calibri" w:eastAsia="Arial Unicode MS"/>
+                <w:rFonts w:ascii="Source Han Sans CN" w:hAnsi="Source Han Sans CN" w:eastAsia="Source Han Sans CN"/>
                 <w:b w:val="0"/>
                 <w:sz w:val="17"/>
               </w:rPr>
@@ -4576,7 +4576,7 @@
             <w:r/>
             <w:r>
               <w:rPr>
-                <w:rFonts w:ascii="Calibri" w:hAnsi="Calibri" w:eastAsia="Arial Unicode MS"/>
+                <w:rFonts w:ascii="Source Han Sans CN" w:hAnsi="Source Han Sans CN" w:eastAsia="Source Han Sans CN"/>
                 <w:b w:val="0"/>
                 <w:sz w:val="17"/>
               </w:rPr>
@@ -4596,7 +4596,7 @@
             <w:r/>
             <w:r>
               <w:rPr>
-                <w:rFonts w:ascii="Calibri" w:hAnsi="Calibri" w:eastAsia="Arial Unicode MS"/>
+                <w:rFonts w:ascii="Source Han Sans CN" w:hAnsi="Source Han Sans CN" w:eastAsia="Source Han Sans CN"/>
                 <w:b w:val="0"/>
                 <w:sz w:val="17"/>
               </w:rPr>
@@ -4616,7 +4616,7 @@
             <w:r/>
             <w:r>
               <w:rPr>
-                <w:rFonts w:ascii="Calibri" w:hAnsi="Calibri" w:eastAsia="Arial Unicode MS"/>
+                <w:rFonts w:ascii="Source Han Sans CN" w:hAnsi="Source Han Sans CN" w:eastAsia="Source Han Sans CN"/>
                 <w:b w:val="0"/>
                 <w:sz w:val="17"/>
               </w:rPr>
@@ -4636,7 +4636,7 @@
             <w:r/>
             <w:r>
               <w:rPr>
-                <w:rFonts w:ascii="Calibri" w:hAnsi="Calibri" w:eastAsia="Arial Unicode MS"/>
+                <w:rFonts w:ascii="Source Han Sans CN" w:hAnsi="Source Han Sans CN" w:eastAsia="Source Han Sans CN"/>
                 <w:b w:val="0"/>
                 <w:sz w:val="17"/>
               </w:rPr>
@@ -4656,7 +4656,7 @@
             <w:r/>
             <w:r>
               <w:rPr>
-                <w:rFonts w:ascii="Calibri" w:hAnsi="Calibri" w:eastAsia="Arial Unicode MS"/>
+                <w:rFonts w:ascii="Source Han Sans CN" w:hAnsi="Source Han Sans CN" w:eastAsia="Source Han Sans CN"/>
                 <w:b w:val="0"/>
                 <w:sz w:val="17"/>
               </w:rPr>
@@ -4678,7 +4678,7 @@
             <w:r/>
             <w:r>
               <w:rPr>
-                <w:rFonts w:ascii="Calibri" w:hAnsi="Calibri" w:eastAsia="Arial Unicode MS"/>
+                <w:rFonts w:ascii="Source Han Sans CN" w:hAnsi="Source Han Sans CN" w:eastAsia="Source Han Sans CN"/>
                 <w:b w:val="0"/>
                 <w:sz w:val="17"/>
               </w:rPr>
@@ -4698,7 +4698,7 @@
             <w:r/>
             <w:r>
               <w:rPr>
-                <w:rFonts w:ascii="Calibri" w:hAnsi="Calibri" w:eastAsia="Arial Unicode MS"/>
+                <w:rFonts w:ascii="Source Han Sans CN" w:hAnsi="Source Han Sans CN" w:eastAsia="Source Han Sans CN"/>
                 <w:b w:val="0"/>
                 <w:sz w:val="17"/>
               </w:rPr>
@@ -4718,7 +4718,7 @@
             <w:r/>
             <w:r>
               <w:rPr>
-                <w:rFonts w:ascii="Calibri" w:hAnsi="Calibri" w:eastAsia="Arial Unicode MS"/>
+                <w:rFonts w:ascii="Source Han Sans CN" w:hAnsi="Source Han Sans CN" w:eastAsia="Source Han Sans CN"/>
                 <w:b w:val="0"/>
                 <w:sz w:val="17"/>
               </w:rPr>
@@ -4738,7 +4738,7 @@
             <w:r/>
             <w:r>
               <w:rPr>
-                <w:rFonts w:ascii="Calibri" w:hAnsi="Calibri" w:eastAsia="Arial Unicode MS"/>
+                <w:rFonts w:ascii="Source Han Sans CN" w:hAnsi="Source Han Sans CN" w:eastAsia="Source Han Sans CN"/>
                 <w:b w:val="0"/>
                 <w:sz w:val="17"/>
               </w:rPr>
@@ -4758,7 +4758,7 @@
             <w:r/>
             <w:r>
               <w:rPr>
-                <w:rFonts w:ascii="Calibri" w:hAnsi="Calibri" w:eastAsia="Arial Unicode MS"/>
+                <w:rFonts w:ascii="Source Han Sans CN" w:hAnsi="Source Han Sans CN" w:eastAsia="Source Han Sans CN"/>
                 <w:b w:val="0"/>
                 <w:sz w:val="17"/>
               </w:rPr>
@@ -4778,7 +4778,7 @@
             <w:r/>
             <w:r>
               <w:rPr>
-                <w:rFonts w:ascii="Calibri" w:hAnsi="Calibri" w:eastAsia="Arial Unicode MS"/>
+                <w:rFonts w:ascii="Source Han Sans CN" w:hAnsi="Source Han Sans CN" w:eastAsia="Source Han Sans CN"/>
                 <w:b w:val="0"/>
                 <w:sz w:val="17"/>
               </w:rPr>
@@ -4798,7 +4798,7 @@
             <w:r/>
             <w:r>
               <w:rPr>
-                <w:rFonts w:ascii="Calibri" w:hAnsi="Calibri" w:eastAsia="Arial Unicode MS"/>
+                <w:rFonts w:ascii="Source Han Sans CN" w:hAnsi="Source Han Sans CN" w:eastAsia="Source Han Sans CN"/>
                 <w:b w:val="0"/>
                 <w:sz w:val="17"/>
               </w:rPr>
@@ -4818,7 +4818,7 @@
             <w:r/>
             <w:r>
               <w:rPr>
-                <w:rFonts w:ascii="Calibri" w:hAnsi="Calibri" w:eastAsia="Arial Unicode MS"/>
+                <w:rFonts w:ascii="Source Han Sans CN" w:hAnsi="Source Han Sans CN" w:eastAsia="Source Han Sans CN"/>
                 <w:b w:val="0"/>
                 <w:sz w:val="17"/>
               </w:rPr>
@@ -4838,7 +4838,7 @@
             <w:r/>
             <w:r>
               <w:rPr>
-                <w:rFonts w:ascii="Calibri" w:hAnsi="Calibri" w:eastAsia="Arial Unicode MS"/>
+                <w:rFonts w:ascii="Source Han Sans CN" w:hAnsi="Source Han Sans CN" w:eastAsia="Source Han Sans CN"/>
                 <w:b w:val="0"/>
                 <w:sz w:val="17"/>
               </w:rPr>
@@ -4860,7 +4860,7 @@
             <w:r/>
             <w:r>
               <w:rPr>
-                <w:rFonts w:ascii="Calibri" w:hAnsi="Calibri" w:eastAsia="Arial Unicode MS"/>
+                <w:rFonts w:ascii="Source Han Sans CN" w:hAnsi="Source Han Sans CN" w:eastAsia="Source Han Sans CN"/>
                 <w:b w:val="0"/>
                 <w:sz w:val="17"/>
               </w:rPr>
@@ -4880,7 +4880,7 @@
             <w:r/>
             <w:r>
               <w:rPr>
-                <w:rFonts w:ascii="Calibri" w:hAnsi="Calibri" w:eastAsia="Arial Unicode MS"/>
+                <w:rFonts w:ascii="Source Han Sans CN" w:hAnsi="Source Han Sans CN" w:eastAsia="Source Han Sans CN"/>
                 <w:b w:val="0"/>
                 <w:sz w:val="17"/>
               </w:rPr>
@@ -4900,7 +4900,7 @@
             <w:r/>
             <w:r>
               <w:rPr>
-                <w:rFonts w:ascii="Calibri" w:hAnsi="Calibri" w:eastAsia="Arial Unicode MS"/>
+                <w:rFonts w:ascii="Source Han Sans CN" w:hAnsi="Source Han Sans CN" w:eastAsia="Source Han Sans CN"/>
                 <w:b w:val="0"/>
                 <w:sz w:val="17"/>
               </w:rPr>
@@ -4920,7 +4920,7 @@
             <w:r/>
             <w:r>
               <w:rPr>
-                <w:rFonts w:ascii="Calibri" w:hAnsi="Calibri" w:eastAsia="Arial Unicode MS"/>
+                <w:rFonts w:ascii="Source Han Sans CN" w:hAnsi="Source Han Sans CN" w:eastAsia="Source Han Sans CN"/>
                 <w:b w:val="0"/>
                 <w:sz w:val="17"/>
               </w:rPr>
@@ -4940,7 +4940,7 @@
             <w:r/>
             <w:r>
               <w:rPr>
-                <w:rFonts w:ascii="Calibri" w:hAnsi="Calibri" w:eastAsia="Arial Unicode MS"/>
+                <w:rFonts w:ascii="Source Han Sans CN" w:hAnsi="Source Han Sans CN" w:eastAsia="Source Han Sans CN"/>
                 <w:b w:val="0"/>
                 <w:sz w:val="17"/>
               </w:rPr>
@@ -4960,7 +4960,7 @@
             <w:r/>
             <w:r>
               <w:rPr>
-                <w:rFonts w:ascii="Calibri" w:hAnsi="Calibri" w:eastAsia="Arial Unicode MS"/>
+                <w:rFonts w:ascii="Source Han Sans CN" w:hAnsi="Source Han Sans CN" w:eastAsia="Source Han Sans CN"/>
                 <w:b w:val="0"/>
                 <w:sz w:val="17"/>
               </w:rPr>
@@ -4980,7 +4980,7 @@
             <w:r/>
             <w:r>
               <w:rPr>
-                <w:rFonts w:ascii="Calibri" w:hAnsi="Calibri" w:eastAsia="Arial Unicode MS"/>
+                <w:rFonts w:ascii="Source Han Sans CN" w:hAnsi="Source Han Sans CN" w:eastAsia="Source Han Sans CN"/>
                 <w:b w:val="0"/>
                 <w:sz w:val="17"/>
               </w:rPr>
@@ -5000,7 +5000,7 @@
             <w:r/>
             <w:r>
               <w:rPr>
-                <w:rFonts w:ascii="Calibri" w:hAnsi="Calibri" w:eastAsia="Arial Unicode MS"/>
+                <w:rFonts w:ascii="Source Han Sans CN" w:hAnsi="Source Han Sans CN" w:eastAsia="Source Han Sans CN"/>
                 <w:b w:val="0"/>
                 <w:sz w:val="17"/>
               </w:rPr>
@@ -5020,7 +5020,7 @@
             <w:r/>
             <w:r>
               <w:rPr>
-                <w:rFonts w:ascii="Calibri" w:hAnsi="Calibri" w:eastAsia="Arial Unicode MS"/>
+                <w:rFonts w:ascii="Source Han Sans CN" w:hAnsi="Source Han Sans CN" w:eastAsia="Source Han Sans CN"/>
                 <w:b w:val="0"/>
                 <w:sz w:val="17"/>
               </w:rPr>
@@ -5042,7 +5042,7 @@
             <w:r/>
             <w:r>
               <w:rPr>
-                <w:rFonts w:ascii="Calibri" w:hAnsi="Calibri" w:eastAsia="Arial Unicode MS"/>
+                <w:rFonts w:ascii="Source Han Sans CN" w:hAnsi="Source Han Sans CN" w:eastAsia="Source Han Sans CN"/>
                 <w:b w:val="0"/>
                 <w:sz w:val="17"/>
               </w:rPr>
@@ -5062,7 +5062,7 @@
             <w:r/>
             <w:r>
               <w:rPr>
-                <w:rFonts w:ascii="Calibri" w:hAnsi="Calibri" w:eastAsia="Arial Unicode MS"/>
+                <w:rFonts w:ascii="Source Han Sans CN" w:hAnsi="Source Han Sans CN" w:eastAsia="Source Han Sans CN"/>
                 <w:b w:val="0"/>
                 <w:sz w:val="17"/>
               </w:rPr>
@@ -5082,7 +5082,7 @@
             <w:r/>
             <w:r>
               <w:rPr>
-                <w:rFonts w:ascii="Calibri" w:hAnsi="Calibri" w:eastAsia="Arial Unicode MS"/>
+                <w:rFonts w:ascii="Source Han Sans CN" w:hAnsi="Source Han Sans CN" w:eastAsia="Source Han Sans CN"/>
                 <w:b w:val="0"/>
                 <w:sz w:val="17"/>
               </w:rPr>
@@ -5102,7 +5102,7 @@
             <w:r/>
             <w:r>
               <w:rPr>
-                <w:rFonts w:ascii="Calibri" w:hAnsi="Calibri" w:eastAsia="Arial Unicode MS"/>
+                <w:rFonts w:ascii="Source Han Sans CN" w:hAnsi="Source Han Sans CN" w:eastAsia="Source Han Sans CN"/>
                 <w:b w:val="0"/>
                 <w:sz w:val="17"/>
               </w:rPr>
@@ -5122,7 +5122,7 @@
             <w:r/>
             <w:r>
               <w:rPr>
-                <w:rFonts w:ascii="Calibri" w:hAnsi="Calibri" w:eastAsia="Arial Unicode MS"/>
+                <w:rFonts w:ascii="Source Han Sans CN" w:hAnsi="Source Han Sans CN" w:eastAsia="Source Han Sans CN"/>
                 <w:b w:val="0"/>
                 <w:sz w:val="17"/>
               </w:rPr>
@@ -5142,7 +5142,7 @@
             <w:r/>
             <w:r>
               <w:rPr>
-                <w:rFonts w:ascii="Calibri" w:hAnsi="Calibri" w:eastAsia="Arial Unicode MS"/>
+                <w:rFonts w:ascii="Source Han Sans CN" w:hAnsi="Source Han Sans CN" w:eastAsia="Source Han Sans CN"/>
                 <w:b w:val="0"/>
                 <w:sz w:val="17"/>
               </w:rPr>
@@ -5162,7 +5162,7 @@
             <w:r/>
             <w:r>
               <w:rPr>
-                <w:rFonts w:ascii="Calibri" w:hAnsi="Calibri" w:eastAsia="Arial Unicode MS"/>
+                <w:rFonts w:ascii="Source Han Sans CN" w:hAnsi="Source Han Sans CN" w:eastAsia="Source Han Sans CN"/>
                 <w:b w:val="0"/>
                 <w:sz w:val="17"/>
               </w:rPr>
@@ -5182,7 +5182,7 @@
             <w:r/>
             <w:r>
               <w:rPr>
-                <w:rFonts w:ascii="Calibri" w:hAnsi="Calibri" w:eastAsia="Arial Unicode MS"/>
+                <w:rFonts w:ascii="Source Han Sans CN" w:hAnsi="Source Han Sans CN" w:eastAsia="Source Han Sans CN"/>
                 <w:b w:val="0"/>
                 <w:sz w:val="17"/>
               </w:rPr>
@@ -5202,7 +5202,7 @@
             <w:r/>
             <w:r>
               <w:rPr>
-                <w:rFonts w:ascii="Calibri" w:hAnsi="Calibri" w:eastAsia="Arial Unicode MS"/>
+                <w:rFonts w:ascii="Source Han Sans CN" w:hAnsi="Source Han Sans CN" w:eastAsia="Source Han Sans CN"/>
                 <w:b w:val="0"/>
                 <w:sz w:val="17"/>
               </w:rPr>
@@ -5224,7 +5224,7 @@
             <w:r/>
             <w:r>
               <w:rPr>
-                <w:rFonts w:ascii="Calibri" w:hAnsi="Calibri" w:eastAsia="Arial Unicode MS"/>
+                <w:rFonts w:ascii="Source Han Sans CN" w:hAnsi="Source Han Sans CN" w:eastAsia="Source Han Sans CN"/>
                 <w:b w:val="0"/>
                 <w:sz w:val="17"/>
               </w:rPr>
@@ -5244,7 +5244,7 @@
             <w:r/>
             <w:r>
               <w:rPr>
-                <w:rFonts w:ascii="Calibri" w:hAnsi="Calibri" w:eastAsia="Arial Unicode MS"/>
+                <w:rFonts w:ascii="Source Han Sans CN" w:hAnsi="Source Han Sans CN" w:eastAsia="Source Han Sans CN"/>
                 <w:b w:val="0"/>
                 <w:sz w:val="17"/>
               </w:rPr>
@@ -5264,7 +5264,7 @@
             <w:r/>
             <w:r>
               <w:rPr>
-                <w:rFonts w:ascii="Calibri" w:hAnsi="Calibri" w:eastAsia="Arial Unicode MS"/>
+                <w:rFonts w:ascii="Source Han Sans CN" w:hAnsi="Source Han Sans CN" w:eastAsia="Source Han Sans CN"/>
                 <w:b w:val="0"/>
                 <w:sz w:val="17"/>
               </w:rPr>
@@ -5284,7 +5284,7 @@
             <w:r/>
             <w:r>
               <w:rPr>
-                <w:rFonts w:ascii="Calibri" w:hAnsi="Calibri" w:eastAsia="Arial Unicode MS"/>
+                <w:rFonts w:ascii="Source Han Sans CN" w:hAnsi="Source Han Sans CN" w:eastAsia="Source Han Sans CN"/>
                 <w:b w:val="0"/>
                 <w:sz w:val="17"/>
               </w:rPr>
@@ -5304,7 +5304,7 @@
             <w:r/>
             <w:r>
               <w:rPr>
-                <w:rFonts w:ascii="Calibri" w:hAnsi="Calibri" w:eastAsia="Arial Unicode MS"/>
+                <w:rFonts w:ascii="Source Han Sans CN" w:hAnsi="Source Han Sans CN" w:eastAsia="Source Han Sans CN"/>
                 <w:b w:val="0"/>
                 <w:sz w:val="17"/>
               </w:rPr>
@@ -5324,7 +5324,7 @@
             <w:r/>
             <w:r>
               <w:rPr>
-                <w:rFonts w:ascii="Calibri" w:hAnsi="Calibri" w:eastAsia="Arial Unicode MS"/>
+                <w:rFonts w:ascii="Source Han Sans CN" w:hAnsi="Source Han Sans CN" w:eastAsia="Source Han Sans CN"/>
                 <w:b w:val="0"/>
                 <w:sz w:val="17"/>
               </w:rPr>
@@ -5344,7 +5344,7 @@
             <w:r/>
             <w:r>
               <w:rPr>
-                <w:rFonts w:ascii="Calibri" w:hAnsi="Calibri" w:eastAsia="Arial Unicode MS"/>
+                <w:rFonts w:ascii="Source Han Sans CN" w:hAnsi="Source Han Sans CN" w:eastAsia="Source Han Sans CN"/>
                 <w:b w:val="0"/>
                 <w:sz w:val="17"/>
               </w:rPr>
@@ -5364,7 +5364,7 @@
             <w:r/>
             <w:r>
               <w:rPr>
-                <w:rFonts w:ascii="Calibri" w:hAnsi="Calibri" w:eastAsia="Arial Unicode MS"/>
+                <w:rFonts w:ascii="Source Han Sans CN" w:hAnsi="Source Han Sans CN" w:eastAsia="Source Han Sans CN"/>
                 <w:b w:val="0"/>
                 <w:sz w:val="17"/>
               </w:rPr>
@@ -5384,7 +5384,7 @@
             <w:r/>
             <w:r>
               <w:rPr>
-                <w:rFonts w:ascii="Calibri" w:hAnsi="Calibri" w:eastAsia="Arial Unicode MS"/>
+                <w:rFonts w:ascii="Source Han Sans CN" w:hAnsi="Source Han Sans CN" w:eastAsia="Source Han Sans CN"/>
                 <w:b w:val="0"/>
                 <w:sz w:val="17"/>
               </w:rPr>
@@ -5406,7 +5406,7 @@
             <w:r/>
             <w:r>
               <w:rPr>
-                <w:rFonts w:ascii="Calibri" w:hAnsi="Calibri" w:eastAsia="Arial Unicode MS"/>
+                <w:rFonts w:ascii="Source Han Sans CN" w:hAnsi="Source Han Sans CN" w:eastAsia="Source Han Sans CN"/>
                 <w:b w:val="0"/>
                 <w:sz w:val="17"/>
               </w:rPr>
@@ -5426,7 +5426,7 @@
             <w:r/>
             <w:r>
               <w:rPr>
-                <w:rFonts w:ascii="Calibri" w:hAnsi="Calibri" w:eastAsia="Arial Unicode MS"/>
+                <w:rFonts w:ascii="Source Han Sans CN" w:hAnsi="Source Han Sans CN" w:eastAsia="Source Han Sans CN"/>
                 <w:b w:val="0"/>
                 <w:sz w:val="17"/>
               </w:rPr>
@@ -5446,7 +5446,7 @@
             <w:r/>
             <w:r>
               <w:rPr>
-                <w:rFonts w:ascii="Calibri" w:hAnsi="Calibri" w:eastAsia="Arial Unicode MS"/>
+                <w:rFonts w:ascii="Source Han Sans CN" w:hAnsi="Source Han Sans CN" w:eastAsia="Source Han Sans CN"/>
                 <w:b w:val="0"/>
                 <w:sz w:val="17"/>
               </w:rPr>
@@ -5466,7 +5466,7 @@
             <w:r/>
             <w:r>
               <w:rPr>
-                <w:rFonts w:ascii="Calibri" w:hAnsi="Calibri" w:eastAsia="Arial Unicode MS"/>
+                <w:rFonts w:ascii="Source Han Sans CN" w:hAnsi="Source Han Sans CN" w:eastAsia="Source Han Sans CN"/>
                 <w:b w:val="0"/>
                 <w:sz w:val="17"/>
               </w:rPr>
@@ -5486,7 +5486,7 @@
             <w:r/>
             <w:r>
               <w:rPr>
-                <w:rFonts w:ascii="Calibri" w:hAnsi="Calibri" w:eastAsia="Arial Unicode MS"/>
+                <w:rFonts w:ascii="Source Han Sans CN" w:hAnsi="Source Han Sans CN" w:eastAsia="Source Han Sans CN"/>
                 <w:b w:val="0"/>
                 <w:sz w:val="17"/>
               </w:rPr>
@@ -5506,7 +5506,7 @@
             <w:r/>
             <w:r>
               <w:rPr>
-                <w:rFonts w:ascii="Calibri" w:hAnsi="Calibri" w:eastAsia="Arial Unicode MS"/>
+                <w:rFonts w:ascii="Source Han Sans CN" w:hAnsi="Source Han Sans CN" w:eastAsia="Source Han Sans CN"/>
                 <w:b w:val="0"/>
                 <w:sz w:val="17"/>
               </w:rPr>
@@ -5526,7 +5526,7 @@
             <w:r/>
             <w:r>
               <w:rPr>
-                <w:rFonts w:ascii="Calibri" w:hAnsi="Calibri" w:eastAsia="Arial Unicode MS"/>
+                <w:rFonts w:ascii="Source Han Sans CN" w:hAnsi="Source Han Sans CN" w:eastAsia="Source Han Sans CN"/>
                 <w:b w:val="0"/>
                 <w:sz w:val="17"/>
               </w:rPr>
@@ -5546,7 +5546,7 @@
             <w:r/>
             <w:r>
               <w:rPr>
-                <w:rFonts w:ascii="Calibri" w:hAnsi="Calibri" w:eastAsia="Arial Unicode MS"/>
+                <w:rFonts w:ascii="Source Han Sans CN" w:hAnsi="Source Han Sans CN" w:eastAsia="Source Han Sans CN"/>
                 <w:b w:val="0"/>
                 <w:sz w:val="17"/>
               </w:rPr>
@@ -5566,7 +5566,7 @@
             <w:r/>
             <w:r>
               <w:rPr>
-                <w:rFonts w:ascii="Calibri" w:hAnsi="Calibri" w:eastAsia="Arial Unicode MS"/>
+                <w:rFonts w:ascii="Source Han Sans CN" w:hAnsi="Source Han Sans CN" w:eastAsia="Source Han Sans CN"/>
                 <w:b w:val="0"/>
                 <w:sz w:val="17"/>
               </w:rPr>
@@ -5588,7 +5588,7 @@
             <w:r/>
             <w:r>
               <w:rPr>
-                <w:rFonts w:ascii="Calibri" w:hAnsi="Calibri" w:eastAsia="Arial Unicode MS"/>
+                <w:rFonts w:ascii="Source Han Sans CN" w:hAnsi="Source Han Sans CN" w:eastAsia="Source Han Sans CN"/>
                 <w:b w:val="0"/>
                 <w:sz w:val="17"/>
               </w:rPr>
@@ -5608,7 +5608,7 @@
             <w:r/>
             <w:r>
               <w:rPr>
-                <w:rFonts w:ascii="Calibri" w:hAnsi="Calibri" w:eastAsia="Arial Unicode MS"/>
+                <w:rFonts w:ascii="Source Han Sans CN" w:hAnsi="Source Han Sans CN" w:eastAsia="Source Han Sans CN"/>
                 <w:b w:val="0"/>
                 <w:sz w:val="17"/>
               </w:rPr>
@@ -5628,7 +5628,7 @@
             <w:r/>
             <w:r>
               <w:rPr>
-                <w:rFonts w:ascii="Calibri" w:hAnsi="Calibri" w:eastAsia="Arial Unicode MS"/>
+                <w:rFonts w:ascii="Source Han Sans CN" w:hAnsi="Source Han Sans CN" w:eastAsia="Source Han Sans CN"/>
                 <w:b w:val="0"/>
                 <w:sz w:val="17"/>
               </w:rPr>
@@ -5648,7 +5648,7 @@
             <w:r/>
             <w:r>
               <w:rPr>
-                <w:rFonts w:ascii="Calibri" w:hAnsi="Calibri" w:eastAsia="Arial Unicode MS"/>
+                <w:rFonts w:ascii="Source Han Sans CN" w:hAnsi="Source Han Sans CN" w:eastAsia="Source Han Sans CN"/>
                 <w:b w:val="0"/>
                 <w:sz w:val="17"/>
               </w:rPr>
@@ -5668,7 +5668,7 @@
             <w:r/>
             <w:r>
               <w:rPr>
-                <w:rFonts w:ascii="Calibri" w:hAnsi="Calibri" w:eastAsia="Arial Unicode MS"/>
+                <w:rFonts w:ascii="Source Han Sans CN" w:hAnsi="Source Han Sans CN" w:eastAsia="Source Han Sans CN"/>
                 <w:b w:val="0"/>
                 <w:sz w:val="17"/>
               </w:rPr>
@@ -5688,7 +5688,7 @@
             <w:r/>
             <w:r>
               <w:rPr>
-                <w:rFonts w:ascii="Calibri" w:hAnsi="Calibri" w:eastAsia="Arial Unicode MS"/>
+                <w:rFonts w:ascii="Source Han Sans CN" w:hAnsi="Source Han Sans CN" w:eastAsia="Source Han Sans CN"/>
                 <w:b w:val="0"/>
                 <w:sz w:val="17"/>
               </w:rPr>
@@ -5708,7 +5708,7 @@
             <w:r/>
             <w:r>
               <w:rPr>
-                <w:rFonts w:ascii="Calibri" w:hAnsi="Calibri" w:eastAsia="Arial Unicode MS"/>
+                <w:rFonts w:ascii="Source Han Sans CN" w:hAnsi="Source Han Sans CN" w:eastAsia="Source Han Sans CN"/>
                 <w:b w:val="0"/>
                 <w:sz w:val="17"/>
               </w:rPr>
@@ -5728,7 +5728,7 @@
             <w:r/>
             <w:r>
               <w:rPr>
-                <w:rFonts w:ascii="Calibri" w:hAnsi="Calibri" w:eastAsia="Arial Unicode MS"/>
+                <w:rFonts w:ascii="Source Han Sans CN" w:hAnsi="Source Han Sans CN" w:eastAsia="Source Han Sans CN"/>
                 <w:b w:val="0"/>
                 <w:sz w:val="17"/>
               </w:rPr>
@@ -5748,7 +5748,7 @@
             <w:r/>
             <w:r>
               <w:rPr>
-                <w:rFonts w:ascii="Calibri" w:hAnsi="Calibri" w:eastAsia="Arial Unicode MS"/>
+                <w:rFonts w:ascii="Source Han Sans CN" w:hAnsi="Source Han Sans CN" w:eastAsia="Source Han Sans CN"/>
                 <w:b w:val="0"/>
                 <w:sz w:val="17"/>
               </w:rPr>
@@ -5769,7 +5769,7 @@
       </w:pPr>
       <w:r>
         <w:rPr>
-          <w:rFonts w:ascii="Calibri" w:hAnsi="Calibri" w:eastAsia="Arial Unicode MS"/>
+          <w:rFonts w:ascii="Source Han Sans CN" w:hAnsi="Source Han Sans CN" w:eastAsia="Source Han Sans CN"/>
           <w:b w:val="0"/>
           <w:sz w:val="20"/>
         </w:rPr>
@@ -5782,7 +5782,7 @@
       </w:pPr>
       <w:r>
         <w:rPr>
-          <w:rFonts w:ascii="Calibri" w:hAnsi="Calibri" w:eastAsia="Arial Unicode MS"/>
+          <w:rFonts w:ascii="Source Han Sans CN" w:hAnsi="Source Han Sans CN" w:eastAsia="Source Han Sans CN"/>
           <w:b/>
           <w:color w:val="1F4D78"/>
           <w:sz w:val="32"/>
@@ -5796,7 +5796,7 @@
       </w:pPr>
       <w:r>
         <w:rPr>
-          <w:rFonts w:ascii="Calibri" w:hAnsi="Calibri" w:eastAsia="Arial Unicode MS"/>
+          <w:rFonts w:ascii="Source Han Sans CN" w:hAnsi="Source Han Sans CN" w:eastAsia="Source Han Sans CN"/>
           <w:b w:val="0"/>
           <w:sz w:val="20"/>
         </w:rPr>
@@ -5831,7 +5831,7 @@
             <w:r/>
             <w:r>
               <w:rPr>
-                <w:rFonts w:ascii="Calibri" w:hAnsi="Calibri" w:eastAsia="Arial Unicode MS"/>
+                <w:rFonts w:ascii="Source Han Sans CN" w:hAnsi="Source Han Sans CN" w:eastAsia="Source Han Sans CN"/>
                 <w:b/>
                 <w:sz w:val="17"/>
               </w:rPr>
@@ -5852,7 +5852,7 @@
             <w:r/>
             <w:r>
               <w:rPr>
-                <w:rFonts w:ascii="Calibri" w:hAnsi="Calibri" w:eastAsia="Arial Unicode MS"/>
+                <w:rFonts w:ascii="Source Han Sans CN" w:hAnsi="Source Han Sans CN" w:eastAsia="Source Han Sans CN"/>
                 <w:b/>
                 <w:sz w:val="17"/>
               </w:rPr>
@@ -5873,7 +5873,7 @@
             <w:r/>
             <w:r>
               <w:rPr>
-                <w:rFonts w:ascii="Calibri" w:hAnsi="Calibri" w:eastAsia="Arial Unicode MS"/>
+                <w:rFonts w:ascii="Source Han Sans CN" w:hAnsi="Source Han Sans CN" w:eastAsia="Source Han Sans CN"/>
                 <w:b/>
                 <w:sz w:val="17"/>
               </w:rPr>
@@ -5894,7 +5894,7 @@
             <w:r/>
             <w:r>
               <w:rPr>
-                <w:rFonts w:ascii="Calibri" w:hAnsi="Calibri" w:eastAsia="Arial Unicode MS"/>
+                <w:rFonts w:ascii="Source Han Sans CN" w:hAnsi="Source Han Sans CN" w:eastAsia="Source Han Sans CN"/>
                 <w:b/>
                 <w:sz w:val="17"/>
               </w:rPr>
@@ -5915,7 +5915,7 @@
             <w:r/>
             <w:r>
               <w:rPr>
-                <w:rFonts w:ascii="Calibri" w:hAnsi="Calibri" w:eastAsia="Arial Unicode MS"/>
+                <w:rFonts w:ascii="Source Han Sans CN" w:hAnsi="Source Han Sans CN" w:eastAsia="Source Han Sans CN"/>
                 <w:b/>
                 <w:sz w:val="17"/>
               </w:rPr>
@@ -5937,7 +5937,7 @@
             <w:r/>
             <w:r>
               <w:rPr>
-                <w:rFonts w:ascii="Calibri" w:hAnsi="Calibri" w:eastAsia="Arial Unicode MS"/>
+                <w:rFonts w:ascii="Source Han Sans CN" w:hAnsi="Source Han Sans CN" w:eastAsia="Source Han Sans CN"/>
                 <w:b w:val="0"/>
                 <w:sz w:val="17"/>
               </w:rPr>
@@ -5957,7 +5957,7 @@
             <w:r/>
             <w:r>
               <w:rPr>
-                <w:rFonts w:ascii="Calibri" w:hAnsi="Calibri" w:eastAsia="Arial Unicode MS"/>
+                <w:rFonts w:ascii="Source Han Sans CN" w:hAnsi="Source Han Sans CN" w:eastAsia="Source Han Sans CN"/>
                 <w:b w:val="0"/>
                 <w:sz w:val="17"/>
               </w:rPr>
@@ -5977,7 +5977,7 @@
             <w:r/>
             <w:r>
               <w:rPr>
-                <w:rFonts w:ascii="Calibri" w:hAnsi="Calibri" w:eastAsia="Arial Unicode MS"/>
+                <w:rFonts w:ascii="Source Han Sans CN" w:hAnsi="Source Han Sans CN" w:eastAsia="Source Han Sans CN"/>
                 <w:b w:val="0"/>
                 <w:sz w:val="17"/>
               </w:rPr>
@@ -5997,7 +5997,7 @@
             <w:r/>
             <w:r>
               <w:rPr>
-                <w:rFonts w:ascii="Calibri" w:hAnsi="Calibri" w:eastAsia="Arial Unicode MS"/>
+                <w:rFonts w:ascii="Source Han Sans CN" w:hAnsi="Source Han Sans CN" w:eastAsia="Source Han Sans CN"/>
                 <w:b w:val="0"/>
                 <w:sz w:val="17"/>
               </w:rPr>
@@ -6017,7 +6017,7 @@
             <w:r/>
             <w:r>
               <w:rPr>
-                <w:rFonts w:ascii="Calibri" w:hAnsi="Calibri" w:eastAsia="Arial Unicode MS"/>
+                <w:rFonts w:ascii="Source Han Sans CN" w:hAnsi="Source Han Sans CN" w:eastAsia="Source Han Sans CN"/>
                 <w:b w:val="0"/>
                 <w:sz w:val="17"/>
               </w:rPr>
@@ -6039,7 +6039,7 @@
             <w:r/>
             <w:r>
               <w:rPr>
-                <w:rFonts w:ascii="Calibri" w:hAnsi="Calibri" w:eastAsia="Arial Unicode MS"/>
+                <w:rFonts w:ascii="Source Han Sans CN" w:hAnsi="Source Han Sans CN" w:eastAsia="Source Han Sans CN"/>
                 <w:b w:val="0"/>
                 <w:sz w:val="17"/>
               </w:rPr>
@@ -6059,7 +6059,7 @@
             <w:r/>
             <w:r>
               <w:rPr>
-                <w:rFonts w:ascii="Calibri" w:hAnsi="Calibri" w:eastAsia="Arial Unicode MS"/>
+                <w:rFonts w:ascii="Source Han Sans CN" w:hAnsi="Source Han Sans CN" w:eastAsia="Source Han Sans CN"/>
                 <w:b w:val="0"/>
                 <w:sz w:val="17"/>
               </w:rPr>
@@ -6079,7 +6079,7 @@
             <w:r/>
             <w:r>
               <w:rPr>
-                <w:rFonts w:ascii="Calibri" w:hAnsi="Calibri" w:eastAsia="Arial Unicode MS"/>
+                <w:rFonts w:ascii="Source Han Sans CN" w:hAnsi="Source Han Sans CN" w:eastAsia="Source Han Sans CN"/>
                 <w:b w:val="0"/>
                 <w:sz w:val="17"/>
               </w:rPr>
@@ -6099,7 +6099,7 @@
             <w:r/>
             <w:r>
               <w:rPr>
-                <w:rFonts w:ascii="Calibri" w:hAnsi="Calibri" w:eastAsia="Arial Unicode MS"/>
+                <w:rFonts w:ascii="Source Han Sans CN" w:hAnsi="Source Han Sans CN" w:eastAsia="Source Han Sans CN"/>
                 <w:b w:val="0"/>
                 <w:sz w:val="17"/>
               </w:rPr>
@@ -6119,7 +6119,7 @@
             <w:r/>
             <w:r>
               <w:rPr>
-                <w:rFonts w:ascii="Calibri" w:hAnsi="Calibri" w:eastAsia="Arial Unicode MS"/>
+                <w:rFonts w:ascii="Source Han Sans CN" w:hAnsi="Source Han Sans CN" w:eastAsia="Source Han Sans CN"/>
                 <w:b w:val="0"/>
                 <w:sz w:val="17"/>
               </w:rPr>
@@ -6141,7 +6141,7 @@
             <w:r/>
             <w:r>
               <w:rPr>
-                <w:rFonts w:ascii="Calibri" w:hAnsi="Calibri" w:eastAsia="Arial Unicode MS"/>
+                <w:rFonts w:ascii="Source Han Sans CN" w:hAnsi="Source Han Sans CN" w:eastAsia="Source Han Sans CN"/>
                 <w:b w:val="0"/>
                 <w:sz w:val="17"/>
               </w:rPr>
@@ -6161,7 +6161,7 @@
             <w:r/>
             <w:r>
               <w:rPr>
-                <w:rFonts w:ascii="Calibri" w:hAnsi="Calibri" w:eastAsia="Arial Unicode MS"/>
+                <w:rFonts w:ascii="Source Han Sans CN" w:hAnsi="Source Han Sans CN" w:eastAsia="Source Han Sans CN"/>
                 <w:b w:val="0"/>
                 <w:sz w:val="17"/>
               </w:rPr>
@@ -6181,7 +6181,7 @@
             <w:r/>
             <w:r>
               <w:rPr>
-                <w:rFonts w:ascii="Calibri" w:hAnsi="Calibri" w:eastAsia="Arial Unicode MS"/>
+                <w:rFonts w:ascii="Source Han Sans CN" w:hAnsi="Source Han Sans CN" w:eastAsia="Source Han Sans CN"/>
                 <w:b w:val="0"/>
                 <w:sz w:val="17"/>
               </w:rPr>
@@ -6201,7 +6201,7 @@
             <w:r/>
             <w:r>
               <w:rPr>
-                <w:rFonts w:ascii="Calibri" w:hAnsi="Calibri" w:eastAsia="Arial Unicode MS"/>
+                <w:rFonts w:ascii="Source Han Sans CN" w:hAnsi="Source Han Sans CN" w:eastAsia="Source Han Sans CN"/>
                 <w:b w:val="0"/>
                 <w:sz w:val="17"/>
               </w:rPr>
@@ -6221,7 +6221,7 @@
             <w:r/>
             <w:r>
               <w:rPr>
-                <w:rFonts w:ascii="Calibri" w:hAnsi="Calibri" w:eastAsia="Arial Unicode MS"/>
+                <w:rFonts w:ascii="Source Han Sans CN" w:hAnsi="Source Han Sans CN" w:eastAsia="Source Han Sans CN"/>
                 <w:b w:val="0"/>
                 <w:sz w:val="17"/>
               </w:rPr>
@@ -6243,7 +6243,7 @@
             <w:r/>
             <w:r>
               <w:rPr>
-                <w:rFonts w:ascii="Calibri" w:hAnsi="Calibri" w:eastAsia="Arial Unicode MS"/>
+                <w:rFonts w:ascii="Source Han Sans CN" w:hAnsi="Source Han Sans CN" w:eastAsia="Source Han Sans CN"/>
                 <w:b w:val="0"/>
                 <w:sz w:val="17"/>
               </w:rPr>
@@ -6263,7 +6263,7 @@
             <w:r/>
             <w:r>
               <w:rPr>
-                <w:rFonts w:ascii="Calibri" w:hAnsi="Calibri" w:eastAsia="Arial Unicode MS"/>
+                <w:rFonts w:ascii="Source Han Sans CN" w:hAnsi="Source Han Sans CN" w:eastAsia="Source Han Sans CN"/>
                 <w:b w:val="0"/>
                 <w:sz w:val="17"/>
               </w:rPr>
@@ -6283,7 +6283,7 @@
             <w:r/>
             <w:r>
               <w:rPr>
-                <w:rFonts w:ascii="Calibri" w:hAnsi="Calibri" w:eastAsia="Arial Unicode MS"/>
+                <w:rFonts w:ascii="Source Han Sans CN" w:hAnsi="Source Han Sans CN" w:eastAsia="Source Han Sans CN"/>
                 <w:b w:val="0"/>
                 <w:sz w:val="17"/>
               </w:rPr>
@@ -6303,7 +6303,7 @@
             <w:r/>
             <w:r>
               <w:rPr>
-                <w:rFonts w:ascii="Calibri" w:hAnsi="Calibri" w:eastAsia="Arial Unicode MS"/>
+                <w:rFonts w:ascii="Source Han Sans CN" w:hAnsi="Source Han Sans CN" w:eastAsia="Source Han Sans CN"/>
                 <w:b w:val="0"/>
                 <w:sz w:val="17"/>
               </w:rPr>
@@ -6323,7 +6323,7 @@
             <w:r/>
             <w:r>
               <w:rPr>
-                <w:rFonts w:ascii="Calibri" w:hAnsi="Calibri" w:eastAsia="Arial Unicode MS"/>
+                <w:rFonts w:ascii="Source Han Sans CN" w:hAnsi="Source Han Sans CN" w:eastAsia="Source Han Sans CN"/>
                 <w:b w:val="0"/>
                 <w:sz w:val="17"/>
               </w:rPr>
@@ -6345,7 +6345,7 @@
             <w:r/>
             <w:r>
               <w:rPr>
-                <w:rFonts w:ascii="Calibri" w:hAnsi="Calibri" w:eastAsia="Arial Unicode MS"/>
+                <w:rFonts w:ascii="Source Han Sans CN" w:hAnsi="Source Han Sans CN" w:eastAsia="Source Han Sans CN"/>
                 <w:b w:val="0"/>
                 <w:sz w:val="17"/>
               </w:rPr>
@@ -6365,7 +6365,7 @@
             <w:r/>
             <w:r>
               <w:rPr>
-                <w:rFonts w:ascii="Calibri" w:hAnsi="Calibri" w:eastAsia="Arial Unicode MS"/>
+                <w:rFonts w:ascii="Source Han Sans CN" w:hAnsi="Source Han Sans CN" w:eastAsia="Source Han Sans CN"/>
                 <w:b w:val="0"/>
                 <w:sz w:val="17"/>
               </w:rPr>
@@ -6385,7 +6385,7 @@
             <w:r/>
             <w:r>
               <w:rPr>
-                <w:rFonts w:ascii="Calibri" w:hAnsi="Calibri" w:eastAsia="Arial Unicode MS"/>
+                <w:rFonts w:ascii="Source Han Sans CN" w:hAnsi="Source Han Sans CN" w:eastAsia="Source Han Sans CN"/>
                 <w:b w:val="0"/>
                 <w:sz w:val="17"/>
               </w:rPr>
@@ -6405,7 +6405,7 @@
             <w:r/>
             <w:r>
               <w:rPr>
-                <w:rFonts w:ascii="Calibri" w:hAnsi="Calibri" w:eastAsia="Arial Unicode MS"/>
+                <w:rFonts w:ascii="Source Han Sans CN" w:hAnsi="Source Han Sans CN" w:eastAsia="Source Han Sans CN"/>
                 <w:b w:val="0"/>
                 <w:sz w:val="17"/>
               </w:rPr>
@@ -6425,7 +6425,7 @@
             <w:r/>
             <w:r>
               <w:rPr>
-                <w:rFonts w:ascii="Calibri" w:hAnsi="Calibri" w:eastAsia="Arial Unicode MS"/>
+                <w:rFonts w:ascii="Source Han Sans CN" w:hAnsi="Source Han Sans CN" w:eastAsia="Source Han Sans CN"/>
                 <w:b w:val="0"/>
                 <w:sz w:val="17"/>
               </w:rPr>
@@ -6446,7 +6446,7 @@
       </w:pPr>
       <w:r>
         <w:rPr>
-          <w:rFonts w:ascii="Calibri" w:hAnsi="Calibri" w:eastAsia="Arial Unicode MS"/>
+          <w:rFonts w:ascii="Source Han Sans CN" w:hAnsi="Source Han Sans CN" w:eastAsia="Source Han Sans CN"/>
           <w:b w:val="0"/>
           <w:sz w:val="20"/>
         </w:rPr>
@@ -6459,7 +6459,7 @@
       </w:pPr>
       <w:r>
         <w:rPr>
-          <w:rFonts w:ascii="Calibri" w:hAnsi="Calibri" w:eastAsia="Arial Unicode MS"/>
+          <w:rFonts w:ascii="Source Han Sans CN" w:hAnsi="Source Han Sans CN" w:eastAsia="Source Han Sans CN"/>
           <w:b/>
           <w:color w:val="1F4D78"/>
           <w:sz w:val="32"/>
@@ -6497,7 +6497,7 @@
             <w:r/>
             <w:r>
               <w:rPr>
-                <w:rFonts w:ascii="Calibri" w:hAnsi="Calibri" w:eastAsia="Arial Unicode MS"/>
+                <w:rFonts w:ascii="Source Han Sans CN" w:hAnsi="Source Han Sans CN" w:eastAsia="Source Han Sans CN"/>
                 <w:b/>
                 <w:sz w:val="17"/>
               </w:rPr>
@@ -6518,7 +6518,7 @@
             <w:r/>
             <w:r>
               <w:rPr>
-                <w:rFonts w:ascii="Calibri" w:hAnsi="Calibri" w:eastAsia="Arial Unicode MS"/>
+                <w:rFonts w:ascii="Source Han Sans CN" w:hAnsi="Source Han Sans CN" w:eastAsia="Source Han Sans CN"/>
                 <w:b/>
                 <w:sz w:val="17"/>
               </w:rPr>
@@ -6539,7 +6539,7 @@
             <w:r/>
             <w:r>
               <w:rPr>
-                <w:rFonts w:ascii="Calibri" w:hAnsi="Calibri" w:eastAsia="Arial Unicode MS"/>
+                <w:rFonts w:ascii="Source Han Sans CN" w:hAnsi="Source Han Sans CN" w:eastAsia="Source Han Sans CN"/>
                 <w:b/>
                 <w:sz w:val="17"/>
               </w:rPr>
@@ -6560,7 +6560,7 @@
             <w:r/>
             <w:r>
               <w:rPr>
-                <w:rFonts w:ascii="Calibri" w:hAnsi="Calibri" w:eastAsia="Arial Unicode MS"/>
+                <w:rFonts w:ascii="Source Han Sans CN" w:hAnsi="Source Han Sans CN" w:eastAsia="Source Han Sans CN"/>
                 <w:b/>
                 <w:sz w:val="17"/>
               </w:rPr>
@@ -6581,7 +6581,7 @@
             <w:r/>
             <w:r>
               <w:rPr>
-                <w:rFonts w:ascii="Calibri" w:hAnsi="Calibri" w:eastAsia="Arial Unicode MS"/>
+                <w:rFonts w:ascii="Source Han Sans CN" w:hAnsi="Source Han Sans CN" w:eastAsia="Source Han Sans CN"/>
                 <w:b/>
                 <w:sz w:val="17"/>
               </w:rPr>
@@ -6602,7 +6602,7 @@
             <w:r/>
             <w:r>
               <w:rPr>
-                <w:rFonts w:ascii="Calibri" w:hAnsi="Calibri" w:eastAsia="Arial Unicode MS"/>
+                <w:rFonts w:ascii="Source Han Sans CN" w:hAnsi="Source Han Sans CN" w:eastAsia="Source Han Sans CN"/>
                 <w:b/>
                 <w:sz w:val="17"/>
               </w:rPr>
@@ -6623,7 +6623,7 @@
             <w:r/>
             <w:r>
               <w:rPr>
-                <w:rFonts w:ascii="Calibri" w:hAnsi="Calibri" w:eastAsia="Arial Unicode MS"/>
+                <w:rFonts w:ascii="Source Han Sans CN" w:hAnsi="Source Han Sans CN" w:eastAsia="Source Han Sans CN"/>
                 <w:b/>
                 <w:sz w:val="17"/>
               </w:rPr>
@@ -6645,7 +6645,7 @@
             <w:r/>
             <w:r>
               <w:rPr>
-                <w:rFonts w:ascii="Calibri" w:hAnsi="Calibri" w:eastAsia="Arial Unicode MS"/>
+                <w:rFonts w:ascii="Source Han Sans CN" w:hAnsi="Source Han Sans CN" w:eastAsia="Source Han Sans CN"/>
                 <w:b w:val="0"/>
                 <w:sz w:val="17"/>
               </w:rPr>
@@ -6665,7 +6665,7 @@
             <w:r/>
             <w:r>
               <w:rPr>
-                <w:rFonts w:ascii="Calibri" w:hAnsi="Calibri" w:eastAsia="Arial Unicode MS"/>
+                <w:rFonts w:ascii="Source Han Sans CN" w:hAnsi="Source Han Sans CN" w:eastAsia="Source Han Sans CN"/>
                 <w:b w:val="0"/>
                 <w:sz w:val="17"/>
               </w:rPr>
@@ -6685,7 +6685,7 @@
             <w:r/>
             <w:r>
               <w:rPr>
-                <w:rFonts w:ascii="Calibri" w:hAnsi="Calibri" w:eastAsia="Arial Unicode MS"/>
+                <w:rFonts w:ascii="Source Han Sans CN" w:hAnsi="Source Han Sans CN" w:eastAsia="Source Han Sans CN"/>
                 <w:b w:val="0"/>
                 <w:sz w:val="17"/>
               </w:rPr>
@@ -6705,7 +6705,7 @@
             <w:r/>
             <w:r>
               <w:rPr>
-                <w:rFonts w:ascii="Calibri" w:hAnsi="Calibri" w:eastAsia="Arial Unicode MS"/>
+                <w:rFonts w:ascii="Source Han Sans CN" w:hAnsi="Source Han Sans CN" w:eastAsia="Source Han Sans CN"/>
                 <w:b w:val="0"/>
                 <w:sz w:val="17"/>
               </w:rPr>
@@ -6725,7 +6725,7 @@
             <w:r/>
             <w:r>
               <w:rPr>
-                <w:rFonts w:ascii="Calibri" w:hAnsi="Calibri" w:eastAsia="Arial Unicode MS"/>
+                <w:rFonts w:ascii="Source Han Sans CN" w:hAnsi="Source Han Sans CN" w:eastAsia="Source Han Sans CN"/>
                 <w:b w:val="0"/>
                 <w:sz w:val="17"/>
               </w:rPr>
@@ -6745,7 +6745,7 @@
             <w:r/>
             <w:r>
               <w:rPr>
-                <w:rFonts w:ascii="Calibri" w:hAnsi="Calibri" w:eastAsia="Arial Unicode MS"/>
+                <w:rFonts w:ascii="Source Han Sans CN" w:hAnsi="Source Han Sans CN" w:eastAsia="Source Han Sans CN"/>
                 <w:b w:val="0"/>
                 <w:sz w:val="17"/>
               </w:rPr>
@@ -6765,7 +6765,7 @@
             <w:r/>
             <w:r>
               <w:rPr>
-                <w:rFonts w:ascii="Calibri" w:hAnsi="Calibri" w:eastAsia="Arial Unicode MS"/>
+                <w:rFonts w:ascii="Source Han Sans CN" w:hAnsi="Source Han Sans CN" w:eastAsia="Source Han Sans CN"/>
                 <w:b w:val="0"/>
                 <w:sz w:val="17"/>
               </w:rPr>
@@ -6787,7 +6787,7 @@
             <w:r/>
             <w:r>
               <w:rPr>
-                <w:rFonts w:ascii="Calibri" w:hAnsi="Calibri" w:eastAsia="Arial Unicode MS"/>
+                <w:rFonts w:ascii="Source Han Sans CN" w:hAnsi="Source Han Sans CN" w:eastAsia="Source Han Sans CN"/>
                 <w:b w:val="0"/>
                 <w:sz w:val="17"/>
               </w:rPr>
@@ -6807,7 +6807,7 @@
             <w:r/>
             <w:r>
               <w:rPr>
-                <w:rFonts w:ascii="Calibri" w:hAnsi="Calibri" w:eastAsia="Arial Unicode MS"/>
+                <w:rFonts w:ascii="Source Han Sans CN" w:hAnsi="Source Han Sans CN" w:eastAsia="Source Han Sans CN"/>
                 <w:b w:val="0"/>
                 <w:sz w:val="17"/>
               </w:rPr>
@@ -6827,7 +6827,7 @@
             <w:r/>
             <w:r>
               <w:rPr>
-                <w:rFonts w:ascii="Calibri" w:hAnsi="Calibri" w:eastAsia="Arial Unicode MS"/>
+                <w:rFonts w:ascii="Source Han Sans CN" w:hAnsi="Source Han Sans CN" w:eastAsia="Source Han Sans CN"/>
                 <w:b w:val="0"/>
                 <w:sz w:val="17"/>
               </w:rPr>
@@ -6847,7 +6847,7 @@
             <w:r/>
             <w:r>
               <w:rPr>
-                <w:rFonts w:ascii="Calibri" w:hAnsi="Calibri" w:eastAsia="Arial Unicode MS"/>
+                <w:rFonts w:ascii="Source Han Sans CN" w:hAnsi="Source Han Sans CN" w:eastAsia="Source Han Sans CN"/>
                 <w:b w:val="0"/>
                 <w:sz w:val="17"/>
               </w:rPr>
@@ -6867,7 +6867,7 @@
             <w:r/>
             <w:r>
               <w:rPr>
-                <w:rFonts w:ascii="Calibri" w:hAnsi="Calibri" w:eastAsia="Arial Unicode MS"/>
+                <w:rFonts w:ascii="Source Han Sans CN" w:hAnsi="Source Han Sans CN" w:eastAsia="Source Han Sans CN"/>
                 <w:b w:val="0"/>
                 <w:sz w:val="17"/>
               </w:rPr>
@@ -6887,7 +6887,7 @@
             <w:r/>
             <w:r>
               <w:rPr>
-                <w:rFonts w:ascii="Calibri" w:hAnsi="Calibri" w:eastAsia="Arial Unicode MS"/>
+                <w:rFonts w:ascii="Source Han Sans CN" w:hAnsi="Source Han Sans CN" w:eastAsia="Source Han Sans CN"/>
                 <w:b w:val="0"/>
                 <w:sz w:val="17"/>
               </w:rPr>
@@ -6907,7 +6907,7 @@
             <w:r/>
             <w:r>
               <w:rPr>
-                <w:rFonts w:ascii="Calibri" w:hAnsi="Calibri" w:eastAsia="Arial Unicode MS"/>
+                <w:rFonts w:ascii="Source Han Sans CN" w:hAnsi="Source Han Sans CN" w:eastAsia="Source Han Sans CN"/>
                 <w:b w:val="0"/>
                 <w:sz w:val="17"/>
               </w:rPr>
@@ -6929,7 +6929,7 @@
             <w:r/>
             <w:r>
               <w:rPr>
-                <w:rFonts w:ascii="Calibri" w:hAnsi="Calibri" w:eastAsia="Arial Unicode MS"/>
+                <w:rFonts w:ascii="Source Han Sans CN" w:hAnsi="Source Han Sans CN" w:eastAsia="Source Han Sans CN"/>
                 <w:b w:val="0"/>
                 <w:sz w:val="17"/>
               </w:rPr>
@@ -6949,7 +6949,7 @@
             <w:r/>
             <w:r>
               <w:rPr>
-                <w:rFonts w:ascii="Calibri" w:hAnsi="Calibri" w:eastAsia="Arial Unicode MS"/>
+                <w:rFonts w:ascii="Source Han Sans CN" w:hAnsi="Source Han Sans CN" w:eastAsia="Source Han Sans CN"/>
                 <w:b w:val="0"/>
                 <w:sz w:val="17"/>
               </w:rPr>
@@ -6969,7 +6969,7 @@
             <w:r/>
             <w:r>
               <w:rPr>
-                <w:rFonts w:ascii="Calibri" w:hAnsi="Calibri" w:eastAsia="Arial Unicode MS"/>
+                <w:rFonts w:ascii="Source Han Sans CN" w:hAnsi="Source Han Sans CN" w:eastAsia="Source Han Sans CN"/>
                 <w:b w:val="0"/>
                 <w:sz w:val="17"/>
               </w:rPr>
@@ -6989,7 +6989,7 @@
             <w:r/>
             <w:r>
               <w:rPr>
-                <w:rFonts w:ascii="Calibri" w:hAnsi="Calibri" w:eastAsia="Arial Unicode MS"/>
+                <w:rFonts w:ascii="Source Han Sans CN" w:hAnsi="Source Han Sans CN" w:eastAsia="Source Han Sans CN"/>
                 <w:b w:val="0"/>
                 <w:sz w:val="17"/>
               </w:rPr>
@@ -7009,7 +7009,7 @@
             <w:r/>
             <w:r>
               <w:rPr>
-                <w:rFonts w:ascii="Calibri" w:hAnsi="Calibri" w:eastAsia="Arial Unicode MS"/>
+                <w:rFonts w:ascii="Source Han Sans CN" w:hAnsi="Source Han Sans CN" w:eastAsia="Source Han Sans CN"/>
                 <w:b w:val="0"/>
                 <w:sz w:val="17"/>
               </w:rPr>
@@ -7029,7 +7029,7 @@
             <w:r/>
             <w:r>
               <w:rPr>
-                <w:rFonts w:ascii="Calibri" w:hAnsi="Calibri" w:eastAsia="Arial Unicode MS"/>
+                <w:rFonts w:ascii="Source Han Sans CN" w:hAnsi="Source Han Sans CN" w:eastAsia="Source Han Sans CN"/>
                 <w:b w:val="0"/>
                 <w:sz w:val="17"/>
               </w:rPr>
@@ -7049,7 +7049,7 @@
             <w:r/>
             <w:r>
               <w:rPr>
-                <w:rFonts w:ascii="Calibri" w:hAnsi="Calibri" w:eastAsia="Arial Unicode MS"/>
+                <w:rFonts w:ascii="Source Han Sans CN" w:hAnsi="Source Han Sans CN" w:eastAsia="Source Han Sans CN"/>
                 <w:b w:val="0"/>
                 <w:sz w:val="17"/>
               </w:rPr>
@@ -7071,7 +7071,7 @@
             <w:r/>
             <w:r>
               <w:rPr>
-                <w:rFonts w:ascii="Calibri" w:hAnsi="Calibri" w:eastAsia="Arial Unicode MS"/>
+                <w:rFonts w:ascii="Source Han Sans CN" w:hAnsi="Source Han Sans CN" w:eastAsia="Source Han Sans CN"/>
                 <w:b w:val="0"/>
                 <w:sz w:val="17"/>
               </w:rPr>
@@ -7091,7 +7091,7 @@
             <w:r/>
             <w:r>
               <w:rPr>
-                <w:rFonts w:ascii="Calibri" w:hAnsi="Calibri" w:eastAsia="Arial Unicode MS"/>
+                <w:rFonts w:ascii="Source Han Sans CN" w:hAnsi="Source Han Sans CN" w:eastAsia="Source Han Sans CN"/>
                 <w:b w:val="0"/>
                 <w:sz w:val="17"/>
               </w:rPr>
@@ -7111,7 +7111,7 @@
             <w:r/>
             <w:r>
               <w:rPr>
-                <w:rFonts w:ascii="Calibri" w:hAnsi="Calibri" w:eastAsia="Arial Unicode MS"/>
+                <w:rFonts w:ascii="Source Han Sans CN" w:hAnsi="Source Han Sans CN" w:eastAsia="Source Han Sans CN"/>
                 <w:b w:val="0"/>
                 <w:sz w:val="17"/>
               </w:rPr>
@@ -7131,7 +7131,7 @@
             <w:r/>
             <w:r>
               <w:rPr>
-                <w:rFonts w:ascii="Calibri" w:hAnsi="Calibri" w:eastAsia="Arial Unicode MS"/>
+                <w:rFonts w:ascii="Source Han Sans CN" w:hAnsi="Source Han Sans CN" w:eastAsia="Source Han Sans CN"/>
                 <w:b w:val="0"/>
                 <w:sz w:val="17"/>
               </w:rPr>
@@ -7151,7 +7151,7 @@
             <w:r/>
             <w:r>
               <w:rPr>
-                <w:rFonts w:ascii="Calibri" w:hAnsi="Calibri" w:eastAsia="Arial Unicode MS"/>
+                <w:rFonts w:ascii="Source Han Sans CN" w:hAnsi="Source Han Sans CN" w:eastAsia="Source Han Sans CN"/>
                 <w:b w:val="0"/>
                 <w:sz w:val="17"/>
               </w:rPr>
@@ -7171,7 +7171,7 @@
             <w:r/>
             <w:r>
               <w:rPr>
-                <w:rFonts w:ascii="Calibri" w:hAnsi="Calibri" w:eastAsia="Arial Unicode MS"/>
+                <w:rFonts w:ascii="Source Han Sans CN" w:hAnsi="Source Han Sans CN" w:eastAsia="Source Han Sans CN"/>
                 <w:b w:val="0"/>
                 <w:sz w:val="17"/>
               </w:rPr>
@@ -7191,7 +7191,7 @@
             <w:r/>
             <w:r>
               <w:rPr>
-                <w:rFonts w:ascii="Calibri" w:hAnsi="Calibri" w:eastAsia="Arial Unicode MS"/>
+                <w:rFonts w:ascii="Source Han Sans CN" w:hAnsi="Source Han Sans CN" w:eastAsia="Source Han Sans CN"/>
                 <w:b w:val="0"/>
                 <w:sz w:val="17"/>
               </w:rPr>
@@ -7213,7 +7213,7 @@
             <w:r/>
             <w:r>
               <w:rPr>
-                <w:rFonts w:ascii="Calibri" w:hAnsi="Calibri" w:eastAsia="Arial Unicode MS"/>
+                <w:rFonts w:ascii="Source Han Sans CN" w:hAnsi="Source Han Sans CN" w:eastAsia="Source Han Sans CN"/>
                 <w:b w:val="0"/>
                 <w:sz w:val="17"/>
               </w:rPr>
@@ -7233,7 +7233,7 @@
             <w:r/>
             <w:r>
               <w:rPr>
-                <w:rFonts w:ascii="Calibri" w:hAnsi="Calibri" w:eastAsia="Arial Unicode MS"/>
+                <w:rFonts w:ascii="Source Han Sans CN" w:hAnsi="Source Han Sans CN" w:eastAsia="Source Han Sans CN"/>
                 <w:b w:val="0"/>
                 <w:sz w:val="17"/>
               </w:rPr>
@@ -7253,7 +7253,7 @@
             <w:r/>
             <w:r>
               <w:rPr>
-                <w:rFonts w:ascii="Calibri" w:hAnsi="Calibri" w:eastAsia="Arial Unicode MS"/>
+                <w:rFonts w:ascii="Source Han Sans CN" w:hAnsi="Source Han Sans CN" w:eastAsia="Source Han Sans CN"/>
                 <w:b w:val="0"/>
                 <w:sz w:val="17"/>
               </w:rPr>
@@ -7273,7 +7273,7 @@
             <w:r/>
             <w:r>
               <w:rPr>
-                <w:rFonts w:ascii="Calibri" w:hAnsi="Calibri" w:eastAsia="Arial Unicode MS"/>
+                <w:rFonts w:ascii="Source Han Sans CN" w:hAnsi="Source Han Sans CN" w:eastAsia="Source Han Sans CN"/>
                 <w:b w:val="0"/>
                 <w:sz w:val="17"/>
               </w:rPr>
@@ -7293,7 +7293,7 @@
             <w:r/>
             <w:r>
               <w:rPr>
-                <w:rFonts w:ascii="Calibri" w:hAnsi="Calibri" w:eastAsia="Arial Unicode MS"/>
+                <w:rFonts w:ascii="Source Han Sans CN" w:hAnsi="Source Han Sans CN" w:eastAsia="Source Han Sans CN"/>
                 <w:b w:val="0"/>
                 <w:sz w:val="17"/>
               </w:rPr>
@@ -7313,7 +7313,7 @@
             <w:r/>
             <w:r>
               <w:rPr>
-                <w:rFonts w:ascii="Calibri" w:hAnsi="Calibri" w:eastAsia="Arial Unicode MS"/>
+                <w:rFonts w:ascii="Source Han Sans CN" w:hAnsi="Source Han Sans CN" w:eastAsia="Source Han Sans CN"/>
                 <w:b w:val="0"/>
                 <w:sz w:val="17"/>
               </w:rPr>
@@ -7333,7 +7333,7 @@
             <w:r/>
             <w:r>
               <w:rPr>
-                <w:rFonts w:ascii="Calibri" w:hAnsi="Calibri" w:eastAsia="Arial Unicode MS"/>
+                <w:rFonts w:ascii="Source Han Sans CN" w:hAnsi="Source Han Sans CN" w:eastAsia="Source Han Sans CN"/>
                 <w:b w:val="0"/>
                 <w:sz w:val="17"/>
               </w:rPr>
@@ -7355,7 +7355,7 @@
             <w:r/>
             <w:r>
               <w:rPr>
-                <w:rFonts w:ascii="Calibri" w:hAnsi="Calibri" w:eastAsia="Arial Unicode MS"/>
+                <w:rFonts w:ascii="Source Han Sans CN" w:hAnsi="Source Han Sans CN" w:eastAsia="Source Han Sans CN"/>
                 <w:b w:val="0"/>
                 <w:sz w:val="17"/>
               </w:rPr>
@@ -7375,7 +7375,7 @@
             <w:r/>
             <w:r>
               <w:rPr>
-                <w:rFonts w:ascii="Calibri" w:hAnsi="Calibri" w:eastAsia="Arial Unicode MS"/>
+                <w:rFonts w:ascii="Source Han Sans CN" w:hAnsi="Source Han Sans CN" w:eastAsia="Source Han Sans CN"/>
                 <w:b w:val="0"/>
                 <w:sz w:val="17"/>
               </w:rPr>
@@ -7395,7 +7395,7 @@
             <w:r/>
             <w:r>
               <w:rPr>
-                <w:rFonts w:ascii="Calibri" w:hAnsi="Calibri" w:eastAsia="Arial Unicode MS"/>
+                <w:rFonts w:ascii="Source Han Sans CN" w:hAnsi="Source Han Sans CN" w:eastAsia="Source Han Sans CN"/>
                 <w:b w:val="0"/>
                 <w:sz w:val="17"/>
               </w:rPr>
@@ -7415,7 +7415,7 @@
             <w:r/>
             <w:r>
               <w:rPr>
-                <w:rFonts w:ascii="Calibri" w:hAnsi="Calibri" w:eastAsia="Arial Unicode MS"/>
+                <w:rFonts w:ascii="Source Han Sans CN" w:hAnsi="Source Han Sans CN" w:eastAsia="Source Han Sans CN"/>
                 <w:b w:val="0"/>
                 <w:sz w:val="17"/>
               </w:rPr>
@@ -7435,7 +7435,7 @@
             <w:r/>
             <w:r>
               <w:rPr>
-                <w:rFonts w:ascii="Calibri" w:hAnsi="Calibri" w:eastAsia="Arial Unicode MS"/>
+                <w:rFonts w:ascii="Source Han Sans CN" w:hAnsi="Source Han Sans CN" w:eastAsia="Source Han Sans CN"/>
                 <w:b w:val="0"/>
                 <w:sz w:val="17"/>
               </w:rPr>
@@ -7455,7 +7455,7 @@
             <w:r/>
             <w:r>
               <w:rPr>
-                <w:rFonts w:ascii="Calibri" w:hAnsi="Calibri" w:eastAsia="Arial Unicode MS"/>
+                <w:rFonts w:ascii="Source Han Sans CN" w:hAnsi="Source Han Sans CN" w:eastAsia="Source Han Sans CN"/>
                 <w:b w:val="0"/>
                 <w:sz w:val="17"/>
               </w:rPr>
@@ -7475,7 +7475,7 @@
             <w:r/>
             <w:r>
               <w:rPr>
-                <w:rFonts w:ascii="Calibri" w:hAnsi="Calibri" w:eastAsia="Arial Unicode MS"/>
+                <w:rFonts w:ascii="Source Han Sans CN" w:hAnsi="Source Han Sans CN" w:eastAsia="Source Han Sans CN"/>
                 <w:b w:val="0"/>
                 <w:sz w:val="17"/>
               </w:rPr>
@@ -7496,7 +7496,7 @@
       </w:pPr>
       <w:r>
         <w:rPr>
-          <w:rFonts w:ascii="Calibri" w:hAnsi="Calibri" w:eastAsia="Arial Unicode MS"/>
+          <w:rFonts w:ascii="Source Han Sans CN" w:hAnsi="Source Han Sans CN" w:eastAsia="Source Han Sans CN"/>
           <w:b/>
           <w:color w:val="1F4D78"/>
           <w:sz w:val="32"/>
@@ -7511,7 +7511,7 @@
       </w:pPr>
       <w:r>
         <w:rPr>
-          <w:rFonts w:ascii="Calibri" w:hAnsi="Calibri" w:eastAsia="Arial Unicode MS"/>
+          <w:rFonts w:ascii="Source Han Sans CN" w:hAnsi="Source Han Sans CN" w:eastAsia="Source Han Sans CN"/>
           <w:sz w:val="19"/>
         </w:rPr>
         <w:t>宽基007339：收盘确认修复，但7月14日正式净值待公布；继续持有，作为组合稳定器，不因盘中点位做申赎。</w:t>
@@ -7524,7 +7524,7 @@
       </w:pPr>
       <w:r>
         <w:rPr>
-          <w:rFonts w:ascii="Calibri" w:hAnsi="Calibri" w:eastAsia="Arial Unicode MS"/>
+          <w:rFonts w:ascii="Source Han Sans CN" w:hAnsi="Source Han Sans CN" w:eastAsia="Source Han Sans CN"/>
           <w:sz w:val="19"/>
         </w:rPr>
         <w:t>半导体/电子：021894技术相对最强但半导体资金未确认，继续持有不加仓；010004已提交20%结构性赎回，等待正式净值和平台确认；019024仅保留触发式审查。</w:t>
@@ -7537,7 +7537,7 @@
       </w:pPr>
       <w:r>
         <w:rPr>
-          <w:rFonts w:ascii="Calibri" w:hAnsi="Calibri" w:eastAsia="Arial Unicode MS"/>
+          <w:rFonts w:ascii="Source Han Sans CN" w:hAnsi="Source Han Sans CN" w:eastAsia="Source Han Sans CN"/>
           <w:sz w:val="19"/>
         </w:rPr>
         <w:t>通信/云：通信资金与价格相互验证，007818和019331不减；但007818正式净值待公布，不能按指数涨幅估算成交。</w:t>
@@ -7550,7 +7550,7 @@
       </w:pPr>
       <w:r>
         <w:rPr>
-          <w:rFonts w:ascii="Calibri" w:hAnsi="Calibri" w:eastAsia="Arial Unicode MS"/>
+          <w:rFonts w:ascii="Source Han Sans CN" w:hAnsi="Source Han Sans CN" w:eastAsia="Source Han Sans CN"/>
           <w:sz w:val="19"/>
         </w:rPr>
         <w:t>主动权益：021528、024481今日正式净值修复，但多数仍低于MA20，不加仓；先观察明日宏观数据后的宽基延续。</w:t>
@@ -7563,7 +7563,7 @@
       </w:pPr>
       <w:r>
         <w:rPr>
-          <w:rFonts w:ascii="Calibri" w:hAnsi="Calibri" w:eastAsia="Arial Unicode MS"/>
+          <w:rFonts w:ascii="Source Han Sans CN" w:hAnsi="Source Han Sans CN" w:eastAsia="Source Han Sans CN"/>
           <w:sz w:val="19"/>
         </w:rPr>
         <w:t>QDII：多只净值日期滞后，006479、002891、539002、006373仍停在7月10日，012922/017731/016665到7月13日；只做风险观察，不用A股收盘替代其正式净值。</w:t>
@@ -7575,7 +7575,7 @@
       </w:pPr>
       <w:r>
         <w:rPr>
-          <w:rFonts w:ascii="Calibri" w:hAnsi="Calibri" w:eastAsia="Arial Unicode MS"/>
+          <w:rFonts w:ascii="Source Han Sans CN" w:hAnsi="Source Han Sans CN" w:eastAsia="Source Han Sans CN"/>
           <w:b/>
           <w:color w:val="1F4D78"/>
           <w:sz w:val="32"/>
@@ -7589,7 +7589,7 @@
       </w:pPr>
       <w:r>
         <w:rPr>
-          <w:rFonts w:ascii="Calibri" w:hAnsi="Calibri" w:eastAsia="Arial Unicode MS"/>
+          <w:rFonts w:ascii="Source Han Sans CN" w:hAnsi="Source Han Sans CN" w:eastAsia="Source Han Sans CN"/>
           <w:b w:val="0"/>
           <w:sz w:val="20"/>
         </w:rPr>
@@ -7602,7 +7602,7 @@
       </w:pPr>
       <w:r>
         <w:rPr>
-          <w:rFonts w:ascii="Calibri" w:hAnsi="Calibri" w:eastAsia="Arial Unicode MS"/>
+          <w:rFonts w:ascii="Source Han Sans CN" w:hAnsi="Source Han Sans CN" w:eastAsia="Source Han Sans CN"/>
           <w:b w:val="0"/>
           <w:sz w:val="20"/>
         </w:rPr>
@@ -7615,7 +7615,7 @@
       </w:pPr>
       <w:r>
         <w:rPr>
-          <w:rFonts w:ascii="Calibri" w:hAnsi="Calibri" w:eastAsia="Arial Unicode MS"/>
+          <w:rFonts w:ascii="Source Han Sans CN" w:hAnsi="Source Han Sans CN" w:eastAsia="Source Han Sans CN"/>
           <w:b w:val="0"/>
           <w:sz w:val="20"/>
         </w:rPr>
@@ -7628,7 +7628,7 @@
       </w:pPr>
       <w:r>
         <w:rPr>
-          <w:rFonts w:ascii="Calibri" w:hAnsi="Calibri" w:eastAsia="Arial Unicode MS"/>
+          <w:rFonts w:ascii="Source Han Sans CN" w:hAnsi="Source Han Sans CN" w:eastAsia="Source Han Sans CN"/>
           <w:b/>
           <w:color w:val="1F4D78"/>
           <w:sz w:val="32"/>
@@ -7642,7 +7642,7 @@
       </w:pPr>
       <w:r>
         <w:rPr>
-          <w:rFonts w:ascii="Calibri" w:hAnsi="Calibri" w:eastAsia="Arial Unicode MS"/>
+          <w:rFonts w:ascii="Source Han Sans CN" w:hAnsi="Source Han Sans CN" w:eastAsia="Source Han Sans CN"/>
           <w:b w:val="0"/>
           <w:sz w:val="20"/>
         </w:rPr>
@@ -7655,7 +7655,7 @@
       </w:pPr>
       <w:r>
         <w:rPr>
-          <w:rFonts w:ascii="Calibri" w:hAnsi="Calibri" w:eastAsia="Arial Unicode MS"/>
+          <w:rFonts w:ascii="Source Han Sans CN" w:hAnsi="Source Han Sans CN" w:eastAsia="Source Han Sans CN"/>
           <w:b/>
           <w:color w:val="1F4D78"/>
           <w:sz w:val="32"/>
@@ -7669,7 +7669,7 @@
       </w:pPr>
       <w:r>
         <w:rPr>
-          <w:rFonts w:ascii="Calibri" w:hAnsi="Calibri" w:eastAsia="Arial Unicode MS"/>
+          <w:rFonts w:ascii="Source Han Sans CN" w:hAnsi="Source Han Sans CN" w:eastAsia="Source Han Sans CN"/>
           <w:b w:val="0"/>
           <w:sz w:val="20"/>
         </w:rPr>
@@ -7702,7 +7702,7 @@
             <w:r/>
             <w:r>
               <w:rPr>
-                <w:rFonts w:ascii="Calibri" w:hAnsi="Calibri" w:eastAsia="Arial Unicode MS"/>
+                <w:rFonts w:ascii="Source Han Sans CN" w:hAnsi="Source Han Sans CN" w:eastAsia="Source Han Sans CN"/>
                 <w:b/>
                 <w:sz w:val="17"/>
               </w:rPr>
@@ -7723,7 +7723,7 @@
             <w:r/>
             <w:r>
               <w:rPr>
-                <w:rFonts w:ascii="Calibri" w:hAnsi="Calibri" w:eastAsia="Arial Unicode MS"/>
+                <w:rFonts w:ascii="Source Han Sans CN" w:hAnsi="Source Han Sans CN" w:eastAsia="Source Han Sans CN"/>
                 <w:b/>
                 <w:sz w:val="17"/>
               </w:rPr>
@@ -7744,7 +7744,7 @@
             <w:r/>
             <w:r>
               <w:rPr>
-                <w:rFonts w:ascii="Calibri" w:hAnsi="Calibri" w:eastAsia="Arial Unicode MS"/>
+                <w:rFonts w:ascii="Source Han Sans CN" w:hAnsi="Source Han Sans CN" w:eastAsia="Source Han Sans CN"/>
                 <w:b/>
                 <w:sz w:val="17"/>
               </w:rPr>
@@ -7766,7 +7766,7 @@
             <w:r/>
             <w:r>
               <w:rPr>
-                <w:rFonts w:ascii="Calibri" w:hAnsi="Calibri" w:eastAsia="Arial Unicode MS"/>
+                <w:rFonts w:ascii="Source Han Sans CN" w:hAnsi="Source Han Sans CN" w:eastAsia="Source Han Sans CN"/>
                 <w:b w:val="0"/>
                 <w:sz w:val="17"/>
               </w:rPr>
@@ -7786,7 +7786,7 @@
             <w:r/>
             <w:r>
               <w:rPr>
-                <w:rFonts w:ascii="Calibri" w:hAnsi="Calibri" w:eastAsia="Arial Unicode MS"/>
+                <w:rFonts w:ascii="Source Han Sans CN" w:hAnsi="Source Han Sans CN" w:eastAsia="Source Han Sans CN"/>
                 <w:b w:val="0"/>
                 <w:sz w:val="17"/>
               </w:rPr>
@@ -7806,7 +7806,7 @@
             <w:r/>
             <w:r>
               <w:rPr>
-                <w:rFonts w:ascii="Calibri" w:hAnsi="Calibri" w:eastAsia="Arial Unicode MS"/>
+                <w:rFonts w:ascii="Source Han Sans CN" w:hAnsi="Source Han Sans CN" w:eastAsia="Source Han Sans CN"/>
                 <w:b w:val="0"/>
                 <w:sz w:val="17"/>
               </w:rPr>
@@ -7828,7 +7828,7 @@
             <w:r/>
             <w:r>
               <w:rPr>
-                <w:rFonts w:ascii="Calibri" w:hAnsi="Calibri" w:eastAsia="Arial Unicode MS"/>
+                <w:rFonts w:ascii="Source Han Sans CN" w:hAnsi="Source Han Sans CN" w:eastAsia="Source Han Sans CN"/>
                 <w:b w:val="0"/>
                 <w:sz w:val="17"/>
               </w:rPr>
@@ -7848,7 +7848,7 @@
             <w:r/>
             <w:r>
               <w:rPr>
-                <w:rFonts w:ascii="Calibri" w:hAnsi="Calibri" w:eastAsia="Arial Unicode MS"/>
+                <w:rFonts w:ascii="Source Han Sans CN" w:hAnsi="Source Han Sans CN" w:eastAsia="Source Han Sans CN"/>
                 <w:b w:val="0"/>
                 <w:sz w:val="17"/>
               </w:rPr>
@@ -7868,7 +7868,7 @@
             <w:r/>
             <w:r>
               <w:rPr>
-                <w:rFonts w:ascii="Calibri" w:hAnsi="Calibri" w:eastAsia="Arial Unicode MS"/>
+                <w:rFonts w:ascii="Source Han Sans CN" w:hAnsi="Source Han Sans CN" w:eastAsia="Source Han Sans CN"/>
                 <w:b w:val="0"/>
                 <w:sz w:val="17"/>
               </w:rPr>
@@ -7890,7 +7890,7 @@
             <w:r/>
             <w:r>
               <w:rPr>
-                <w:rFonts w:ascii="Calibri" w:hAnsi="Calibri" w:eastAsia="Arial Unicode MS"/>
+                <w:rFonts w:ascii="Source Han Sans CN" w:hAnsi="Source Han Sans CN" w:eastAsia="Source Han Sans CN"/>
                 <w:b w:val="0"/>
                 <w:sz w:val="17"/>
               </w:rPr>
@@ -7910,7 +7910,7 @@
             <w:r/>
             <w:r>
               <w:rPr>
-                <w:rFonts w:ascii="Calibri" w:hAnsi="Calibri" w:eastAsia="Arial Unicode MS"/>
+                <w:rFonts w:ascii="Source Han Sans CN" w:hAnsi="Source Han Sans CN" w:eastAsia="Source Han Sans CN"/>
                 <w:b w:val="0"/>
                 <w:sz w:val="17"/>
               </w:rPr>
@@ -7930,7 +7930,7 @@
             <w:r/>
             <w:r>
               <w:rPr>
-                <w:rFonts w:ascii="Calibri" w:hAnsi="Calibri" w:eastAsia="Arial Unicode MS"/>
+                <w:rFonts w:ascii="Source Han Sans CN" w:hAnsi="Source Han Sans CN" w:eastAsia="Source Han Sans CN"/>
                 <w:b w:val="0"/>
                 <w:sz w:val="17"/>
               </w:rPr>
@@ -7952,7 +7952,7 @@
             <w:r/>
             <w:r>
               <w:rPr>
-                <w:rFonts w:ascii="Calibri" w:hAnsi="Calibri" w:eastAsia="Arial Unicode MS"/>
+                <w:rFonts w:ascii="Source Han Sans CN" w:hAnsi="Source Han Sans CN" w:eastAsia="Source Han Sans CN"/>
                 <w:b w:val="0"/>
                 <w:sz w:val="17"/>
               </w:rPr>
@@ -7972,7 +7972,7 @@
             <w:r/>
             <w:r>
               <w:rPr>
-                <w:rFonts w:ascii="Calibri" w:hAnsi="Calibri" w:eastAsia="Arial Unicode MS"/>
+                <w:rFonts w:ascii="Source Han Sans CN" w:hAnsi="Source Han Sans CN" w:eastAsia="Source Han Sans CN"/>
                 <w:b w:val="0"/>
                 <w:sz w:val="17"/>
               </w:rPr>
@@ -7992,7 +7992,7 @@
             <w:r/>
             <w:r>
               <w:rPr>
-                <w:rFonts w:ascii="Calibri" w:hAnsi="Calibri" w:eastAsia="Arial Unicode MS"/>
+                <w:rFonts w:ascii="Source Han Sans CN" w:hAnsi="Source Han Sans CN" w:eastAsia="Source Han Sans CN"/>
                 <w:b w:val="0"/>
                 <w:sz w:val="17"/>
               </w:rPr>
@@ -8014,7 +8014,7 @@
             <w:r/>
             <w:r>
               <w:rPr>
-                <w:rFonts w:ascii="Calibri" w:hAnsi="Calibri" w:eastAsia="Arial Unicode MS"/>
+                <w:rFonts w:ascii="Source Han Sans CN" w:hAnsi="Source Han Sans CN" w:eastAsia="Source Han Sans CN"/>
                 <w:b w:val="0"/>
                 <w:sz w:val="17"/>
               </w:rPr>
@@ -8034,7 +8034,7 @@
             <w:r/>
             <w:r>
               <w:rPr>
-                <w:rFonts w:ascii="Calibri" w:hAnsi="Calibri" w:eastAsia="Arial Unicode MS"/>
+                <w:rFonts w:ascii="Source Han Sans CN" w:hAnsi="Source Han Sans CN" w:eastAsia="Source Han Sans CN"/>
                 <w:b w:val="0"/>
                 <w:sz w:val="17"/>
               </w:rPr>
@@ -8054,7 +8054,7 @@
             <w:r/>
             <w:r>
               <w:rPr>
-                <w:rFonts w:ascii="Calibri" w:hAnsi="Calibri" w:eastAsia="Arial Unicode MS"/>
+                <w:rFonts w:ascii="Source Han Sans CN" w:hAnsi="Source Han Sans CN" w:eastAsia="Source Han Sans CN"/>
                 <w:b w:val="0"/>
                 <w:sz w:val="17"/>
               </w:rPr>
@@ -8076,7 +8076,7 @@
             <w:r/>
             <w:r>
               <w:rPr>
-                <w:rFonts w:ascii="Calibri" w:hAnsi="Calibri" w:eastAsia="Arial Unicode MS"/>
+                <w:rFonts w:ascii="Source Han Sans CN" w:hAnsi="Source Han Sans CN" w:eastAsia="Source Han Sans CN"/>
                 <w:b w:val="0"/>
                 <w:sz w:val="17"/>
               </w:rPr>
@@ -8096,7 +8096,7 @@
             <w:r/>
             <w:r>
               <w:rPr>
-                <w:rFonts w:ascii="Calibri" w:hAnsi="Calibri" w:eastAsia="Arial Unicode MS"/>
+                <w:rFonts w:ascii="Source Han Sans CN" w:hAnsi="Source Han Sans CN" w:eastAsia="Source Han Sans CN"/>
                 <w:b w:val="0"/>
                 <w:sz w:val="17"/>
               </w:rPr>
@@ -8116,7 +8116,7 @@
             <w:r/>
             <w:r>
               <w:rPr>
-                <w:rFonts w:ascii="Calibri" w:hAnsi="Calibri" w:eastAsia="Arial Unicode MS"/>
+                <w:rFonts w:ascii="Source Han Sans CN" w:hAnsi="Source Han Sans CN" w:eastAsia="Source Han Sans CN"/>
                 <w:b w:val="0"/>
                 <w:sz w:val="17"/>
               </w:rPr>
@@ -8137,7 +8137,7 @@
       </w:pPr>
       <w:r>
         <w:rPr>
-          <w:rFonts w:ascii="Calibri" w:hAnsi="Calibri" w:eastAsia="Arial Unicode MS"/>
+          <w:rFonts w:ascii="Source Han Sans CN" w:hAnsi="Source Han Sans CN" w:eastAsia="Source Han Sans CN"/>
           <w:b/>
           <w:color w:val="1F4D78"/>
           <w:sz w:val="32"/>
@@ -8151,7 +8151,7 @@
       </w:pPr>
       <w:r>
         <w:rPr>
-          <w:rFonts w:ascii="Calibri" w:hAnsi="Calibri" w:eastAsia="Arial Unicode MS"/>
+          <w:rFonts w:ascii="Source Han Sans CN" w:hAnsi="Source Han Sans CN" w:eastAsia="Source Han Sans CN"/>
           <w:b w:val="0"/>
           <w:sz w:val="20"/>
         </w:rPr>
@@ -8164,7 +8164,7 @@
       </w:pPr>
       <w:r>
         <w:rPr>
-          <w:rFonts w:ascii="Calibri" w:hAnsi="Calibri" w:eastAsia="Arial Unicode MS"/>
+          <w:rFonts w:ascii="Source Han Sans CN" w:hAnsi="Source Han Sans CN" w:eastAsia="Source Han Sans CN"/>
           <w:b w:val="0"/>
           <w:sz w:val="20"/>
         </w:rPr>
@@ -8177,7 +8177,7 @@
       </w:pPr>
       <w:r>
         <w:rPr>
-          <w:rFonts w:ascii="Calibri" w:hAnsi="Calibri" w:eastAsia="Arial Unicode MS"/>
+          <w:rFonts w:ascii="Source Han Sans CN" w:hAnsi="Source Han Sans CN" w:eastAsia="Source Han Sans CN"/>
           <w:b/>
           <w:color w:val="1F4D78"/>
           <w:sz w:val="32"/>
@@ -8192,7 +8192,7 @@
       </w:pPr>
       <w:r>
         <w:rPr>
-          <w:rFonts w:ascii="Calibri" w:hAnsi="Calibri" w:eastAsia="Arial Unicode MS"/>
+          <w:rFonts w:ascii="Source Han Sans CN" w:hAnsi="Source Han Sans CN" w:eastAsia="Source Han Sans CN"/>
           <w:sz w:val="19"/>
         </w:rPr>
         <w:t>项目文件：AGENTS.md、config/trading-constraints.json、config/noon-decision-rules.json、config/review-loop.json、data/catalyst-ledger.csv、data/decision-journal.csv、data/nav-history.csv，抓取/生成时间见各文件。</w:t>
@@ -8205,7 +8205,7 @@
       </w:pPr>
       <w:r>
         <w:rPr>
-          <w:rFonts w:ascii="Calibri" w:hAnsi="Calibri" w:eastAsia="Arial Unicode MS"/>
+          <w:rFonts w:ascii="Source Han Sans CN" w:hAnsi="Source Han Sans CN" w:eastAsia="Source Han Sans CN"/>
           <w:sz w:val="19"/>
         </w:rPr>
         <w:t>基金净值：东方财富基金 pingzhongdata，同步时间2026-07-14T12:30:21Z；正式净值只采用is_estimate=false记录。</w:t>
@@ -8218,7 +8218,7 @@
       </w:pPr>
       <w:r>
         <w:rPr>
-          <w:rFonts w:ascii="Calibri" w:hAnsi="Calibri" w:eastAsia="Arial Unicode MS"/>
+          <w:rFonts w:ascii="Source Han Sans CN" w:hAnsi="Source Han Sans CN" w:eastAsia="Source Han Sans CN"/>
           <w:sz w:val="19"/>
         </w:rPr>
         <w:t>行情：腾讯行情 https://qt.gtimg.cn/；东方财富板块资金 https://push2.eastmoney.com/，抓取时间约2026-07-14晚间。</w:t>
@@ -8231,7 +8231,7 @@
       </w:pPr>
       <w:r>
         <w:rPr>
-          <w:rFonts w:ascii="Calibri" w:hAnsi="Calibri" w:eastAsia="Arial Unicode MS"/>
+          <w:rFonts w:ascii="Source Han Sans CN" w:hAnsi="Source Han Sans CN" w:eastAsia="Source Han Sans CN"/>
           <w:sz w:val="19"/>
         </w:rPr>
         <w:t>央行公开市场公告：https://www.pbc.gov.cn/zhengcehuobisi/125207/125213/125431/125475/2026071409063784437/index.html</w:t>
@@ -8244,7 +8244,7 @@
       </w:pPr>
       <w:r>
         <w:rPr>
-          <w:rFonts w:ascii="Calibri" w:hAnsi="Calibri" w:eastAsia="Arial Unicode MS"/>
+          <w:rFonts w:ascii="Source Han Sans CN" w:hAnsi="Source Han Sans CN" w:eastAsia="Source Han Sans CN"/>
           <w:sz w:val="19"/>
         </w:rPr>
         <w:t>国家统计局发布日程：https://www.stats.gov.cn/sj/fbrc/bnxxfb/</w:t>
@@ -8257,7 +8257,7 @@
       </w:pPr>
       <w:r>
         <w:rPr>
-          <w:rFonts w:ascii="Calibri" w:hAnsi="Calibri" w:eastAsia="Arial Unicode MS"/>
+          <w:rFonts w:ascii="Source Han Sans CN" w:hAnsi="Source Han Sans CN" w:eastAsia="Source Han Sans CN"/>
           <w:sz w:val="19"/>
         </w:rPr>
         <w:t>外交部外事日程：https://www.mfa.gov.cn/web/wjdt_674879/wsrc_674883/</w:t>
@@ -8270,7 +8270,7 @@
       </w:pPr>
       <w:r>
         <w:rPr>
-          <w:rFonts w:ascii="Calibri" w:hAnsi="Calibri" w:eastAsia="Arial Unicode MS"/>
+          <w:rFonts w:ascii="Source Han Sans CN" w:hAnsi="Source Han Sans CN" w:eastAsia="Source Han Sans CN"/>
           <w:sz w:val="19"/>
         </w:rPr>
         <w:t>上海市政府WAIC信息：https://www.shanghai.gov.cn/nw4411/20260708/ba4c8e75f2744b43a6080ebb82a3aab2.html</w:t>
@@ -8650,7 +8650,7 @@
     <w:qFormat/>
     <w:rsid w:val="00FC693F"/>
     <w:rPr>
-      <w:rFonts w:ascii="Calibri" w:hAnsi="Calibri" w:eastAsia="Arial Unicode MS"/>
+      <w:rFonts w:ascii="Source Han Sans CN" w:hAnsi="Source Han Sans CN" w:eastAsia="Source Han Sans CN"/>
       <w:sz w:val="20"/>
     </w:rPr>
   </w:style>

--- a/reports/2026-07-14-基金晚报.docx
+++ b/reports/2026-07-14-基金晚报.docx
@@ -69,6 +69,10 @@
         <w:gridCol w:w="4986"/>
       </w:tblGrid>
       <w:tr>
+        <w:trPr>
+          <w:tblHeader w:val="true"/>
+          <w:cantSplit w:val="true"/>
+        </w:trPr>
         <w:tc>
           <w:tcPr>
             <w:tcW w:type="dxa" w:w="1928"/>
@@ -113,6 +117,9 @@
         </w:tc>
       </w:tr>
       <w:tr>
+        <w:trPr>
+          <w:cantSplit w:val="true"/>
+        </w:trPr>
         <w:tc>
           <w:tcPr>
             <w:tcW w:type="dxa" w:w="1928"/>
@@ -155,6 +162,9 @@
         </w:tc>
       </w:tr>
       <w:tr>
+        <w:trPr>
+          <w:cantSplit w:val="true"/>
+        </w:trPr>
         <w:tc>
           <w:tcPr>
             <w:tcW w:type="dxa" w:w="1928"/>
@@ -197,6 +207,9 @@
         </w:tc>
       </w:tr>
       <w:tr>
+        <w:trPr>
+          <w:cantSplit w:val="true"/>
+        </w:trPr>
         <w:tc>
           <w:tcPr>
             <w:tcW w:type="dxa" w:w="1928"/>
@@ -239,6 +252,9 @@
         </w:tc>
       </w:tr>
       <w:tr>
+        <w:trPr>
+          <w:cantSplit w:val="true"/>
+        </w:trPr>
         <w:tc>
           <w:tcPr>
             <w:tcW w:type="dxa" w:w="1928"/>
@@ -281,6 +297,9 @@
         </w:tc>
       </w:tr>
       <w:tr>
+        <w:trPr>
+          <w:cantSplit w:val="true"/>
+        </w:trPr>
         <w:tc>
           <w:tcPr>
             <w:tcW w:type="dxa" w:w="1928"/>
@@ -323,6 +342,9 @@
         </w:tc>
       </w:tr>
       <w:tr>
+        <w:trPr>
+          <w:cantSplit w:val="true"/>
+        </w:trPr>
         <w:tc>
           <w:tcPr>
             <w:tcW w:type="dxa" w:w="1928"/>
@@ -365,6 +387,9 @@
         </w:tc>
       </w:tr>
       <w:tr>
+        <w:trPr>
+          <w:cantSplit w:val="true"/>
+        </w:trPr>
         <w:tc>
           <w:tcPr>
             <w:tcW w:type="dxa" w:w="1928"/>
@@ -456,6 +481,10 @@
         <w:gridCol w:w="1425"/>
       </w:tblGrid>
       <w:tr>
+        <w:trPr>
+          <w:tblHeader w:val="true"/>
+          <w:cantSplit w:val="true"/>
+        </w:trPr>
         <w:tc>
           <w:tcPr>
             <w:tcW w:type="dxa" w:w="907"/>
@@ -605,6 +634,9 @@
         </w:tc>
       </w:tr>
       <w:tr>
+        <w:trPr>
+          <w:cantSplit w:val="true"/>
+        </w:trPr>
         <w:tc>
           <w:tcPr>
             <w:tcW w:type="dxa" w:w="907"/>
@@ -747,6 +779,9 @@
         </w:tc>
       </w:tr>
       <w:tr>
+        <w:trPr>
+          <w:cantSplit w:val="true"/>
+        </w:trPr>
         <w:tc>
           <w:tcPr>
             <w:tcW w:type="dxa" w:w="907"/>
@@ -889,6 +924,9 @@
         </w:tc>
       </w:tr>
       <w:tr>
+        <w:trPr>
+          <w:cantSplit w:val="true"/>
+        </w:trPr>
         <w:tc>
           <w:tcPr>
             <w:tcW w:type="dxa" w:w="907"/>
@@ -1031,6 +1069,9 @@
         </w:tc>
       </w:tr>
       <w:tr>
+        <w:trPr>
+          <w:cantSplit w:val="true"/>
+        </w:trPr>
         <w:tc>
           <w:tcPr>
             <w:tcW w:type="dxa" w:w="907"/>
@@ -1173,6 +1214,9 @@
         </w:tc>
       </w:tr>
       <w:tr>
+        <w:trPr>
+          <w:cantSplit w:val="true"/>
+        </w:trPr>
         <w:tc>
           <w:tcPr>
             <w:tcW w:type="dxa" w:w="907"/>
@@ -1315,6 +1359,9 @@
         </w:tc>
       </w:tr>
       <w:tr>
+        <w:trPr>
+          <w:cantSplit w:val="true"/>
+        </w:trPr>
         <w:tc>
           <w:tcPr>
             <w:tcW w:type="dxa" w:w="907"/>
@@ -1457,6 +1504,9 @@
         </w:tc>
       </w:tr>
       <w:tr>
+        <w:trPr>
+          <w:cantSplit w:val="true"/>
+        </w:trPr>
         <w:tc>
           <w:tcPr>
             <w:tcW w:type="dxa" w:w="907"/>
@@ -1599,6 +1649,9 @@
         </w:tc>
       </w:tr>
       <w:tr>
+        <w:trPr>
+          <w:cantSplit w:val="true"/>
+        </w:trPr>
         <w:tc>
           <w:tcPr>
             <w:tcW w:type="dxa" w:w="907"/>
@@ -1741,6 +1794,9 @@
         </w:tc>
       </w:tr>
       <w:tr>
+        <w:trPr>
+          <w:cantSplit w:val="true"/>
+        </w:trPr>
         <w:tc>
           <w:tcPr>
             <w:tcW w:type="dxa" w:w="907"/>
@@ -1883,6 +1939,9 @@
         </w:tc>
       </w:tr>
       <w:tr>
+        <w:trPr>
+          <w:cantSplit w:val="true"/>
+        </w:trPr>
         <w:tc>
           <w:tcPr>
             <w:tcW w:type="dxa" w:w="907"/>
@@ -2025,6 +2084,9 @@
         </w:tc>
       </w:tr>
       <w:tr>
+        <w:trPr>
+          <w:cantSplit w:val="true"/>
+        </w:trPr>
         <w:tc>
           <w:tcPr>
             <w:tcW w:type="dxa" w:w="907"/>
@@ -2167,6 +2229,9 @@
         </w:tc>
       </w:tr>
       <w:tr>
+        <w:trPr>
+          <w:cantSplit w:val="true"/>
+        </w:trPr>
         <w:tc>
           <w:tcPr>
             <w:tcW w:type="dxa" w:w="907"/>
@@ -2309,6 +2374,9 @@
         </w:tc>
       </w:tr>
       <w:tr>
+        <w:trPr>
+          <w:cantSplit w:val="true"/>
+        </w:trPr>
         <w:tc>
           <w:tcPr>
             <w:tcW w:type="dxa" w:w="907"/>
@@ -2451,6 +2519,9 @@
         </w:tc>
       </w:tr>
       <w:tr>
+        <w:trPr>
+          <w:cantSplit w:val="true"/>
+        </w:trPr>
         <w:tc>
           <w:tcPr>
             <w:tcW w:type="dxa" w:w="907"/>
@@ -2593,6 +2664,9 @@
         </w:tc>
       </w:tr>
       <w:tr>
+        <w:trPr>
+          <w:cantSplit w:val="true"/>
+        </w:trPr>
         <w:tc>
           <w:tcPr>
             <w:tcW w:type="dxa" w:w="907"/>
@@ -2735,6 +2809,9 @@
         </w:tc>
       </w:tr>
       <w:tr>
+        <w:trPr>
+          <w:cantSplit w:val="true"/>
+        </w:trPr>
         <w:tc>
           <w:tcPr>
             <w:tcW w:type="dxa" w:w="907"/>
@@ -2877,6 +2954,9 @@
         </w:tc>
       </w:tr>
       <w:tr>
+        <w:trPr>
+          <w:cantSplit w:val="true"/>
+        </w:trPr>
         <w:tc>
           <w:tcPr>
             <w:tcW w:type="dxa" w:w="907"/>
@@ -3019,6 +3099,9 @@
         </w:tc>
       </w:tr>
       <w:tr>
+        <w:trPr>
+          <w:cantSplit w:val="true"/>
+        </w:trPr>
         <w:tc>
           <w:tcPr>
             <w:tcW w:type="dxa" w:w="907"/>
@@ -3274,6 +3357,10 @@
         <w:gridCol w:w="1994"/>
       </w:tblGrid>
       <w:tr>
+        <w:trPr>
+          <w:tblHeader w:val="true"/>
+          <w:cantSplit w:val="true"/>
+        </w:trPr>
         <w:tc>
           <w:tcPr>
             <w:tcW w:type="dxa" w:w="1191"/>
@@ -3381,6 +3468,9 @@
         </w:tc>
       </w:tr>
       <w:tr>
+        <w:trPr>
+          <w:cantSplit w:val="true"/>
+        </w:trPr>
         <w:tc>
           <w:tcPr>
             <w:tcW w:type="dxa" w:w="1191"/>
@@ -3483,6 +3573,9 @@
         </w:tc>
       </w:tr>
       <w:tr>
+        <w:trPr>
+          <w:cantSplit w:val="true"/>
+        </w:trPr>
         <w:tc>
           <w:tcPr>
             <w:tcW w:type="dxa" w:w="1191"/>
@@ -3585,6 +3678,9 @@
         </w:tc>
       </w:tr>
       <w:tr>
+        <w:trPr>
+          <w:cantSplit w:val="true"/>
+        </w:trPr>
         <w:tc>
           <w:tcPr>
             <w:tcW w:type="dxa" w:w="1191"/>
@@ -3687,6 +3783,9 @@
         </w:tc>
       </w:tr>
       <w:tr>
+        <w:trPr>
+          <w:cantSplit w:val="true"/>
+        </w:trPr>
         <w:tc>
           <w:tcPr>
             <w:tcW w:type="dxa" w:w="1191"/>
@@ -3789,6 +3888,9 @@
         </w:tc>
       </w:tr>
       <w:tr>
+        <w:trPr>
+          <w:cantSplit w:val="true"/>
+        </w:trPr>
         <w:tc>
           <w:tcPr>
             <w:tcW w:type="dxa" w:w="1191"/>
@@ -3929,6 +4031,10 @@
         <w:gridCol w:w="1108"/>
       </w:tblGrid>
       <w:tr>
+        <w:trPr>
+          <w:tblHeader w:val="true"/>
+          <w:cantSplit w:val="true"/>
+        </w:trPr>
         <w:tc>
           <w:tcPr>
             <w:tcW w:type="dxa" w:w="794"/>
@@ -4120,6 +4226,9 @@
         </w:tc>
       </w:tr>
       <w:tr>
+        <w:trPr>
+          <w:cantSplit w:val="true"/>
+        </w:trPr>
         <w:tc>
           <w:tcPr>
             <w:tcW w:type="dxa" w:w="794"/>
@@ -4302,6 +4411,9 @@
         </w:tc>
       </w:tr>
       <w:tr>
+        <w:trPr>
+          <w:cantSplit w:val="true"/>
+        </w:trPr>
         <w:tc>
           <w:tcPr>
             <w:tcW w:type="dxa" w:w="794"/>
@@ -4484,6 +4596,9 @@
         </w:tc>
       </w:tr>
       <w:tr>
+        <w:trPr>
+          <w:cantSplit w:val="true"/>
+        </w:trPr>
         <w:tc>
           <w:tcPr>
             <w:tcW w:type="dxa" w:w="794"/>
@@ -4666,6 +4781,9 @@
         </w:tc>
       </w:tr>
       <w:tr>
+        <w:trPr>
+          <w:cantSplit w:val="true"/>
+        </w:trPr>
         <w:tc>
           <w:tcPr>
             <w:tcW w:type="dxa" w:w="794"/>
@@ -4848,6 +4966,9 @@
         </w:tc>
       </w:tr>
       <w:tr>
+        <w:trPr>
+          <w:cantSplit w:val="true"/>
+        </w:trPr>
         <w:tc>
           <w:tcPr>
             <w:tcW w:type="dxa" w:w="794"/>
@@ -5030,6 +5151,9 @@
         </w:tc>
       </w:tr>
       <w:tr>
+        <w:trPr>
+          <w:cantSplit w:val="true"/>
+        </w:trPr>
         <w:tc>
           <w:tcPr>
             <w:tcW w:type="dxa" w:w="794"/>
@@ -5212,6 +5336,9 @@
         </w:tc>
       </w:tr>
       <w:tr>
+        <w:trPr>
+          <w:cantSplit w:val="true"/>
+        </w:trPr>
         <w:tc>
           <w:tcPr>
             <w:tcW w:type="dxa" w:w="794"/>
@@ -5394,6 +5521,9 @@
         </w:tc>
       </w:tr>
       <w:tr>
+        <w:trPr>
+          <w:cantSplit w:val="true"/>
+        </w:trPr>
         <w:tc>
           <w:tcPr>
             <w:tcW w:type="dxa" w:w="794"/>
@@ -5576,6 +5706,9 @@
         </w:tc>
       </w:tr>
       <w:tr>
+        <w:trPr>
+          <w:cantSplit w:val="true"/>
+        </w:trPr>
         <w:tc>
           <w:tcPr>
             <w:tcW w:type="dxa" w:w="794"/>
@@ -5818,6 +5951,10 @@
         <w:gridCol w:w="1994"/>
       </w:tblGrid>
       <w:tr>
+        <w:trPr>
+          <w:tblHeader w:val="true"/>
+          <w:cantSplit w:val="true"/>
+        </w:trPr>
         <w:tc>
           <w:tcPr>
             <w:tcW w:type="dxa" w:w="794"/>
@@ -5925,6 +6062,9 @@
         </w:tc>
       </w:tr>
       <w:tr>
+        <w:trPr>
+          <w:cantSplit w:val="true"/>
+        </w:trPr>
         <w:tc>
           <w:tcPr>
             <w:tcW w:type="dxa" w:w="794"/>
@@ -6027,6 +6167,9 @@
         </w:tc>
       </w:tr>
       <w:tr>
+        <w:trPr>
+          <w:cantSplit w:val="true"/>
+        </w:trPr>
         <w:tc>
           <w:tcPr>
             <w:tcW w:type="dxa" w:w="794"/>
@@ -6129,6 +6272,9 @@
         </w:tc>
       </w:tr>
       <w:tr>
+        <w:trPr>
+          <w:cantSplit w:val="true"/>
+        </w:trPr>
         <w:tc>
           <w:tcPr>
             <w:tcW w:type="dxa" w:w="794"/>
@@ -6231,6 +6377,9 @@
         </w:tc>
       </w:tr>
       <w:tr>
+        <w:trPr>
+          <w:cantSplit w:val="true"/>
+        </w:trPr>
         <w:tc>
           <w:tcPr>
             <w:tcW w:type="dxa" w:w="794"/>
@@ -6333,6 +6482,9 @@
         </w:tc>
       </w:tr>
       <w:tr>
+        <w:trPr>
+          <w:cantSplit w:val="true"/>
+        </w:trPr>
         <w:tc>
           <w:tcPr>
             <w:tcW w:type="dxa" w:w="794"/>
@@ -6484,6 +6636,10 @@
         <w:gridCol w:w="1425"/>
       </w:tblGrid>
       <w:tr>
+        <w:trPr>
+          <w:tblHeader w:val="true"/>
+          <w:cantSplit w:val="true"/>
+        </w:trPr>
         <w:tc>
           <w:tcPr>
             <w:tcW w:type="dxa" w:w="680"/>
@@ -6633,6 +6789,9 @@
         </w:tc>
       </w:tr>
       <w:tr>
+        <w:trPr>
+          <w:cantSplit w:val="true"/>
+        </w:trPr>
         <w:tc>
           <w:tcPr>
             <w:tcW w:type="dxa" w:w="680"/>
@@ -6775,6 +6934,9 @@
         </w:tc>
       </w:tr>
       <w:tr>
+        <w:trPr>
+          <w:cantSplit w:val="true"/>
+        </w:trPr>
         <w:tc>
           <w:tcPr>
             <w:tcW w:type="dxa" w:w="680"/>
@@ -6917,6 +7079,9 @@
         </w:tc>
       </w:tr>
       <w:tr>
+        <w:trPr>
+          <w:cantSplit w:val="true"/>
+        </w:trPr>
         <w:tc>
           <w:tcPr>
             <w:tcW w:type="dxa" w:w="680"/>
@@ -7059,6 +7224,9 @@
         </w:tc>
       </w:tr>
       <w:tr>
+        <w:trPr>
+          <w:cantSplit w:val="true"/>
+        </w:trPr>
         <w:tc>
           <w:tcPr>
             <w:tcW w:type="dxa" w:w="680"/>
@@ -7201,6 +7369,9 @@
         </w:tc>
       </w:tr>
       <w:tr>
+        <w:trPr>
+          <w:cantSplit w:val="true"/>
+        </w:trPr>
         <w:tc>
           <w:tcPr>
             <w:tcW w:type="dxa" w:w="680"/>
@@ -7343,6 +7514,9 @@
         </w:tc>
       </w:tr>
       <w:tr>
+        <w:trPr>
+          <w:cantSplit w:val="true"/>
+        </w:trPr>
         <w:tc>
           <w:tcPr>
             <w:tcW w:type="dxa" w:w="680"/>
@@ -7689,6 +7863,10 @@
         <w:gridCol w:w="3324"/>
       </w:tblGrid>
       <w:tr>
+        <w:trPr>
+          <w:tblHeader w:val="true"/>
+          <w:cantSplit w:val="true"/>
+        </w:trPr>
         <w:tc>
           <w:tcPr>
             <w:tcW w:type="dxa" w:w="1701"/>
@@ -7754,6 +7932,9 @@
         </w:tc>
       </w:tr>
       <w:tr>
+        <w:trPr>
+          <w:cantSplit w:val="true"/>
+        </w:trPr>
         <w:tc>
           <w:tcPr>
             <w:tcW w:type="dxa" w:w="1701"/>
@@ -7816,6 +7997,9 @@
         </w:tc>
       </w:tr>
       <w:tr>
+        <w:trPr>
+          <w:cantSplit w:val="true"/>
+        </w:trPr>
         <w:tc>
           <w:tcPr>
             <w:tcW w:type="dxa" w:w="1701"/>
@@ -7878,6 +8062,9 @@
         </w:tc>
       </w:tr>
       <w:tr>
+        <w:trPr>
+          <w:cantSplit w:val="true"/>
+        </w:trPr>
         <w:tc>
           <w:tcPr>
             <w:tcW w:type="dxa" w:w="1701"/>
@@ -7940,6 +8127,9 @@
         </w:tc>
       </w:tr>
       <w:tr>
+        <w:trPr>
+          <w:cantSplit w:val="true"/>
+        </w:trPr>
         <w:tc>
           <w:tcPr>
             <w:tcW w:type="dxa" w:w="1701"/>
@@ -8002,6 +8192,9 @@
         </w:tc>
       </w:tr>
       <w:tr>
+        <w:trPr>
+          <w:cantSplit w:val="true"/>
+        </w:trPr>
         <w:tc>
           <w:tcPr>
             <w:tcW w:type="dxa" w:w="1701"/>
@@ -8064,6 +8257,9 @@
         </w:tc>
       </w:tr>
       <w:tr>
+        <w:trPr>
+          <w:cantSplit w:val="true"/>
+        </w:trPr>
         <w:tc>
           <w:tcPr>
             <w:tcW w:type="dxa" w:w="1701"/>

--- a/reports/2026-07-14-基金晚报.docx
+++ b/reports/2026-07-14-基金晚报.docx
@@ -40,7 +40,7 @@
           <w:b w:val="0"/>
           <w:sz w:val="20"/>
         </w:rPr>
-        <w:t>结论先行：今日 A 股收盘修复强于午盘，但半导体资金与多数持仓技术结构仍未完全确认。已提交的 010004 20% 赎回等待正式净值与平台确认；下一开放日不新增申购，不做账户级撤退。</w:t>
+        <w:t>结论先行：今日 A 股收盘修复强于午盘，但半导体资金与多数持仓技术结构仍未完全确认。已提交的景顺长城电子信息产业股票C 20% 赎回等待正式净值与平台确认；下一开放日不新增申购，不做账户级撤退。</w:t>
       </w:r>
     </w:p>
     <w:p>
@@ -156,7 +156,7 @@
                 <w:b w:val="0"/>
                 <w:sz w:val="17"/>
               </w:rPr>
-              <w:t>继续持有：007339、021894、007818、019331、QDII组合，等待正式净值和 7/17 WAIC。优先减仓审查：010004 已于 7/14 提交约20%（432.92份模型值）待确认；若未受理且 7/15 电子/半导体资金再度转弱，可重新提交10%-15%。019024仅在电子/计算机资金重新转负且跌回弱势时审查15%-20%（89.60-119.46份，按3.0213估算毛额约270.70-361.02元，费率0.5%口径）。触发即退出：暂无账户级退出项；006503金额小且费率/状态未知，暂不动作。</w:t>
+              <w:t>继续持有：易方达沪深300ETF联接C、易方达半导体材料设备ETF联接C、国泰中证全指通信设备ETF联接C、华泰柏瑞中证沪港深云计算产业ETF联接C和QDII组合，等待正式净值和7月17日世界人工智能大会。优先减仓审查：景顺长城电子信息产业股票C已于7月14日提交约20%赎回（模型值432.92份）待确认；它按电子特气/半导体材料链暴露审查，不按泛电子行业简单处理。若未受理且7月15日电子特气、半导体材料或半导体资金再度转弱，可重新提交10%-15%。易方达信息行业精选股票C仅在电子/计算机资金重新转负且跌回弱势时审查15%-20%（模型值89.60-119.46份，按最新正式净值估算毛额约270.70-361.02元，费率0.5%口径）。触发即退出：暂无账户级退出项；财通集成电路产业股票C金额小且费率/状态未知，暂不动作。</w:t>
             </w:r>
           </w:p>
         </w:tc>
@@ -246,7 +246,7 @@
                 <w:b w:val="0"/>
                 <w:sz w:val="17"/>
               </w:rPr>
-              <w:t>不需要账户级跑。当前是结构性降仓而非清仓：010004 已做弱势重复科技仓的风险释放，其余等待确认。若账户高点回撤经真实流水确认达到8%，再切换到风险资产上限40%的纪律模式。</w:t>
+              <w:t>不需要账户级跑。当前是结构性降仓而非清仓：景顺长城电子信息产业股票C已做电子特气/半导体材料链弱势仓位的风险释放，其余等待确认。若账户高点回撤经真实流水确认达到8%，再切换到风险资产上限40%的纪律模式。</w:t>
             </w:r>
           </w:p>
         </w:tc>
@@ -426,7 +426,7 @@
                 <w:b w:val="0"/>
                 <w:sz w:val="17"/>
               </w:rPr>
-              <w:t>沪指跌回3900下、上涨家数少于1000、电子/半导体主力流出扩大且010004/019024正式净值继续弱于沪深300。</w:t>
+              <w:t>沪指跌回3900下、上涨家数少于1000、电子特气/半导体材料链和电子信息资金流出扩大，且景顺长城电子信息产业股票C、易方达信息行业精选股票C正式净值继续弱于沪深300。</w:t>
             </w:r>
           </w:p>
         </w:tc>
@@ -472,13 +472,12 @@
         <w:tblLook w:firstColumn="1" w:firstRow="1" w:lastColumn="0" w:lastRow="0" w:noHBand="0" w:noVBand="1" w:val="04A0"/>
       </w:tblPr>
       <w:tblGrid>
-        <w:gridCol w:w="1425"/>
-        <w:gridCol w:w="1425"/>
-        <w:gridCol w:w="1425"/>
-        <w:gridCol w:w="1425"/>
-        <w:gridCol w:w="1425"/>
-        <w:gridCol w:w="1425"/>
-        <w:gridCol w:w="1425"/>
+        <w:gridCol w:w="1662"/>
+        <w:gridCol w:w="1662"/>
+        <w:gridCol w:w="1662"/>
+        <w:gridCol w:w="1662"/>
+        <w:gridCol w:w="1662"/>
+        <w:gridCol w:w="1662"/>
       </w:tblGrid>
       <w:tr>
         <w:trPr>
@@ -487,7 +486,7 @@
         </w:trPr>
         <w:tc>
           <w:tcPr>
-            <w:tcW w:type="dxa" w:w="907"/>
+            <w:tcW w:type="dxa" w:w="2778"/>
             <w:vAlign w:val="center"/>
             <w:shd w:fill="E8EEF5"/>
           </w:tcPr>
@@ -502,13 +501,13 @@
                 <w:b/>
                 <w:sz w:val="17"/>
               </w:rPr>
-              <w:t>代码</w:t>
-            </w:r>
-          </w:p>
-        </w:tc>
-        <w:tc>
-          <w:tcPr>
-            <w:tcW w:type="dxa" w:w="2268"/>
+              <w:t>基金</w:t>
+            </w:r>
+          </w:p>
+        </w:tc>
+        <w:tc>
+          <w:tcPr>
+            <w:tcW w:type="dxa" w:w="1020"/>
             <w:vAlign w:val="center"/>
             <w:shd w:fill="E8EEF5"/>
           </w:tcPr>
@@ -523,13 +522,13 @@
                 <w:b/>
                 <w:sz w:val="17"/>
               </w:rPr>
-              <w:t>基金</w:t>
-            </w:r>
-          </w:p>
-        </w:tc>
-        <w:tc>
-          <w:tcPr>
-            <w:tcW w:type="dxa" w:w="907"/>
+              <w:t>份额</w:t>
+            </w:r>
+          </w:p>
+        </w:tc>
+        <w:tc>
+          <w:tcPr>
+            <w:tcW w:type="dxa" w:w="1020"/>
             <w:vAlign w:val="center"/>
             <w:shd w:fill="E8EEF5"/>
           </w:tcPr>
@@ -544,13 +543,13 @@
                 <w:b/>
                 <w:sz w:val="17"/>
               </w:rPr>
-              <w:t>份额</w:t>
-            </w:r>
-          </w:p>
-        </w:tc>
-        <w:tc>
-          <w:tcPr>
-            <w:tcW w:type="dxa" w:w="1020"/>
+              <w:t>净值日</w:t>
+            </w:r>
+          </w:p>
+        </w:tc>
+        <w:tc>
+          <w:tcPr>
+            <w:tcW w:type="dxa" w:w="850"/>
             <w:vAlign w:val="center"/>
             <w:shd w:fill="E8EEF5"/>
           </w:tcPr>
@@ -565,13 +564,13 @@
                 <w:b/>
                 <w:sz w:val="17"/>
               </w:rPr>
-              <w:t>净值日</w:t>
-            </w:r>
-          </w:p>
-        </w:tc>
-        <w:tc>
-          <w:tcPr>
-            <w:tcW w:type="dxa" w:w="794"/>
+              <w:t>净值</w:t>
+            </w:r>
+          </w:p>
+        </w:tc>
+        <w:tc>
+          <w:tcPr>
+            <w:tcW w:type="dxa" w:w="1134"/>
             <w:vAlign w:val="center"/>
             <w:shd w:fill="E8EEF5"/>
           </w:tcPr>
@@ -586,34 +585,13 @@
                 <w:b/>
                 <w:sz w:val="17"/>
               </w:rPr>
-              <w:t>净值</w:t>
-            </w:r>
-          </w:p>
-        </w:tc>
-        <w:tc>
-          <w:tcPr>
-            <w:tcW w:type="dxa" w:w="1020"/>
-            <w:vAlign w:val="center"/>
-            <w:shd w:fill="E8EEF5"/>
-          </w:tcPr>
-          <w:p>
-            <w:pPr>
-              <w:spacing w:after="0"/>
-            </w:pPr>
-            <w:r/>
-            <w:r>
-              <w:rPr>
-                <w:rFonts w:ascii="Source Han Sans CN" w:hAnsi="Source Han Sans CN" w:eastAsia="Source Han Sans CN"/>
-                <w:b/>
-                <w:sz w:val="17"/>
-              </w:rPr>
               <w:t>估算市值</w:t>
             </w:r>
           </w:p>
         </w:tc>
         <w:tc>
           <w:tcPr>
-            <w:tcW w:type="dxa" w:w="2211"/>
+            <w:tcW w:type="dxa" w:w="2381"/>
             <w:vAlign w:val="center"/>
             <w:shd w:fill="E8EEF5"/>
           </w:tcPr>
@@ -639,7 +617,7 @@
         </w:trPr>
         <w:tc>
           <w:tcPr>
-            <w:tcW w:type="dxa" w:w="907"/>
+            <w:tcW w:type="dxa" w:w="2778"/>
             <w:vAlign w:val="center"/>
           </w:tcPr>
           <w:p>
@@ -653,13 +631,13 @@
                 <w:b w:val="0"/>
                 <w:sz w:val="17"/>
               </w:rPr>
-              <w:t>007339</w:t>
-            </w:r>
-          </w:p>
-        </w:tc>
-        <w:tc>
-          <w:tcPr>
-            <w:tcW w:type="dxa" w:w="2268"/>
+              <w:t>易方达沪深300ETF联接C</w:t>
+            </w:r>
+          </w:p>
+        </w:tc>
+        <w:tc>
+          <w:tcPr>
+            <w:tcW w:type="dxa" w:w="1020"/>
             <w:vAlign w:val="center"/>
           </w:tcPr>
           <w:p>
@@ -673,13 +651,13 @@
                 <w:b w:val="0"/>
                 <w:sz w:val="17"/>
               </w:rPr>
-              <w:t>易方达沪深300ETF联接C</w:t>
-            </w:r>
-          </w:p>
-        </w:tc>
-        <w:tc>
-          <w:tcPr>
-            <w:tcW w:type="dxa" w:w="907"/>
+              <w:t>5222.48</w:t>
+            </w:r>
+          </w:p>
+        </w:tc>
+        <w:tc>
+          <w:tcPr>
+            <w:tcW w:type="dxa" w:w="1020"/>
             <w:vAlign w:val="center"/>
           </w:tcPr>
           <w:p>
@@ -693,13 +671,13 @@
                 <w:b w:val="0"/>
                 <w:sz w:val="17"/>
               </w:rPr>
-              <w:t>5222.48</w:t>
-            </w:r>
-          </w:p>
-        </w:tc>
-        <w:tc>
-          <w:tcPr>
-            <w:tcW w:type="dxa" w:w="1020"/>
+              <w:t>2026-07-13</w:t>
+            </w:r>
+          </w:p>
+        </w:tc>
+        <w:tc>
+          <w:tcPr>
+            <w:tcW w:type="dxa" w:w="850"/>
             <w:vAlign w:val="center"/>
           </w:tcPr>
           <w:p>
@@ -713,13 +691,13 @@
                 <w:b w:val="0"/>
                 <w:sz w:val="17"/>
               </w:rPr>
-              <w:t>2026-07-13</w:t>
-            </w:r>
-          </w:p>
-        </w:tc>
-        <w:tc>
-          <w:tcPr>
-            <w:tcW w:type="dxa" w:w="794"/>
+              <w:t>1.8823</w:t>
+            </w:r>
+          </w:p>
+        </w:tc>
+        <w:tc>
+          <w:tcPr>
+            <w:tcW w:type="dxa" w:w="1134"/>
             <w:vAlign w:val="center"/>
           </w:tcPr>
           <w:p>
@@ -733,33 +711,13 @@
                 <w:b w:val="0"/>
                 <w:sz w:val="17"/>
               </w:rPr>
-              <w:t>1.8823</w:t>
-            </w:r>
-          </w:p>
-        </w:tc>
-        <w:tc>
-          <w:tcPr>
-            <w:tcW w:type="dxa" w:w="1020"/>
-            <w:vAlign w:val="center"/>
-          </w:tcPr>
-          <w:p>
-            <w:pPr>
-              <w:spacing w:after="0"/>
-            </w:pPr>
-            <w:r/>
-            <w:r>
-              <w:rPr>
-                <w:rFonts w:ascii="Source Han Sans CN" w:hAnsi="Source Han Sans CN" w:eastAsia="Source Han Sans CN"/>
-                <w:b w:val="0"/>
-                <w:sz w:val="17"/>
-              </w:rPr>
               <w:t>9,830.27</w:t>
             </w:r>
           </w:p>
         </w:tc>
         <w:tc>
           <w:tcPr>
-            <w:tcW w:type="dxa" w:w="2211"/>
+            <w:tcW w:type="dxa" w:w="2381"/>
             <w:vAlign w:val="center"/>
           </w:tcPr>
           <w:p>
@@ -784,7 +742,7 @@
         </w:trPr>
         <w:tc>
           <w:tcPr>
-            <w:tcW w:type="dxa" w:w="907"/>
+            <w:tcW w:type="dxa" w:w="2778"/>
             <w:vAlign w:val="center"/>
           </w:tcPr>
           <w:p>
@@ -798,13 +756,13 @@
                 <w:b w:val="0"/>
                 <w:sz w:val="17"/>
               </w:rPr>
-              <w:t>021894</w:t>
-            </w:r>
-          </w:p>
-        </w:tc>
-        <w:tc>
-          <w:tcPr>
-            <w:tcW w:type="dxa" w:w="2268"/>
+              <w:t>易方达半导体材料设备ETF联接C</w:t>
+            </w:r>
+          </w:p>
+        </w:tc>
+        <w:tc>
+          <w:tcPr>
+            <w:tcW w:type="dxa" w:w="1020"/>
             <w:vAlign w:val="center"/>
           </w:tcPr>
           <w:p>
@@ -818,13 +776,13 @@
                 <w:b w:val="0"/>
                 <w:sz w:val="17"/>
               </w:rPr>
-              <w:t>易方达半导体材料设备ETF联接C</w:t>
-            </w:r>
-          </w:p>
-        </w:tc>
-        <w:tc>
-          <w:tcPr>
-            <w:tcW w:type="dxa" w:w="907"/>
+              <w:t>1662.26</w:t>
+            </w:r>
+          </w:p>
+        </w:tc>
+        <w:tc>
+          <w:tcPr>
+            <w:tcW w:type="dxa" w:w="1020"/>
             <w:vAlign w:val="center"/>
           </w:tcPr>
           <w:p>
@@ -838,13 +796,13 @@
                 <w:b w:val="0"/>
                 <w:sz w:val="17"/>
               </w:rPr>
-              <w:t>1662.26</w:t>
-            </w:r>
-          </w:p>
-        </w:tc>
-        <w:tc>
-          <w:tcPr>
-            <w:tcW w:type="dxa" w:w="1020"/>
+              <w:t>2026-07-14</w:t>
+            </w:r>
+          </w:p>
+        </w:tc>
+        <w:tc>
+          <w:tcPr>
+            <w:tcW w:type="dxa" w:w="850"/>
             <w:vAlign w:val="center"/>
           </w:tcPr>
           <w:p>
@@ -858,13 +816,13 @@
                 <w:b w:val="0"/>
                 <w:sz w:val="17"/>
               </w:rPr>
-              <w:t>2026-07-14</w:t>
-            </w:r>
-          </w:p>
-        </w:tc>
-        <w:tc>
-          <w:tcPr>
-            <w:tcW w:type="dxa" w:w="794"/>
+              <w:t>2.9478</w:t>
+            </w:r>
+          </w:p>
+        </w:tc>
+        <w:tc>
+          <w:tcPr>
+            <w:tcW w:type="dxa" w:w="1134"/>
             <w:vAlign w:val="center"/>
           </w:tcPr>
           <w:p>
@@ -878,33 +836,13 @@
                 <w:b w:val="0"/>
                 <w:sz w:val="17"/>
               </w:rPr>
-              <w:t>2.9478</w:t>
-            </w:r>
-          </w:p>
-        </w:tc>
-        <w:tc>
-          <w:tcPr>
-            <w:tcW w:type="dxa" w:w="1020"/>
-            <w:vAlign w:val="center"/>
-          </w:tcPr>
-          <w:p>
-            <w:pPr>
-              <w:spacing w:after="0"/>
-            </w:pPr>
-            <w:r/>
-            <w:r>
-              <w:rPr>
-                <w:rFonts w:ascii="Source Han Sans CN" w:hAnsi="Source Han Sans CN" w:eastAsia="Source Han Sans CN"/>
-                <w:b w:val="0"/>
-                <w:sz w:val="17"/>
-              </w:rPr>
               <w:t>4,900.01</w:t>
             </w:r>
           </w:p>
         </w:tc>
         <w:tc>
           <w:tcPr>
-            <w:tcW w:type="dxa" w:w="2211"/>
+            <w:tcW w:type="dxa" w:w="2381"/>
             <w:vAlign w:val="center"/>
           </w:tcPr>
           <w:p>
@@ -929,7 +867,7 @@
         </w:trPr>
         <w:tc>
           <w:tcPr>
-            <w:tcW w:type="dxa" w:w="907"/>
+            <w:tcW w:type="dxa" w:w="2778"/>
             <w:vAlign w:val="center"/>
           </w:tcPr>
           <w:p>
@@ -943,13 +881,13 @@
                 <w:b w:val="0"/>
                 <w:sz w:val="17"/>
               </w:rPr>
-              <w:t>010004</w:t>
-            </w:r>
-          </w:p>
-        </w:tc>
-        <w:tc>
-          <w:tcPr>
-            <w:tcW w:type="dxa" w:w="2268"/>
+              <w:t>景顺长城电子信息产业股票C</w:t>
+            </w:r>
+          </w:p>
+        </w:tc>
+        <w:tc>
+          <w:tcPr>
+            <w:tcW w:type="dxa" w:w="1020"/>
             <w:vAlign w:val="center"/>
           </w:tcPr>
           <w:p>
@@ -963,13 +901,13 @@
                 <w:b w:val="0"/>
                 <w:sz w:val="17"/>
               </w:rPr>
-              <w:t>景顺长城电子信息产业股票C</w:t>
-            </w:r>
-          </w:p>
-        </w:tc>
-        <w:tc>
-          <w:tcPr>
-            <w:tcW w:type="dxa" w:w="907"/>
+              <w:t>2164.60</w:t>
+            </w:r>
+          </w:p>
+        </w:tc>
+        <w:tc>
+          <w:tcPr>
+            <w:tcW w:type="dxa" w:w="1020"/>
             <w:vAlign w:val="center"/>
           </w:tcPr>
           <w:p>
@@ -983,13 +921,13 @@
                 <w:b w:val="0"/>
                 <w:sz w:val="17"/>
               </w:rPr>
-              <w:t>2164.60</w:t>
-            </w:r>
-          </w:p>
-        </w:tc>
-        <w:tc>
-          <w:tcPr>
-            <w:tcW w:type="dxa" w:w="1020"/>
+              <w:t>2026-07-13</w:t>
+            </w:r>
+          </w:p>
+        </w:tc>
+        <w:tc>
+          <w:tcPr>
+            <w:tcW w:type="dxa" w:w="850"/>
             <w:vAlign w:val="center"/>
           </w:tcPr>
           <w:p>
@@ -1003,13 +941,13 @@
                 <w:b w:val="0"/>
                 <w:sz w:val="17"/>
               </w:rPr>
-              <w:t>2026-07-13</w:t>
-            </w:r>
-          </w:p>
-        </w:tc>
-        <w:tc>
-          <w:tcPr>
-            <w:tcW w:type="dxa" w:w="794"/>
+              <w:t>2.1446</w:t>
+            </w:r>
+          </w:p>
+        </w:tc>
+        <w:tc>
+          <w:tcPr>
+            <w:tcW w:type="dxa" w:w="1134"/>
             <w:vAlign w:val="center"/>
           </w:tcPr>
           <w:p>
@@ -1023,33 +961,13 @@
                 <w:b w:val="0"/>
                 <w:sz w:val="17"/>
               </w:rPr>
-              <w:t>2.1446</w:t>
-            </w:r>
-          </w:p>
-        </w:tc>
-        <w:tc>
-          <w:tcPr>
-            <w:tcW w:type="dxa" w:w="1020"/>
-            <w:vAlign w:val="center"/>
-          </w:tcPr>
-          <w:p>
-            <w:pPr>
-              <w:spacing w:after="0"/>
-            </w:pPr>
-            <w:r/>
-            <w:r>
-              <w:rPr>
-                <w:rFonts w:ascii="Source Han Sans CN" w:hAnsi="Source Han Sans CN" w:eastAsia="Source Han Sans CN"/>
-                <w:b w:val="0"/>
-                <w:sz w:val="17"/>
-              </w:rPr>
               <w:t>4,642.20</w:t>
             </w:r>
           </w:p>
         </w:tc>
         <w:tc>
           <w:tcPr>
-            <w:tcW w:type="dxa" w:w="2211"/>
+            <w:tcW w:type="dxa" w:w="2381"/>
             <w:vAlign w:val="center"/>
           </w:tcPr>
           <w:p>
@@ -1074,7 +992,7 @@
         </w:trPr>
         <w:tc>
           <w:tcPr>
-            <w:tcW w:type="dxa" w:w="907"/>
+            <w:tcW w:type="dxa" w:w="2778"/>
             <w:vAlign w:val="center"/>
           </w:tcPr>
           <w:p>
@@ -1088,13 +1006,13 @@
                 <w:b w:val="0"/>
                 <w:sz w:val="17"/>
               </w:rPr>
-              <w:t>012922</w:t>
-            </w:r>
-          </w:p>
-        </w:tc>
-        <w:tc>
-          <w:tcPr>
-            <w:tcW w:type="dxa" w:w="2268"/>
+              <w:t>易方达全球成长精选混合(QDII)C</w:t>
+            </w:r>
+          </w:p>
+        </w:tc>
+        <w:tc>
+          <w:tcPr>
+            <w:tcW w:type="dxa" w:w="1020"/>
             <w:vAlign w:val="center"/>
           </w:tcPr>
           <w:p>
@@ -1108,13 +1026,13 @@
                 <w:b w:val="0"/>
                 <w:sz w:val="17"/>
               </w:rPr>
-              <w:t>易方达全球成长精选混合(QDII)C</w:t>
-            </w:r>
-          </w:p>
-        </w:tc>
-        <w:tc>
-          <w:tcPr>
-            <w:tcW w:type="dxa" w:w="907"/>
+              <w:t>695.91</w:t>
+            </w:r>
+          </w:p>
+        </w:tc>
+        <w:tc>
+          <w:tcPr>
+            <w:tcW w:type="dxa" w:w="1020"/>
             <w:vAlign w:val="center"/>
           </w:tcPr>
           <w:p>
@@ -1128,13 +1046,13 @@
                 <w:b w:val="0"/>
                 <w:sz w:val="17"/>
               </w:rPr>
-              <w:t>695.91</w:t>
-            </w:r>
-          </w:p>
-        </w:tc>
-        <w:tc>
-          <w:tcPr>
-            <w:tcW w:type="dxa" w:w="1020"/>
+              <w:t>2026-07-13</w:t>
+            </w:r>
+          </w:p>
+        </w:tc>
+        <w:tc>
+          <w:tcPr>
+            <w:tcW w:type="dxa" w:w="850"/>
             <w:vAlign w:val="center"/>
           </w:tcPr>
           <w:p>
@@ -1148,13 +1066,13 @@
                 <w:b w:val="0"/>
                 <w:sz w:val="17"/>
               </w:rPr>
-              <w:t>2026-07-13</w:t>
-            </w:r>
-          </w:p>
-        </w:tc>
-        <w:tc>
-          <w:tcPr>
-            <w:tcW w:type="dxa" w:w="794"/>
+              <w:t>4.1844</w:t>
+            </w:r>
+          </w:p>
+        </w:tc>
+        <w:tc>
+          <w:tcPr>
+            <w:tcW w:type="dxa" w:w="1134"/>
             <w:vAlign w:val="center"/>
           </w:tcPr>
           <w:p>
@@ -1168,33 +1086,13 @@
                 <w:b w:val="0"/>
                 <w:sz w:val="17"/>
               </w:rPr>
-              <w:t>4.1844</w:t>
-            </w:r>
-          </w:p>
-        </w:tc>
-        <w:tc>
-          <w:tcPr>
-            <w:tcW w:type="dxa" w:w="1020"/>
-            <w:vAlign w:val="center"/>
-          </w:tcPr>
-          <w:p>
-            <w:pPr>
-              <w:spacing w:after="0"/>
-            </w:pPr>
-            <w:r/>
-            <w:r>
-              <w:rPr>
-                <w:rFonts w:ascii="Source Han Sans CN" w:hAnsi="Source Han Sans CN" w:eastAsia="Source Han Sans CN"/>
-                <w:b w:val="0"/>
-                <w:sz w:val="17"/>
-              </w:rPr>
               <w:t>2,911.95</w:t>
             </w:r>
           </w:p>
         </w:tc>
         <w:tc>
           <w:tcPr>
-            <w:tcW w:type="dxa" w:w="2211"/>
+            <w:tcW w:type="dxa" w:w="2381"/>
             <w:vAlign w:val="center"/>
           </w:tcPr>
           <w:p>
@@ -1219,7 +1117,7 @@
         </w:trPr>
         <w:tc>
           <w:tcPr>
-            <w:tcW w:type="dxa" w:w="907"/>
+            <w:tcW w:type="dxa" w:w="2778"/>
             <w:vAlign w:val="center"/>
           </w:tcPr>
           <w:p>
@@ -1233,13 +1131,13 @@
                 <w:b w:val="0"/>
                 <w:sz w:val="17"/>
               </w:rPr>
-              <w:t>021528</w:t>
-            </w:r>
-          </w:p>
-        </w:tc>
-        <w:tc>
-          <w:tcPr>
-            <w:tcW w:type="dxa" w:w="2268"/>
+              <w:t>财通成长优选混合C</w:t>
+            </w:r>
+          </w:p>
+        </w:tc>
+        <w:tc>
+          <w:tcPr>
+            <w:tcW w:type="dxa" w:w="1020"/>
             <w:vAlign w:val="center"/>
           </w:tcPr>
           <w:p>
@@ -1253,13 +1151,13 @@
                 <w:b w:val="0"/>
                 <w:sz w:val="17"/>
               </w:rPr>
-              <w:t>财通成长优选混合C</w:t>
-            </w:r>
-          </w:p>
-        </w:tc>
-        <w:tc>
-          <w:tcPr>
-            <w:tcW w:type="dxa" w:w="907"/>
+              <w:t>541.92</w:t>
+            </w:r>
+          </w:p>
+        </w:tc>
+        <w:tc>
+          <w:tcPr>
+            <w:tcW w:type="dxa" w:w="1020"/>
             <w:vAlign w:val="center"/>
           </w:tcPr>
           <w:p>
@@ -1273,13 +1171,13 @@
                 <w:b w:val="0"/>
                 <w:sz w:val="17"/>
               </w:rPr>
-              <w:t>541.92</w:t>
-            </w:r>
-          </w:p>
-        </w:tc>
-        <w:tc>
-          <w:tcPr>
-            <w:tcW w:type="dxa" w:w="1020"/>
+              <w:t>2026-07-14</w:t>
+            </w:r>
+          </w:p>
+        </w:tc>
+        <w:tc>
+          <w:tcPr>
+            <w:tcW w:type="dxa" w:w="850"/>
             <w:vAlign w:val="center"/>
           </w:tcPr>
           <w:p>
@@ -1293,13 +1191,13 @@
                 <w:b w:val="0"/>
                 <w:sz w:val="17"/>
               </w:rPr>
-              <w:t>2026-07-14</w:t>
-            </w:r>
-          </w:p>
-        </w:tc>
-        <w:tc>
-          <w:tcPr>
-            <w:tcW w:type="dxa" w:w="794"/>
+              <w:t>4.9840</w:t>
+            </w:r>
+          </w:p>
+        </w:tc>
+        <w:tc>
+          <w:tcPr>
+            <w:tcW w:type="dxa" w:w="1134"/>
             <w:vAlign w:val="center"/>
           </w:tcPr>
           <w:p>
@@ -1313,33 +1211,13 @@
                 <w:b w:val="0"/>
                 <w:sz w:val="17"/>
               </w:rPr>
-              <w:t>4.9840</w:t>
-            </w:r>
-          </w:p>
-        </w:tc>
-        <w:tc>
-          <w:tcPr>
-            <w:tcW w:type="dxa" w:w="1020"/>
-            <w:vAlign w:val="center"/>
-          </w:tcPr>
-          <w:p>
-            <w:pPr>
-              <w:spacing w:after="0"/>
-            </w:pPr>
-            <w:r/>
-            <w:r>
-              <w:rPr>
-                <w:rFonts w:ascii="Source Han Sans CN" w:hAnsi="Source Han Sans CN" w:eastAsia="Source Han Sans CN"/>
-                <w:b w:val="0"/>
-                <w:sz w:val="17"/>
-              </w:rPr>
               <w:t>2,700.93</w:t>
             </w:r>
           </w:p>
         </w:tc>
         <w:tc>
           <w:tcPr>
-            <w:tcW w:type="dxa" w:w="2211"/>
+            <w:tcW w:type="dxa" w:w="2381"/>
             <w:vAlign w:val="center"/>
           </w:tcPr>
           <w:p>
@@ -1364,7 +1242,7 @@
         </w:trPr>
         <w:tc>
           <w:tcPr>
-            <w:tcW w:type="dxa" w:w="907"/>
+            <w:tcW w:type="dxa" w:w="2778"/>
             <w:vAlign w:val="center"/>
           </w:tcPr>
           <w:p>
@@ -1378,13 +1256,13 @@
                 <w:b w:val="0"/>
                 <w:sz w:val="17"/>
               </w:rPr>
-              <w:t>007818</w:t>
-            </w:r>
-          </w:p>
-        </w:tc>
-        <w:tc>
-          <w:tcPr>
-            <w:tcW w:type="dxa" w:w="2268"/>
+              <w:t>国泰中证全指通信设备ETF联接C</w:t>
+            </w:r>
+          </w:p>
+        </w:tc>
+        <w:tc>
+          <w:tcPr>
+            <w:tcW w:type="dxa" w:w="1020"/>
             <w:vAlign w:val="center"/>
           </w:tcPr>
           <w:p>
@@ -1398,13 +1276,13 @@
                 <w:b w:val="0"/>
                 <w:sz w:val="17"/>
               </w:rPr>
-              <w:t>国泰中证全指通信设备ETF联接C</w:t>
-            </w:r>
-          </w:p>
-        </w:tc>
-        <w:tc>
-          <w:tcPr>
-            <w:tcW w:type="dxa" w:w="907"/>
+              <w:t>480.25</w:t>
+            </w:r>
+          </w:p>
+        </w:tc>
+        <w:tc>
+          <w:tcPr>
+            <w:tcW w:type="dxa" w:w="1020"/>
             <w:vAlign w:val="center"/>
           </w:tcPr>
           <w:p>
@@ -1418,13 +1296,13 @@
                 <w:b w:val="0"/>
                 <w:sz w:val="17"/>
               </w:rPr>
-              <w:t>480.25</w:t>
-            </w:r>
-          </w:p>
-        </w:tc>
-        <w:tc>
-          <w:tcPr>
-            <w:tcW w:type="dxa" w:w="1020"/>
+              <w:t>2026-07-13</w:t>
+            </w:r>
+          </w:p>
+        </w:tc>
+        <w:tc>
+          <w:tcPr>
+            <w:tcW w:type="dxa" w:w="850"/>
             <w:vAlign w:val="center"/>
           </w:tcPr>
           <w:p>
@@ -1438,13 +1316,13 @@
                 <w:b w:val="0"/>
                 <w:sz w:val="17"/>
               </w:rPr>
-              <w:t>2026-07-13</w:t>
-            </w:r>
-          </w:p>
-        </w:tc>
-        <w:tc>
-          <w:tcPr>
-            <w:tcW w:type="dxa" w:w="794"/>
+              <w:t>4.0644</w:t>
+            </w:r>
+          </w:p>
+        </w:tc>
+        <w:tc>
+          <w:tcPr>
+            <w:tcW w:type="dxa" w:w="1134"/>
             <w:vAlign w:val="center"/>
           </w:tcPr>
           <w:p>
@@ -1458,33 +1336,13 @@
                 <w:b w:val="0"/>
                 <w:sz w:val="17"/>
               </w:rPr>
-              <w:t>4.0644</w:t>
-            </w:r>
-          </w:p>
-        </w:tc>
-        <w:tc>
-          <w:tcPr>
-            <w:tcW w:type="dxa" w:w="1020"/>
-            <w:vAlign w:val="center"/>
-          </w:tcPr>
-          <w:p>
-            <w:pPr>
-              <w:spacing w:after="0"/>
-            </w:pPr>
-            <w:r/>
-            <w:r>
-              <w:rPr>
-                <w:rFonts w:ascii="Source Han Sans CN" w:hAnsi="Source Han Sans CN" w:eastAsia="Source Han Sans CN"/>
-                <w:b w:val="0"/>
-                <w:sz w:val="17"/>
-              </w:rPr>
               <w:t>1,951.93</w:t>
             </w:r>
           </w:p>
         </w:tc>
         <w:tc>
           <w:tcPr>
-            <w:tcW w:type="dxa" w:w="2211"/>
+            <w:tcW w:type="dxa" w:w="2381"/>
             <w:vAlign w:val="center"/>
           </w:tcPr>
           <w:p>
@@ -1509,7 +1367,7 @@
         </w:trPr>
         <w:tc>
           <w:tcPr>
-            <w:tcW w:type="dxa" w:w="907"/>
+            <w:tcW w:type="dxa" w:w="2778"/>
             <w:vAlign w:val="center"/>
           </w:tcPr>
           <w:p>
@@ -1523,13 +1381,13 @@
                 <w:b w:val="0"/>
                 <w:sz w:val="17"/>
               </w:rPr>
-              <w:t>019024</w:t>
-            </w:r>
-          </w:p>
-        </w:tc>
-        <w:tc>
-          <w:tcPr>
-            <w:tcW w:type="dxa" w:w="2268"/>
+              <w:t>易方达信息行业精选股票C</w:t>
+            </w:r>
+          </w:p>
+        </w:tc>
+        <w:tc>
+          <w:tcPr>
+            <w:tcW w:type="dxa" w:w="1020"/>
             <w:vAlign w:val="center"/>
           </w:tcPr>
           <w:p>
@@ -1543,13 +1401,13 @@
                 <w:b w:val="0"/>
                 <w:sz w:val="17"/>
               </w:rPr>
-              <w:t>易方达信息行业精选股票C</w:t>
-            </w:r>
-          </w:p>
-        </w:tc>
-        <w:tc>
-          <w:tcPr>
-            <w:tcW w:type="dxa" w:w="907"/>
+              <w:t>597.32</w:t>
+            </w:r>
+          </w:p>
+        </w:tc>
+        <w:tc>
+          <w:tcPr>
+            <w:tcW w:type="dxa" w:w="1020"/>
             <w:vAlign w:val="center"/>
           </w:tcPr>
           <w:p>
@@ -1563,13 +1421,13 @@
                 <w:b w:val="0"/>
                 <w:sz w:val="17"/>
               </w:rPr>
-              <w:t>597.32</w:t>
-            </w:r>
-          </w:p>
-        </w:tc>
-        <w:tc>
-          <w:tcPr>
-            <w:tcW w:type="dxa" w:w="1020"/>
+              <w:t>2026-07-14</w:t>
+            </w:r>
+          </w:p>
+        </w:tc>
+        <w:tc>
+          <w:tcPr>
+            <w:tcW w:type="dxa" w:w="850"/>
             <w:vAlign w:val="center"/>
           </w:tcPr>
           <w:p>
@@ -1583,13 +1441,13 @@
                 <w:b w:val="0"/>
                 <w:sz w:val="17"/>
               </w:rPr>
-              <w:t>2026-07-14</w:t>
-            </w:r>
-          </w:p>
-        </w:tc>
-        <w:tc>
-          <w:tcPr>
-            <w:tcW w:type="dxa" w:w="794"/>
+              <w:t>3.0213</w:t>
+            </w:r>
+          </w:p>
+        </w:tc>
+        <w:tc>
+          <w:tcPr>
+            <w:tcW w:type="dxa" w:w="1134"/>
             <w:vAlign w:val="center"/>
           </w:tcPr>
           <w:p>
@@ -1603,33 +1461,13 @@
                 <w:b w:val="0"/>
                 <w:sz w:val="17"/>
               </w:rPr>
-              <w:t>3.0213</w:t>
-            </w:r>
-          </w:p>
-        </w:tc>
-        <w:tc>
-          <w:tcPr>
-            <w:tcW w:type="dxa" w:w="1020"/>
-            <w:vAlign w:val="center"/>
-          </w:tcPr>
-          <w:p>
-            <w:pPr>
-              <w:spacing w:after="0"/>
-            </w:pPr>
-            <w:r/>
-            <w:r>
-              <w:rPr>
-                <w:rFonts w:ascii="Source Han Sans CN" w:hAnsi="Source Han Sans CN" w:eastAsia="Source Han Sans CN"/>
-                <w:b w:val="0"/>
-                <w:sz w:val="17"/>
-              </w:rPr>
               <w:t>1,804.69</w:t>
             </w:r>
           </w:p>
         </w:tc>
         <w:tc>
           <w:tcPr>
-            <w:tcW w:type="dxa" w:w="2211"/>
+            <w:tcW w:type="dxa" w:w="2381"/>
             <w:vAlign w:val="center"/>
           </w:tcPr>
           <w:p>
@@ -1654,7 +1492,7 @@
         </w:trPr>
         <w:tc>
           <w:tcPr>
-            <w:tcW w:type="dxa" w:w="907"/>
+            <w:tcW w:type="dxa" w:w="2778"/>
             <w:vAlign w:val="center"/>
           </w:tcPr>
           <w:p>
@@ -1668,13 +1506,13 @@
                 <w:b w:val="0"/>
                 <w:sz w:val="17"/>
               </w:rPr>
-              <w:t>024481</w:t>
-            </w:r>
-          </w:p>
-        </w:tc>
-        <w:tc>
-          <w:tcPr>
-            <w:tcW w:type="dxa" w:w="2268"/>
+              <w:t>财通品质甄选混合C</w:t>
+            </w:r>
+          </w:p>
+        </w:tc>
+        <w:tc>
+          <w:tcPr>
+            <w:tcW w:type="dxa" w:w="1020"/>
             <w:vAlign w:val="center"/>
           </w:tcPr>
           <w:p>
@@ -1688,13 +1526,13 @@
                 <w:b w:val="0"/>
                 <w:sz w:val="17"/>
               </w:rPr>
-              <w:t>财通品质甄选混合C</w:t>
-            </w:r>
-          </w:p>
-        </w:tc>
-        <w:tc>
-          <w:tcPr>
-            <w:tcW w:type="dxa" w:w="907"/>
+              <w:t>779.36</w:t>
+            </w:r>
+          </w:p>
+        </w:tc>
+        <w:tc>
+          <w:tcPr>
+            <w:tcW w:type="dxa" w:w="1020"/>
             <w:vAlign w:val="center"/>
           </w:tcPr>
           <w:p>
@@ -1708,13 +1546,13 @@
                 <w:b w:val="0"/>
                 <w:sz w:val="17"/>
               </w:rPr>
-              <w:t>779.36</w:t>
-            </w:r>
-          </w:p>
-        </w:tc>
-        <w:tc>
-          <w:tcPr>
-            <w:tcW w:type="dxa" w:w="1020"/>
+              <w:t>2026-07-14</w:t>
+            </w:r>
+          </w:p>
+        </w:tc>
+        <w:tc>
+          <w:tcPr>
+            <w:tcW w:type="dxa" w:w="850"/>
             <w:vAlign w:val="center"/>
           </w:tcPr>
           <w:p>
@@ -1728,13 +1566,13 @@
                 <w:b w:val="0"/>
                 <w:sz w:val="17"/>
               </w:rPr>
-              <w:t>2026-07-14</w:t>
-            </w:r>
-          </w:p>
-        </w:tc>
-        <w:tc>
-          <w:tcPr>
-            <w:tcW w:type="dxa" w:w="794"/>
+              <w:t>2.2316</w:t>
+            </w:r>
+          </w:p>
+        </w:tc>
+        <w:tc>
+          <w:tcPr>
+            <w:tcW w:type="dxa" w:w="1134"/>
             <w:vAlign w:val="center"/>
           </w:tcPr>
           <w:p>
@@ -1748,33 +1586,13 @@
                 <w:b w:val="0"/>
                 <w:sz w:val="17"/>
               </w:rPr>
-              <w:t>2.2316</w:t>
-            </w:r>
-          </w:p>
-        </w:tc>
-        <w:tc>
-          <w:tcPr>
-            <w:tcW w:type="dxa" w:w="1020"/>
-            <w:vAlign w:val="center"/>
-          </w:tcPr>
-          <w:p>
-            <w:pPr>
-              <w:spacing w:after="0"/>
-            </w:pPr>
-            <w:r/>
-            <w:r>
-              <w:rPr>
-                <w:rFonts w:ascii="Source Han Sans CN" w:hAnsi="Source Han Sans CN" w:eastAsia="Source Han Sans CN"/>
-                <w:b w:val="0"/>
-                <w:sz w:val="17"/>
-              </w:rPr>
               <w:t>1,739.22</w:t>
             </w:r>
           </w:p>
         </w:tc>
         <w:tc>
           <w:tcPr>
-            <w:tcW w:type="dxa" w:w="2211"/>
+            <w:tcW w:type="dxa" w:w="2381"/>
             <w:vAlign w:val="center"/>
           </w:tcPr>
           <w:p>
@@ -1799,7 +1617,7 @@
         </w:trPr>
         <w:tc>
           <w:tcPr>
-            <w:tcW w:type="dxa" w:w="907"/>
+            <w:tcW w:type="dxa" w:w="2778"/>
             <w:vAlign w:val="center"/>
           </w:tcPr>
           <w:p>
@@ -1813,13 +1631,13 @@
                 <w:b w:val="0"/>
                 <w:sz w:val="17"/>
               </w:rPr>
-              <w:t>017731</w:t>
-            </w:r>
-          </w:p>
-        </w:tc>
-        <w:tc>
-          <w:tcPr>
-            <w:tcW w:type="dxa" w:w="2268"/>
+              <w:t>嘉实全球产业升级股票(QDII)C</w:t>
+            </w:r>
+          </w:p>
+        </w:tc>
+        <w:tc>
+          <w:tcPr>
+            <w:tcW w:type="dxa" w:w="1020"/>
             <w:vAlign w:val="center"/>
           </w:tcPr>
           <w:p>
@@ -1833,13 +1651,13 @@
                 <w:b w:val="0"/>
                 <w:sz w:val="17"/>
               </w:rPr>
-              <w:t>嘉实全球产业升级股票(QDII)C</w:t>
-            </w:r>
-          </w:p>
-        </w:tc>
-        <w:tc>
-          <w:tcPr>
-            <w:tcW w:type="dxa" w:w="907"/>
+              <w:t>318.81</w:t>
+            </w:r>
+          </w:p>
+        </w:tc>
+        <w:tc>
+          <w:tcPr>
+            <w:tcW w:type="dxa" w:w="1020"/>
             <w:vAlign w:val="center"/>
           </w:tcPr>
           <w:p>
@@ -1853,13 +1671,13 @@
                 <w:b w:val="0"/>
                 <w:sz w:val="17"/>
               </w:rPr>
-              <w:t>318.81</w:t>
-            </w:r>
-          </w:p>
-        </w:tc>
-        <w:tc>
-          <w:tcPr>
-            <w:tcW w:type="dxa" w:w="1020"/>
+              <w:t>2026-07-13</w:t>
+            </w:r>
+          </w:p>
+        </w:tc>
+        <w:tc>
+          <w:tcPr>
+            <w:tcW w:type="dxa" w:w="850"/>
             <w:vAlign w:val="center"/>
           </w:tcPr>
           <w:p>
@@ -1873,13 +1691,13 @@
                 <w:b w:val="0"/>
                 <w:sz w:val="17"/>
               </w:rPr>
-              <w:t>2026-07-13</w:t>
-            </w:r>
-          </w:p>
-        </w:tc>
-        <w:tc>
-          <w:tcPr>
-            <w:tcW w:type="dxa" w:w="794"/>
+              <w:t>4.3752</w:t>
+            </w:r>
+          </w:p>
+        </w:tc>
+        <w:tc>
+          <w:tcPr>
+            <w:tcW w:type="dxa" w:w="1134"/>
             <w:vAlign w:val="center"/>
           </w:tcPr>
           <w:p>
@@ -1893,33 +1711,13 @@
                 <w:b w:val="0"/>
                 <w:sz w:val="17"/>
               </w:rPr>
-              <w:t>4.3752</w:t>
-            </w:r>
-          </w:p>
-        </w:tc>
-        <w:tc>
-          <w:tcPr>
-            <w:tcW w:type="dxa" w:w="1020"/>
-            <w:vAlign w:val="center"/>
-          </w:tcPr>
-          <w:p>
-            <w:pPr>
-              <w:spacing w:after="0"/>
-            </w:pPr>
-            <w:r/>
-            <w:r>
-              <w:rPr>
-                <w:rFonts w:ascii="Source Han Sans CN" w:hAnsi="Source Han Sans CN" w:eastAsia="Source Han Sans CN"/>
-                <w:b w:val="0"/>
-                <w:sz w:val="17"/>
-              </w:rPr>
               <w:t>1,394.88</w:t>
             </w:r>
           </w:p>
         </w:tc>
         <w:tc>
           <w:tcPr>
-            <w:tcW w:type="dxa" w:w="2211"/>
+            <w:tcW w:type="dxa" w:w="2381"/>
             <w:vAlign w:val="center"/>
           </w:tcPr>
           <w:p>
@@ -1944,7 +1742,7 @@
         </w:trPr>
         <w:tc>
           <w:tcPr>
-            <w:tcW w:type="dxa" w:w="907"/>
+            <w:tcW w:type="dxa" w:w="2778"/>
             <w:vAlign w:val="center"/>
           </w:tcPr>
           <w:p>
@@ -1958,13 +1756,13 @@
                 <w:b w:val="0"/>
                 <w:sz w:val="17"/>
               </w:rPr>
-              <w:t>019331</w:t>
-            </w:r>
-          </w:p>
-        </w:tc>
-        <w:tc>
-          <w:tcPr>
-            <w:tcW w:type="dxa" w:w="2268"/>
+              <w:t>华泰柏瑞中证沪港深云计算产业ETF联接C</w:t>
+            </w:r>
+          </w:p>
+        </w:tc>
+        <w:tc>
+          <w:tcPr>
+            <w:tcW w:type="dxa" w:w="1020"/>
             <w:vAlign w:val="center"/>
           </w:tcPr>
           <w:p>
@@ -1978,13 +1776,13 @@
                 <w:b w:val="0"/>
                 <w:sz w:val="17"/>
               </w:rPr>
-              <w:t>华泰柏瑞中证沪港深云计算产业ETF联接C</w:t>
-            </w:r>
-          </w:p>
-        </w:tc>
-        <w:tc>
-          <w:tcPr>
-            <w:tcW w:type="dxa" w:w="907"/>
+              <w:t>639.94</w:t>
+            </w:r>
+          </w:p>
+        </w:tc>
+        <w:tc>
+          <w:tcPr>
+            <w:tcW w:type="dxa" w:w="1020"/>
             <w:vAlign w:val="center"/>
           </w:tcPr>
           <w:p>
@@ -1998,13 +1796,13 @@
                 <w:b w:val="0"/>
                 <w:sz w:val="17"/>
               </w:rPr>
-              <w:t>639.94</w:t>
-            </w:r>
-          </w:p>
-        </w:tc>
-        <w:tc>
-          <w:tcPr>
-            <w:tcW w:type="dxa" w:w="1020"/>
+              <w:t>2026-07-13</w:t>
+            </w:r>
+          </w:p>
+        </w:tc>
+        <w:tc>
+          <w:tcPr>
+            <w:tcW w:type="dxa" w:w="850"/>
             <w:vAlign w:val="center"/>
           </w:tcPr>
           <w:p>
@@ -2018,13 +1816,13 @@
                 <w:b w:val="0"/>
                 <w:sz w:val="17"/>
               </w:rPr>
-              <w:t>2026-07-13</w:t>
-            </w:r>
-          </w:p>
-        </w:tc>
-        <w:tc>
-          <w:tcPr>
-            <w:tcW w:type="dxa" w:w="794"/>
+              <w:t>2.1602</w:t>
+            </w:r>
+          </w:p>
+        </w:tc>
+        <w:tc>
+          <w:tcPr>
+            <w:tcW w:type="dxa" w:w="1134"/>
             <w:vAlign w:val="center"/>
           </w:tcPr>
           <w:p>
@@ -2038,33 +1836,13 @@
                 <w:b w:val="0"/>
                 <w:sz w:val="17"/>
               </w:rPr>
-              <w:t>2.1602</w:t>
-            </w:r>
-          </w:p>
-        </w:tc>
-        <w:tc>
-          <w:tcPr>
-            <w:tcW w:type="dxa" w:w="1020"/>
-            <w:vAlign w:val="center"/>
-          </w:tcPr>
-          <w:p>
-            <w:pPr>
-              <w:spacing w:after="0"/>
-            </w:pPr>
-            <w:r/>
-            <w:r>
-              <w:rPr>
-                <w:rFonts w:ascii="Source Han Sans CN" w:hAnsi="Source Han Sans CN" w:eastAsia="Source Han Sans CN"/>
-                <w:b w:val="0"/>
-                <w:sz w:val="17"/>
-              </w:rPr>
               <w:t>1,382.40</w:t>
             </w:r>
           </w:p>
         </w:tc>
         <w:tc>
           <w:tcPr>
-            <w:tcW w:type="dxa" w:w="2211"/>
+            <w:tcW w:type="dxa" w:w="2381"/>
             <w:vAlign w:val="center"/>
           </w:tcPr>
           <w:p>
@@ -2089,7 +1867,7 @@
         </w:trPr>
         <w:tc>
           <w:tcPr>
-            <w:tcW w:type="dxa" w:w="907"/>
+            <w:tcW w:type="dxa" w:w="2778"/>
             <w:vAlign w:val="center"/>
           </w:tcPr>
           <w:p>
@@ -2103,13 +1881,13 @@
                 <w:b w:val="0"/>
                 <w:sz w:val="17"/>
               </w:rPr>
-              <w:t>016665</w:t>
-            </w:r>
-          </w:p>
-        </w:tc>
-        <w:tc>
-          <w:tcPr>
-            <w:tcW w:type="dxa" w:w="2268"/>
+              <w:t>天弘全球高端制造混合(QDII)C</w:t>
+            </w:r>
+          </w:p>
+        </w:tc>
+        <w:tc>
+          <w:tcPr>
+            <w:tcW w:type="dxa" w:w="1020"/>
             <w:vAlign w:val="center"/>
           </w:tcPr>
           <w:p>
@@ -2123,13 +1901,13 @@
                 <w:b w:val="0"/>
                 <w:sz w:val="17"/>
               </w:rPr>
-              <w:t>天弘全球高端制造混合(QDII)C</w:t>
-            </w:r>
-          </w:p>
-        </w:tc>
-        <w:tc>
-          <w:tcPr>
-            <w:tcW w:type="dxa" w:w="907"/>
+              <w:t>396.76</w:t>
+            </w:r>
+          </w:p>
+        </w:tc>
+        <w:tc>
+          <w:tcPr>
+            <w:tcW w:type="dxa" w:w="1020"/>
             <w:vAlign w:val="center"/>
           </w:tcPr>
           <w:p>
@@ -2143,13 +1921,13 @@
                 <w:b w:val="0"/>
                 <w:sz w:val="17"/>
               </w:rPr>
-              <w:t>396.76</w:t>
-            </w:r>
-          </w:p>
-        </w:tc>
-        <w:tc>
-          <w:tcPr>
-            <w:tcW w:type="dxa" w:w="1020"/>
+              <w:t>2026-07-13</w:t>
+            </w:r>
+          </w:p>
+        </w:tc>
+        <w:tc>
+          <w:tcPr>
+            <w:tcW w:type="dxa" w:w="850"/>
             <w:vAlign w:val="center"/>
           </w:tcPr>
           <w:p>
@@ -2163,13 +1941,13 @@
                 <w:b w:val="0"/>
                 <w:sz w:val="17"/>
               </w:rPr>
-              <w:t>2026-07-13</w:t>
-            </w:r>
-          </w:p>
-        </w:tc>
-        <w:tc>
-          <w:tcPr>
-            <w:tcW w:type="dxa" w:w="794"/>
+              <w:t>3.0838</w:t>
+            </w:r>
+          </w:p>
+        </w:tc>
+        <w:tc>
+          <w:tcPr>
+            <w:tcW w:type="dxa" w:w="1134"/>
             <w:vAlign w:val="center"/>
           </w:tcPr>
           <w:p>
@@ -2183,33 +1961,13 @@
                 <w:b w:val="0"/>
                 <w:sz w:val="17"/>
               </w:rPr>
-              <w:t>3.0838</w:t>
-            </w:r>
-          </w:p>
-        </w:tc>
-        <w:tc>
-          <w:tcPr>
-            <w:tcW w:type="dxa" w:w="1020"/>
-            <w:vAlign w:val="center"/>
-          </w:tcPr>
-          <w:p>
-            <w:pPr>
-              <w:spacing w:after="0"/>
-            </w:pPr>
-            <w:r/>
-            <w:r>
-              <w:rPr>
-                <w:rFonts w:ascii="Source Han Sans CN" w:hAnsi="Source Han Sans CN" w:eastAsia="Source Han Sans CN"/>
-                <w:b w:val="0"/>
-                <w:sz w:val="17"/>
-              </w:rPr>
               <w:t>1,223.54</w:t>
             </w:r>
           </w:p>
         </w:tc>
         <w:tc>
           <w:tcPr>
-            <w:tcW w:type="dxa" w:w="2211"/>
+            <w:tcW w:type="dxa" w:w="2381"/>
             <w:vAlign w:val="center"/>
           </w:tcPr>
           <w:p>
@@ -2234,7 +1992,7 @@
         </w:trPr>
         <w:tc>
           <w:tcPr>
-            <w:tcW w:type="dxa" w:w="907"/>
+            <w:tcW w:type="dxa" w:w="2778"/>
             <w:vAlign w:val="center"/>
           </w:tcPr>
           <w:p>
@@ -2248,13 +2006,13 @@
                 <w:b w:val="0"/>
                 <w:sz w:val="17"/>
               </w:rPr>
-              <w:t>006479</w:t>
-            </w:r>
-          </w:p>
-        </w:tc>
-        <w:tc>
-          <w:tcPr>
-            <w:tcW w:type="dxa" w:w="2268"/>
+              <w:t>广发纳指100ETF联接(QDII)C</w:t>
+            </w:r>
+          </w:p>
+        </w:tc>
+        <w:tc>
+          <w:tcPr>
+            <w:tcW w:type="dxa" w:w="1020"/>
             <w:vAlign w:val="center"/>
           </w:tcPr>
           <w:p>
@@ -2268,13 +2026,13 @@
                 <w:b w:val="0"/>
                 <w:sz w:val="17"/>
               </w:rPr>
-              <w:t>广发纳指100ETF联接(QDII)C</w:t>
-            </w:r>
-          </w:p>
-        </w:tc>
-        <w:tc>
-          <w:tcPr>
-            <w:tcW w:type="dxa" w:w="907"/>
+              <w:t>116.32</w:t>
+            </w:r>
+          </w:p>
+        </w:tc>
+        <w:tc>
+          <w:tcPr>
+            <w:tcW w:type="dxa" w:w="1020"/>
             <w:vAlign w:val="center"/>
           </w:tcPr>
           <w:p>
@@ -2288,13 +2046,13 @@
                 <w:b w:val="0"/>
                 <w:sz w:val="17"/>
               </w:rPr>
-              <w:t>116.32</w:t>
-            </w:r>
-          </w:p>
-        </w:tc>
-        <w:tc>
-          <w:tcPr>
-            <w:tcW w:type="dxa" w:w="1020"/>
+              <w:t>2026-07-10</w:t>
+            </w:r>
+          </w:p>
+        </w:tc>
+        <w:tc>
+          <w:tcPr>
+            <w:tcW w:type="dxa" w:w="850"/>
             <w:vAlign w:val="center"/>
           </w:tcPr>
           <w:p>
@@ -2308,13 +2066,13 @@
                 <w:b w:val="0"/>
                 <w:sz w:val="17"/>
               </w:rPr>
-              <w:t>2026-07-10</w:t>
-            </w:r>
-          </w:p>
-        </w:tc>
-        <w:tc>
-          <w:tcPr>
-            <w:tcW w:type="dxa" w:w="794"/>
+              <w:t>8.1669</w:t>
+            </w:r>
+          </w:p>
+        </w:tc>
+        <w:tc>
+          <w:tcPr>
+            <w:tcW w:type="dxa" w:w="1134"/>
             <w:vAlign w:val="center"/>
           </w:tcPr>
           <w:p>
@@ -2328,33 +2086,13 @@
                 <w:b w:val="0"/>
                 <w:sz w:val="17"/>
               </w:rPr>
-              <w:t>8.1669</w:t>
-            </w:r>
-          </w:p>
-        </w:tc>
-        <w:tc>
-          <w:tcPr>
-            <w:tcW w:type="dxa" w:w="1020"/>
-            <w:vAlign w:val="center"/>
-          </w:tcPr>
-          <w:p>
-            <w:pPr>
-              <w:spacing w:after="0"/>
-            </w:pPr>
-            <w:r/>
-            <w:r>
-              <w:rPr>
-                <w:rFonts w:ascii="Source Han Sans CN" w:hAnsi="Source Han Sans CN" w:eastAsia="Source Han Sans CN"/>
-                <w:b w:val="0"/>
-                <w:sz w:val="17"/>
-              </w:rPr>
               <w:t>949.98</w:t>
             </w:r>
           </w:p>
         </w:tc>
         <w:tc>
           <w:tcPr>
-            <w:tcW w:type="dxa" w:w="2211"/>
+            <w:tcW w:type="dxa" w:w="2381"/>
             <w:vAlign w:val="center"/>
           </w:tcPr>
           <w:p>
@@ -2379,7 +2117,7 @@
         </w:trPr>
         <w:tc>
           <w:tcPr>
-            <w:tcW w:type="dxa" w:w="907"/>
+            <w:tcW w:type="dxa" w:w="2778"/>
             <w:vAlign w:val="center"/>
           </w:tcPr>
           <w:p>
@@ -2393,13 +2131,13 @@
                 <w:b w:val="0"/>
                 <w:sz w:val="17"/>
               </w:rPr>
-              <w:t>016371</w:t>
-            </w:r>
-          </w:p>
-        </w:tc>
-        <w:tc>
-          <w:tcPr>
-            <w:tcW w:type="dxa" w:w="2268"/>
+              <w:t>信澳业绩驱动混合C</w:t>
+            </w:r>
+          </w:p>
+        </w:tc>
+        <w:tc>
+          <w:tcPr>
+            <w:tcW w:type="dxa" w:w="1020"/>
             <w:vAlign w:val="center"/>
           </w:tcPr>
           <w:p>
@@ -2413,13 +2151,13 @@
                 <w:b w:val="0"/>
                 <w:sz w:val="17"/>
               </w:rPr>
-              <w:t>信澳业绩驱动混合C</w:t>
-            </w:r>
-          </w:p>
-        </w:tc>
-        <w:tc>
-          <w:tcPr>
-            <w:tcW w:type="dxa" w:w="907"/>
+              <w:t>282.99</w:t>
+            </w:r>
+          </w:p>
+        </w:tc>
+        <w:tc>
+          <w:tcPr>
+            <w:tcW w:type="dxa" w:w="1020"/>
             <w:vAlign w:val="center"/>
           </w:tcPr>
           <w:p>
@@ -2433,13 +2171,13 @@
                 <w:b w:val="0"/>
                 <w:sz w:val="17"/>
               </w:rPr>
-              <w:t>282.99</w:t>
-            </w:r>
-          </w:p>
-        </w:tc>
-        <w:tc>
-          <w:tcPr>
-            <w:tcW w:type="dxa" w:w="1020"/>
+              <w:t>2026-07-13</w:t>
+            </w:r>
+          </w:p>
+        </w:tc>
+        <w:tc>
+          <w:tcPr>
+            <w:tcW w:type="dxa" w:w="850"/>
             <w:vAlign w:val="center"/>
           </w:tcPr>
           <w:p>
@@ -2453,13 +2191,13 @@
                 <w:b w:val="0"/>
                 <w:sz w:val="17"/>
               </w:rPr>
-              <w:t>2026-07-13</w:t>
-            </w:r>
-          </w:p>
-        </w:tc>
-        <w:tc>
-          <w:tcPr>
-            <w:tcW w:type="dxa" w:w="794"/>
+              <w:t>2.8609</w:t>
+            </w:r>
+          </w:p>
+        </w:tc>
+        <w:tc>
+          <w:tcPr>
+            <w:tcW w:type="dxa" w:w="1134"/>
             <w:vAlign w:val="center"/>
           </w:tcPr>
           <w:p>
@@ -2473,33 +2211,13 @@
                 <w:b w:val="0"/>
                 <w:sz w:val="17"/>
               </w:rPr>
-              <w:t>2.8609</w:t>
-            </w:r>
-          </w:p>
-        </w:tc>
-        <w:tc>
-          <w:tcPr>
-            <w:tcW w:type="dxa" w:w="1020"/>
-            <w:vAlign w:val="center"/>
-          </w:tcPr>
-          <w:p>
-            <w:pPr>
-              <w:spacing w:after="0"/>
-            </w:pPr>
-            <w:r/>
-            <w:r>
-              <w:rPr>
-                <w:rFonts w:ascii="Source Han Sans CN" w:hAnsi="Source Han Sans CN" w:eastAsia="Source Han Sans CN"/>
-                <w:b w:val="0"/>
-                <w:sz w:val="17"/>
-              </w:rPr>
               <w:t>809.61</w:t>
             </w:r>
           </w:p>
         </w:tc>
         <w:tc>
           <w:tcPr>
-            <w:tcW w:type="dxa" w:w="2211"/>
+            <w:tcW w:type="dxa" w:w="2381"/>
             <w:vAlign w:val="center"/>
           </w:tcPr>
           <w:p>
@@ -2524,7 +2242,7 @@
         </w:trPr>
         <w:tc>
           <w:tcPr>
-            <w:tcW w:type="dxa" w:w="907"/>
+            <w:tcW w:type="dxa" w:w="2778"/>
             <w:vAlign w:val="center"/>
           </w:tcPr>
           <w:p>
@@ -2538,13 +2256,13 @@
                 <w:b w:val="0"/>
                 <w:sz w:val="17"/>
               </w:rPr>
-              <w:t>006503</w:t>
-            </w:r>
-          </w:p>
-        </w:tc>
-        <w:tc>
-          <w:tcPr>
-            <w:tcW w:type="dxa" w:w="2268"/>
+              <w:t>财通集成电路产业股票C</w:t>
+            </w:r>
+          </w:p>
+        </w:tc>
+        <w:tc>
+          <w:tcPr>
+            <w:tcW w:type="dxa" w:w="1020"/>
             <w:vAlign w:val="center"/>
           </w:tcPr>
           <w:p>
@@ -2558,13 +2276,13 @@
                 <w:b w:val="0"/>
                 <w:sz w:val="17"/>
               </w:rPr>
-              <w:t>财通集成电路产业股票C</w:t>
-            </w:r>
-          </w:p>
-        </w:tc>
-        <w:tc>
-          <w:tcPr>
-            <w:tcW w:type="dxa" w:w="907"/>
+              <w:t>103.83</w:t>
+            </w:r>
+          </w:p>
+        </w:tc>
+        <w:tc>
+          <w:tcPr>
+            <w:tcW w:type="dxa" w:w="1020"/>
             <w:vAlign w:val="center"/>
           </w:tcPr>
           <w:p>
@@ -2578,13 +2296,13 @@
                 <w:b w:val="0"/>
                 <w:sz w:val="17"/>
               </w:rPr>
-              <w:t>103.83</w:t>
-            </w:r>
-          </w:p>
-        </w:tc>
-        <w:tc>
-          <w:tcPr>
-            <w:tcW w:type="dxa" w:w="1020"/>
+              <w:t>2026-07-13</w:t>
+            </w:r>
+          </w:p>
+        </w:tc>
+        <w:tc>
+          <w:tcPr>
+            <w:tcW w:type="dxa" w:w="850"/>
             <w:vAlign w:val="center"/>
           </w:tcPr>
           <w:p>
@@ -2598,13 +2316,13 @@
                 <w:b w:val="0"/>
                 <w:sz w:val="17"/>
               </w:rPr>
-              <w:t>2026-07-13</w:t>
-            </w:r>
-          </w:p>
-        </w:tc>
-        <w:tc>
-          <w:tcPr>
-            <w:tcW w:type="dxa" w:w="794"/>
+              <w:t>7.2623</w:t>
+            </w:r>
+          </w:p>
+        </w:tc>
+        <w:tc>
+          <w:tcPr>
+            <w:tcW w:type="dxa" w:w="1134"/>
             <w:vAlign w:val="center"/>
           </w:tcPr>
           <w:p>
@@ -2618,33 +2336,13 @@
                 <w:b w:val="0"/>
                 <w:sz w:val="17"/>
               </w:rPr>
-              <w:t>7.2623</w:t>
-            </w:r>
-          </w:p>
-        </w:tc>
-        <w:tc>
-          <w:tcPr>
-            <w:tcW w:type="dxa" w:w="1020"/>
-            <w:vAlign w:val="center"/>
-          </w:tcPr>
-          <w:p>
-            <w:pPr>
-              <w:spacing w:after="0"/>
-            </w:pPr>
-            <w:r/>
-            <w:r>
-              <w:rPr>
-                <w:rFonts w:ascii="Source Han Sans CN" w:hAnsi="Source Han Sans CN" w:eastAsia="Source Han Sans CN"/>
-                <w:b w:val="0"/>
-                <w:sz w:val="17"/>
-              </w:rPr>
               <w:t>754.04</w:t>
             </w:r>
           </w:p>
         </w:tc>
         <w:tc>
           <w:tcPr>
-            <w:tcW w:type="dxa" w:w="2211"/>
+            <w:tcW w:type="dxa" w:w="2381"/>
             <w:vAlign w:val="center"/>
           </w:tcPr>
           <w:p>
@@ -2669,7 +2367,7 @@
         </w:trPr>
         <w:tc>
           <w:tcPr>
-            <w:tcW w:type="dxa" w:w="907"/>
+            <w:tcW w:type="dxa" w:w="2778"/>
             <w:vAlign w:val="center"/>
           </w:tcPr>
           <w:p>
@@ -2683,13 +2381,13 @@
                 <w:b w:val="0"/>
                 <w:sz w:val="17"/>
               </w:rPr>
-              <w:t>002891</w:t>
-            </w:r>
-          </w:p>
-        </w:tc>
-        <w:tc>
-          <w:tcPr>
-            <w:tcW w:type="dxa" w:w="2268"/>
+              <w:t>华夏移动互联灵活配置混合(QDII)</w:t>
+            </w:r>
+          </w:p>
+        </w:tc>
+        <w:tc>
+          <w:tcPr>
+            <w:tcW w:type="dxa" w:w="1020"/>
             <w:vAlign w:val="center"/>
           </w:tcPr>
           <w:p>
@@ -2703,13 +2401,13 @@
                 <w:b w:val="0"/>
                 <w:sz w:val="17"/>
               </w:rPr>
-              <w:t>华夏移动互联灵活配置混合(QDII)</w:t>
-            </w:r>
-          </w:p>
-        </w:tc>
-        <w:tc>
-          <w:tcPr>
-            <w:tcW w:type="dxa" w:w="907"/>
+              <w:t>253.15</w:t>
+            </w:r>
+          </w:p>
+        </w:tc>
+        <w:tc>
+          <w:tcPr>
+            <w:tcW w:type="dxa" w:w="1020"/>
             <w:vAlign w:val="center"/>
           </w:tcPr>
           <w:p>
@@ -2723,13 +2421,13 @@
                 <w:b w:val="0"/>
                 <w:sz w:val="17"/>
               </w:rPr>
-              <w:t>253.15</w:t>
-            </w:r>
-          </w:p>
-        </w:tc>
-        <w:tc>
-          <w:tcPr>
-            <w:tcW w:type="dxa" w:w="1020"/>
+              <w:t>2026-07-10</w:t>
+            </w:r>
+          </w:p>
+        </w:tc>
+        <w:tc>
+          <w:tcPr>
+            <w:tcW w:type="dxa" w:w="850"/>
             <w:vAlign w:val="center"/>
           </w:tcPr>
           <w:p>
@@ -2743,13 +2441,13 @@
                 <w:b w:val="0"/>
                 <w:sz w:val="17"/>
               </w:rPr>
-              <w:t>2026-07-10</w:t>
-            </w:r>
-          </w:p>
-        </w:tc>
-        <w:tc>
-          <w:tcPr>
-            <w:tcW w:type="dxa" w:w="794"/>
+              <w:t>2.9720</w:t>
+            </w:r>
+          </w:p>
+        </w:tc>
+        <w:tc>
+          <w:tcPr>
+            <w:tcW w:type="dxa" w:w="1134"/>
             <w:vAlign w:val="center"/>
           </w:tcPr>
           <w:p>
@@ -2763,33 +2461,13 @@
                 <w:b w:val="0"/>
                 <w:sz w:val="17"/>
               </w:rPr>
-              <w:t>2.9720</w:t>
-            </w:r>
-          </w:p>
-        </w:tc>
-        <w:tc>
-          <w:tcPr>
-            <w:tcW w:type="dxa" w:w="1020"/>
-            <w:vAlign w:val="center"/>
-          </w:tcPr>
-          <w:p>
-            <w:pPr>
-              <w:spacing w:after="0"/>
-            </w:pPr>
-            <w:r/>
-            <w:r>
-              <w:rPr>
-                <w:rFonts w:ascii="Source Han Sans CN" w:hAnsi="Source Han Sans CN" w:eastAsia="Source Han Sans CN"/>
-                <w:b w:val="0"/>
-                <w:sz w:val="17"/>
-              </w:rPr>
               <w:t>752.37</w:t>
             </w:r>
           </w:p>
         </w:tc>
         <w:tc>
           <w:tcPr>
-            <w:tcW w:type="dxa" w:w="2211"/>
+            <w:tcW w:type="dxa" w:w="2381"/>
             <w:vAlign w:val="center"/>
           </w:tcPr>
           <w:p>
@@ -2814,7 +2492,7 @@
         </w:trPr>
         <w:tc>
           <w:tcPr>
-            <w:tcW w:type="dxa" w:w="907"/>
+            <w:tcW w:type="dxa" w:w="2778"/>
             <w:vAlign w:val="center"/>
           </w:tcPr>
           <w:p>
@@ -2828,13 +2506,13 @@
                 <w:b w:val="0"/>
                 <w:sz w:val="17"/>
               </w:rPr>
-              <w:t>539002</w:t>
-            </w:r>
-          </w:p>
-        </w:tc>
-        <w:tc>
-          <w:tcPr>
-            <w:tcW w:type="dxa" w:w="2268"/>
+              <w:t>建信新兴市场优选混合(QDII)A</w:t>
+            </w:r>
+          </w:p>
+        </w:tc>
+        <w:tc>
+          <w:tcPr>
+            <w:tcW w:type="dxa" w:w="1020"/>
             <w:vAlign w:val="center"/>
           </w:tcPr>
           <w:p>
@@ -2848,13 +2526,13 @@
                 <w:b w:val="0"/>
                 <w:sz w:val="17"/>
               </w:rPr>
-              <w:t>建信新兴市场优选混合(QDII)A</w:t>
-            </w:r>
-          </w:p>
-        </w:tc>
-        <w:tc>
-          <w:tcPr>
-            <w:tcW w:type="dxa" w:w="907"/>
+              <w:t>204.69</w:t>
+            </w:r>
+          </w:p>
+        </w:tc>
+        <w:tc>
+          <w:tcPr>
+            <w:tcW w:type="dxa" w:w="1020"/>
             <w:vAlign w:val="center"/>
           </w:tcPr>
           <w:p>
@@ -2868,13 +2546,13 @@
                 <w:b w:val="0"/>
                 <w:sz w:val="17"/>
               </w:rPr>
-              <w:t>204.69</w:t>
-            </w:r>
-          </w:p>
-        </w:tc>
-        <w:tc>
-          <w:tcPr>
-            <w:tcW w:type="dxa" w:w="1020"/>
+              <w:t>2026-07-10</w:t>
+            </w:r>
+          </w:p>
+        </w:tc>
+        <w:tc>
+          <w:tcPr>
+            <w:tcW w:type="dxa" w:w="850"/>
             <w:vAlign w:val="center"/>
           </w:tcPr>
           <w:p>
@@ -2888,13 +2566,13 @@
                 <w:b w:val="0"/>
                 <w:sz w:val="17"/>
               </w:rPr>
-              <w:t>2026-07-10</w:t>
-            </w:r>
-          </w:p>
-        </w:tc>
-        <w:tc>
-          <w:tcPr>
-            <w:tcW w:type="dxa" w:w="794"/>
+              <w:t>2.5630</w:t>
+            </w:r>
+          </w:p>
+        </w:tc>
+        <w:tc>
+          <w:tcPr>
+            <w:tcW w:type="dxa" w:w="1134"/>
             <w:vAlign w:val="center"/>
           </w:tcPr>
           <w:p>
@@ -2908,33 +2586,13 @@
                 <w:b w:val="0"/>
                 <w:sz w:val="17"/>
               </w:rPr>
-              <w:t>2.5630</w:t>
-            </w:r>
-          </w:p>
-        </w:tc>
-        <w:tc>
-          <w:tcPr>
-            <w:tcW w:type="dxa" w:w="1020"/>
-            <w:vAlign w:val="center"/>
-          </w:tcPr>
-          <w:p>
-            <w:pPr>
-              <w:spacing w:after="0"/>
-            </w:pPr>
-            <w:r/>
-            <w:r>
-              <w:rPr>
-                <w:rFonts w:ascii="Source Han Sans CN" w:hAnsi="Source Han Sans CN" w:eastAsia="Source Han Sans CN"/>
-                <w:b w:val="0"/>
-                <w:sz w:val="17"/>
-              </w:rPr>
               <w:t>524.62</w:t>
             </w:r>
           </w:p>
         </w:tc>
         <w:tc>
           <w:tcPr>
-            <w:tcW w:type="dxa" w:w="2211"/>
+            <w:tcW w:type="dxa" w:w="2381"/>
             <w:vAlign w:val="center"/>
           </w:tcPr>
           <w:p>
@@ -2959,7 +2617,7 @@
         </w:trPr>
         <w:tc>
           <w:tcPr>
-            <w:tcW w:type="dxa" w:w="907"/>
+            <w:tcW w:type="dxa" w:w="2778"/>
             <w:vAlign w:val="center"/>
           </w:tcPr>
           <w:p>
@@ -2973,13 +2631,13 @@
                 <w:b w:val="0"/>
                 <w:sz w:val="17"/>
               </w:rPr>
-              <w:t>006373</w:t>
-            </w:r>
-          </w:p>
-        </w:tc>
-        <w:tc>
-          <w:tcPr>
-            <w:tcW w:type="dxa" w:w="2268"/>
+              <w:t>国富全球科技互联混合(QDII)人民币A</w:t>
+            </w:r>
+          </w:p>
+        </w:tc>
+        <w:tc>
+          <w:tcPr>
+            <w:tcW w:type="dxa" w:w="1020"/>
             <w:vAlign w:val="center"/>
           </w:tcPr>
           <w:p>
@@ -2993,13 +2651,13 @@
                 <w:b w:val="0"/>
                 <w:sz w:val="17"/>
               </w:rPr>
-              <w:t>国富全球科技互联混合(QDII)人民币A</w:t>
-            </w:r>
-          </w:p>
-        </w:tc>
-        <w:tc>
-          <w:tcPr>
-            <w:tcW w:type="dxa" w:w="907"/>
+              <w:t>28.64</w:t>
+            </w:r>
+          </w:p>
+        </w:tc>
+        <w:tc>
+          <w:tcPr>
+            <w:tcW w:type="dxa" w:w="1020"/>
             <w:vAlign w:val="center"/>
           </w:tcPr>
           <w:p>
@@ -3013,13 +2671,13 @@
                 <w:b w:val="0"/>
                 <w:sz w:val="17"/>
               </w:rPr>
-              <w:t>28.64</w:t>
-            </w:r>
-          </w:p>
-        </w:tc>
-        <w:tc>
-          <w:tcPr>
-            <w:tcW w:type="dxa" w:w="1020"/>
+              <w:t>2026-07-10</w:t>
+            </w:r>
+          </w:p>
+        </w:tc>
+        <w:tc>
+          <w:tcPr>
+            <w:tcW w:type="dxa" w:w="850"/>
             <w:vAlign w:val="center"/>
           </w:tcPr>
           <w:p>
@@ -3033,13 +2691,13 @@
                 <w:b w:val="0"/>
                 <w:sz w:val="17"/>
               </w:rPr>
-              <w:t>2026-07-10</w:t>
-            </w:r>
-          </w:p>
-        </w:tc>
-        <w:tc>
-          <w:tcPr>
-            <w:tcW w:type="dxa" w:w="794"/>
+              <w:t>7.4301</w:t>
+            </w:r>
+          </w:p>
+        </w:tc>
+        <w:tc>
+          <w:tcPr>
+            <w:tcW w:type="dxa" w:w="1134"/>
             <w:vAlign w:val="center"/>
           </w:tcPr>
           <w:p>
@@ -3053,33 +2711,13 @@
                 <w:b w:val="0"/>
                 <w:sz w:val="17"/>
               </w:rPr>
-              <w:t>7.4301</w:t>
-            </w:r>
-          </w:p>
-        </w:tc>
-        <w:tc>
-          <w:tcPr>
-            <w:tcW w:type="dxa" w:w="1020"/>
-            <w:vAlign w:val="center"/>
-          </w:tcPr>
-          <w:p>
-            <w:pPr>
-              <w:spacing w:after="0"/>
-            </w:pPr>
-            <w:r/>
-            <w:r>
-              <w:rPr>
-                <w:rFonts w:ascii="Source Han Sans CN" w:hAnsi="Source Han Sans CN" w:eastAsia="Source Han Sans CN"/>
-                <w:b w:val="0"/>
-                <w:sz w:val="17"/>
-              </w:rPr>
               <w:t>212.83</w:t>
             </w:r>
           </w:p>
         </w:tc>
         <w:tc>
           <w:tcPr>
-            <w:tcW w:type="dxa" w:w="2211"/>
+            <w:tcW w:type="dxa" w:w="2381"/>
             <w:vAlign w:val="center"/>
           </w:tcPr>
           <w:p>
@@ -3104,7 +2742,7 @@
         </w:trPr>
         <w:tc>
           <w:tcPr>
-            <w:tcW w:type="dxa" w:w="907"/>
+            <w:tcW w:type="dxa" w:w="2778"/>
             <w:vAlign w:val="center"/>
           </w:tcPr>
           <w:p>
@@ -3118,13 +2756,13 @@
                 <w:b w:val="0"/>
                 <w:sz w:val="17"/>
               </w:rPr>
-              <w:t>021873</w:t>
-            </w:r>
-          </w:p>
-        </w:tc>
-        <w:tc>
-          <w:tcPr>
-            <w:tcW w:type="dxa" w:w="2268"/>
+              <w:t>中欧中证沪深港黄金产业股票指数A</w:t>
+            </w:r>
+          </w:p>
+        </w:tc>
+        <w:tc>
+          <w:tcPr>
+            <w:tcW w:type="dxa" w:w="1020"/>
             <w:vAlign w:val="center"/>
           </w:tcPr>
           <w:p>
@@ -3138,13 +2776,13 @@
                 <w:b w:val="0"/>
                 <w:sz w:val="17"/>
               </w:rPr>
-              <w:t>中欧中证沪深港黄金产业股票指数A</w:t>
-            </w:r>
-          </w:p>
-        </w:tc>
-        <w:tc>
-          <w:tcPr>
-            <w:tcW w:type="dxa" w:w="907"/>
+              <w:t>1.18</w:t>
+            </w:r>
+          </w:p>
+        </w:tc>
+        <w:tc>
+          <w:tcPr>
+            <w:tcW w:type="dxa" w:w="1020"/>
             <w:vAlign w:val="center"/>
           </w:tcPr>
           <w:p>
@@ -3158,13 +2796,13 @@
                 <w:b w:val="0"/>
                 <w:sz w:val="17"/>
               </w:rPr>
-              <w:t>1.18</w:t>
-            </w:r>
-          </w:p>
-        </w:tc>
-        <w:tc>
-          <w:tcPr>
-            <w:tcW w:type="dxa" w:w="1020"/>
+              <w:t>2026-07-14</w:t>
+            </w:r>
+          </w:p>
+        </w:tc>
+        <w:tc>
+          <w:tcPr>
+            <w:tcW w:type="dxa" w:w="850"/>
             <w:vAlign w:val="center"/>
           </w:tcPr>
           <w:p>
@@ -3178,13 +2816,13 @@
                 <w:b w:val="0"/>
                 <w:sz w:val="17"/>
               </w:rPr>
-              <w:t>2026-07-14</w:t>
-            </w:r>
-          </w:p>
-        </w:tc>
-        <w:tc>
-          <w:tcPr>
-            <w:tcW w:type="dxa" w:w="794"/>
+              <w:t>1.4290</w:t>
+            </w:r>
+          </w:p>
+        </w:tc>
+        <w:tc>
+          <w:tcPr>
+            <w:tcW w:type="dxa" w:w="1134"/>
             <w:vAlign w:val="center"/>
           </w:tcPr>
           <w:p>
@@ -3198,33 +2836,13 @@
                 <w:b w:val="0"/>
                 <w:sz w:val="17"/>
               </w:rPr>
-              <w:t>1.4290</w:t>
-            </w:r>
-          </w:p>
-        </w:tc>
-        <w:tc>
-          <w:tcPr>
-            <w:tcW w:type="dxa" w:w="1020"/>
-            <w:vAlign w:val="center"/>
-          </w:tcPr>
-          <w:p>
-            <w:pPr>
-              <w:spacing w:after="0"/>
-            </w:pPr>
-            <w:r/>
-            <w:r>
-              <w:rPr>
-                <w:rFonts w:ascii="Source Han Sans CN" w:hAnsi="Source Han Sans CN" w:eastAsia="Source Han Sans CN"/>
-                <w:b w:val="0"/>
-                <w:sz w:val="17"/>
-              </w:rPr>
               <w:t>1.69</w:t>
             </w:r>
           </w:p>
         </w:tc>
         <w:tc>
           <w:tcPr>
-            <w:tcW w:type="dxa" w:w="2211"/>
+            <w:tcW w:type="dxa" w:w="2381"/>
             <w:vAlign w:val="center"/>
           </w:tcPr>
           <w:p>
@@ -4020,15 +3638,14 @@
         <w:tblLook w:firstColumn="1" w:firstRow="1" w:lastColumn="0" w:lastRow="0" w:noHBand="0" w:noVBand="1" w:val="04A0"/>
       </w:tblPr>
       <w:tblGrid>
-        <w:gridCol w:w="1108"/>
-        <w:gridCol w:w="1108"/>
-        <w:gridCol w:w="1108"/>
-        <w:gridCol w:w="1108"/>
-        <w:gridCol w:w="1108"/>
-        <w:gridCol w:w="1108"/>
-        <w:gridCol w:w="1108"/>
-        <w:gridCol w:w="1108"/>
-        <w:gridCol w:w="1108"/>
+        <w:gridCol w:w="1246"/>
+        <w:gridCol w:w="1246"/>
+        <w:gridCol w:w="1246"/>
+        <w:gridCol w:w="1246"/>
+        <w:gridCol w:w="1246"/>
+        <w:gridCol w:w="1246"/>
+        <w:gridCol w:w="1246"/>
+        <w:gridCol w:w="1246"/>
       </w:tblGrid>
       <w:tr>
         <w:trPr>
@@ -4037,7 +3654,7 @@
         </w:trPr>
         <w:tc>
           <w:tcPr>
-            <w:tcW w:type="dxa" w:w="794"/>
+            <w:tcW w:type="dxa" w:w="2438"/>
             <w:vAlign w:val="center"/>
             <w:shd w:fill="E8EEF5"/>
           </w:tcPr>
@@ -4052,13 +3669,13 @@
                 <w:b/>
                 <w:sz w:val="17"/>
               </w:rPr>
-              <w:t>代码</w:t>
-            </w:r>
-          </w:p>
-        </w:tc>
-        <w:tc>
-          <w:tcPr>
-            <w:tcW w:type="dxa" w:w="2041"/>
+              <w:t>基金</w:t>
+            </w:r>
+          </w:p>
+        </w:tc>
+        <w:tc>
+          <w:tcPr>
+            <w:tcW w:type="dxa" w:w="907"/>
             <w:vAlign w:val="center"/>
             <w:shd w:fill="E8EEF5"/>
           </w:tcPr>
@@ -4073,7 +3690,7 @@
                 <w:b/>
                 <w:sz w:val="17"/>
               </w:rPr>
-              <w:t>基金</w:t>
+              <w:t>净值日</w:t>
             </w:r>
           </w:p>
         </w:tc>
@@ -4094,7 +3711,7 @@
                 <w:b/>
                 <w:sz w:val="17"/>
               </w:rPr>
-              <w:t>净值日</w:t>
+              <w:t>相对MA20</w:t>
             </w:r>
           </w:p>
         </w:tc>
@@ -4115,13 +3732,13 @@
                 <w:b/>
                 <w:sz w:val="17"/>
               </w:rPr>
-              <w:t>相对MA20</w:t>
-            </w:r>
-          </w:p>
-        </w:tc>
-        <w:tc>
-          <w:tcPr>
-            <w:tcW w:type="dxa" w:w="907"/>
+              <w:t>相对MA60</w:t>
+            </w:r>
+          </w:p>
+        </w:tc>
+        <w:tc>
+          <w:tcPr>
+            <w:tcW w:type="dxa" w:w="680"/>
             <w:vAlign w:val="center"/>
             <w:shd w:fill="E8EEF5"/>
           </w:tcPr>
@@ -4136,13 +3753,13 @@
                 <w:b/>
                 <w:sz w:val="17"/>
               </w:rPr>
-              <w:t>相对MA60</w:t>
-            </w:r>
-          </w:p>
-        </w:tc>
-        <w:tc>
-          <w:tcPr>
-            <w:tcW w:type="dxa" w:w="680"/>
+              <w:t>RSI14</w:t>
+            </w:r>
+          </w:p>
+        </w:tc>
+        <w:tc>
+          <w:tcPr>
+            <w:tcW w:type="dxa" w:w="850"/>
             <w:vAlign w:val="center"/>
             <w:shd w:fill="E8EEF5"/>
           </w:tcPr>
@@ -4157,34 +3774,13 @@
                 <w:b/>
                 <w:sz w:val="17"/>
               </w:rPr>
-              <w:t>RSI14</w:t>
-            </w:r>
-          </w:p>
-        </w:tc>
-        <w:tc>
-          <w:tcPr>
-            <w:tcW w:type="dxa" w:w="850"/>
-            <w:vAlign w:val="center"/>
-            <w:shd w:fill="E8EEF5"/>
-          </w:tcPr>
-          <w:p>
-            <w:pPr>
-              <w:spacing w:after="0"/>
-            </w:pPr>
-            <w:r/>
-            <w:r>
-              <w:rPr>
-                <w:rFonts w:ascii="Source Han Sans CN" w:hAnsi="Source Han Sans CN" w:eastAsia="Source Han Sans CN"/>
-                <w:b/>
-                <w:sz w:val="17"/>
-              </w:rPr>
               <w:t>60日回撤</w:t>
             </w:r>
           </w:p>
         </w:tc>
         <w:tc>
           <w:tcPr>
-            <w:tcW w:type="dxa" w:w="964"/>
+            <w:tcW w:type="dxa" w:w="1020"/>
             <w:vAlign w:val="center"/>
             <w:shd w:fill="E8EEF5"/>
           </w:tcPr>
@@ -4231,7 +3827,7 @@
         </w:trPr>
         <w:tc>
           <w:tcPr>
-            <w:tcW w:type="dxa" w:w="794"/>
+            <w:tcW w:type="dxa" w:w="2438"/>
             <w:vAlign w:val="center"/>
           </w:tcPr>
           <w:p>
@@ -4245,13 +3841,13 @@
                 <w:b w:val="0"/>
                 <w:sz w:val="17"/>
               </w:rPr>
-              <w:t>007339</w:t>
-            </w:r>
-          </w:p>
-        </w:tc>
-        <w:tc>
-          <w:tcPr>
-            <w:tcW w:type="dxa" w:w="2041"/>
+              <w:t>易方达沪深300ETF联接C</w:t>
+            </w:r>
+          </w:p>
+        </w:tc>
+        <w:tc>
+          <w:tcPr>
+            <w:tcW w:type="dxa" w:w="907"/>
             <w:vAlign w:val="center"/>
           </w:tcPr>
           <w:p>
@@ -4265,7 +3861,7 @@
                 <w:b w:val="0"/>
                 <w:sz w:val="17"/>
               </w:rPr>
-              <w:t>易方达沪深300ETF联接C</w:t>
+              <w:t>2026-07-13</w:t>
             </w:r>
           </w:p>
         </w:tc>
@@ -4285,7 +3881,7 @@
                 <w:b w:val="0"/>
                 <w:sz w:val="17"/>
               </w:rPr>
-              <w:t>2026-07-13</w:t>
+              <w:t>-0.03372690</w:t>
             </w:r>
           </w:p>
         </w:tc>
@@ -4305,13 +3901,13 @@
                 <w:b w:val="0"/>
                 <w:sz w:val="17"/>
               </w:rPr>
-              <w:t>-0.03372690</w:t>
-            </w:r>
-          </w:p>
-        </w:tc>
-        <w:tc>
-          <w:tcPr>
-            <w:tcW w:type="dxa" w:w="907"/>
+              <w:t>-0.02421618</w:t>
+            </w:r>
+          </w:p>
+        </w:tc>
+        <w:tc>
+          <w:tcPr>
+            <w:tcW w:type="dxa" w:w="680"/>
             <w:vAlign w:val="center"/>
           </w:tcPr>
           <w:p>
@@ -4325,13 +3921,13 @@
                 <w:b w:val="0"/>
                 <w:sz w:val="17"/>
               </w:rPr>
-              <w:t>-0.02421618</w:t>
-            </w:r>
-          </w:p>
-        </w:tc>
-        <w:tc>
-          <w:tcPr>
-            <w:tcW w:type="dxa" w:w="680"/>
+              <w:t>42.23</w:t>
+            </w:r>
+          </w:p>
+        </w:tc>
+        <w:tc>
+          <w:tcPr>
+            <w:tcW w:type="dxa" w:w="850"/>
             <w:vAlign w:val="center"/>
           </w:tcPr>
           <w:p>
@@ -4345,33 +3941,13 @@
                 <w:b w:val="0"/>
                 <w:sz w:val="17"/>
               </w:rPr>
-              <w:t>42.23</w:t>
-            </w:r>
-          </w:p>
-        </w:tc>
-        <w:tc>
-          <w:tcPr>
-            <w:tcW w:type="dxa" w:w="850"/>
-            <w:vAlign w:val="center"/>
-          </w:tcPr>
-          <w:p>
-            <w:pPr>
-              <w:spacing w:after="0"/>
-            </w:pPr>
-            <w:r/>
-            <w:r>
-              <w:rPr>
-                <w:rFonts w:ascii="Source Han Sans CN" w:hAnsi="Source Han Sans CN" w:eastAsia="Source Han Sans CN"/>
-                <w:b w:val="0"/>
-                <w:sz w:val="17"/>
-              </w:rPr>
               <w:t>0.06371866</w:t>
             </w:r>
           </w:p>
         </w:tc>
         <w:tc>
           <w:tcPr>
-            <w:tcW w:type="dxa" w:w="964"/>
+            <w:tcW w:type="dxa" w:w="1020"/>
             <w:vAlign w:val="center"/>
           </w:tcPr>
           <w:p>
@@ -4416,7 +3992,7 @@
         </w:trPr>
         <w:tc>
           <w:tcPr>
-            <w:tcW w:type="dxa" w:w="794"/>
+            <w:tcW w:type="dxa" w:w="2438"/>
             <w:vAlign w:val="center"/>
           </w:tcPr>
           <w:p>
@@ -4430,13 +4006,13 @@
                 <w:b w:val="0"/>
                 <w:sz w:val="17"/>
               </w:rPr>
-              <w:t>021894</w:t>
-            </w:r>
-          </w:p>
-        </w:tc>
-        <w:tc>
-          <w:tcPr>
-            <w:tcW w:type="dxa" w:w="2041"/>
+              <w:t>易方达半导体材料设备ETF联接C</w:t>
+            </w:r>
+          </w:p>
+        </w:tc>
+        <w:tc>
+          <w:tcPr>
+            <w:tcW w:type="dxa" w:w="907"/>
             <w:vAlign w:val="center"/>
           </w:tcPr>
           <w:p>
@@ -4450,7 +4026,7 @@
                 <w:b w:val="0"/>
                 <w:sz w:val="17"/>
               </w:rPr>
-              <w:t>易方达半导体材料设备ETF联接C</w:t>
+              <w:t>2026-07-14</w:t>
             </w:r>
           </w:p>
         </w:tc>
@@ -4470,7 +4046,7 @@
                 <w:b w:val="0"/>
                 <w:sz w:val="17"/>
               </w:rPr>
-              <w:t>2026-07-14</w:t>
+              <w:t>0.00322804</w:t>
             </w:r>
           </w:p>
         </w:tc>
@@ -4490,13 +4066,13 @@
                 <w:b w:val="0"/>
                 <w:sz w:val="17"/>
               </w:rPr>
-              <w:t>0.00322804</w:t>
-            </w:r>
-          </w:p>
-        </w:tc>
-        <w:tc>
-          <w:tcPr>
-            <w:tcW w:type="dxa" w:w="907"/>
+              <w:t>0.27854753</w:t>
+            </w:r>
+          </w:p>
+        </w:tc>
+        <w:tc>
+          <w:tcPr>
+            <w:tcW w:type="dxa" w:w="680"/>
             <w:vAlign w:val="center"/>
           </w:tcPr>
           <w:p>
@@ -4510,13 +4086,13 @@
                 <w:b w:val="0"/>
                 <w:sz w:val="17"/>
               </w:rPr>
-              <w:t>0.27854753</w:t>
-            </w:r>
-          </w:p>
-        </w:tc>
-        <w:tc>
-          <w:tcPr>
-            <w:tcW w:type="dxa" w:w="680"/>
+              <w:t>58.85</w:t>
+            </w:r>
+          </w:p>
+        </w:tc>
+        <w:tc>
+          <w:tcPr>
+            <w:tcW w:type="dxa" w:w="850"/>
             <w:vAlign w:val="center"/>
           </w:tcPr>
           <w:p>
@@ -4530,33 +4106,13 @@
                 <w:b w:val="0"/>
                 <w:sz w:val="17"/>
               </w:rPr>
-              <w:t>58.85</w:t>
-            </w:r>
-          </w:p>
-        </w:tc>
-        <w:tc>
-          <w:tcPr>
-            <w:tcW w:type="dxa" w:w="850"/>
-            <w:vAlign w:val="center"/>
-          </w:tcPr>
-          <w:p>
-            <w:pPr>
-              <w:spacing w:after="0"/>
-            </w:pPr>
-            <w:r/>
-            <w:r>
-              <w:rPr>
-                <w:rFonts w:ascii="Source Han Sans CN" w:hAnsi="Source Han Sans CN" w:eastAsia="Source Han Sans CN"/>
-                <w:b w:val="0"/>
-                <w:sz w:val="17"/>
-              </w:rPr>
               <w:t>0.14697209</w:t>
             </w:r>
           </w:p>
         </w:tc>
         <w:tc>
           <w:tcPr>
-            <w:tcW w:type="dxa" w:w="964"/>
+            <w:tcW w:type="dxa" w:w="1020"/>
             <w:vAlign w:val="center"/>
           </w:tcPr>
           <w:p>
@@ -4601,7 +4157,7 @@
         </w:trPr>
         <w:tc>
           <w:tcPr>
-            <w:tcW w:type="dxa" w:w="794"/>
+            <w:tcW w:type="dxa" w:w="2438"/>
             <w:vAlign w:val="center"/>
           </w:tcPr>
           <w:p>
@@ -4615,13 +4171,13 @@
                 <w:b w:val="0"/>
                 <w:sz w:val="17"/>
               </w:rPr>
-              <w:t>010004</w:t>
-            </w:r>
-          </w:p>
-        </w:tc>
-        <w:tc>
-          <w:tcPr>
-            <w:tcW w:type="dxa" w:w="2041"/>
+              <w:t>景顺长城电子信息产业股票C</w:t>
+            </w:r>
+          </w:p>
+        </w:tc>
+        <w:tc>
+          <w:tcPr>
+            <w:tcW w:type="dxa" w:w="907"/>
             <w:vAlign w:val="center"/>
           </w:tcPr>
           <w:p>
@@ -4635,7 +4191,7 @@
                 <w:b w:val="0"/>
                 <w:sz w:val="17"/>
               </w:rPr>
-              <w:t>景顺长城电子信息产业股票C</w:t>
+              <w:t>2026-07-13</w:t>
             </w:r>
           </w:p>
         </w:tc>
@@ -4655,7 +4211,7 @@
                 <w:b w:val="0"/>
                 <w:sz w:val="17"/>
               </w:rPr>
-              <w:t>2026-07-13</w:t>
+              <w:t>-0.05217543</w:t>
             </w:r>
           </w:p>
         </w:tc>
@@ -4675,13 +4231,13 @@
                 <w:b w:val="0"/>
                 <w:sz w:val="17"/>
               </w:rPr>
-              <w:t>-0.05217543</w:t>
-            </w:r>
-          </w:p>
-        </w:tc>
-        <w:tc>
-          <w:tcPr>
-            <w:tcW w:type="dxa" w:w="907"/>
+              <w:t>0.04359589</w:t>
+            </w:r>
+          </w:p>
+        </w:tc>
+        <w:tc>
+          <w:tcPr>
+            <w:tcW w:type="dxa" w:w="680"/>
             <w:vAlign w:val="center"/>
           </w:tcPr>
           <w:p>
@@ -4695,13 +4251,13 @@
                 <w:b w:val="0"/>
                 <w:sz w:val="17"/>
               </w:rPr>
-              <w:t>0.04359589</w:t>
-            </w:r>
-          </w:p>
-        </w:tc>
-        <w:tc>
-          <w:tcPr>
-            <w:tcW w:type="dxa" w:w="680"/>
+              <w:t>47.57</w:t>
+            </w:r>
+          </w:p>
+        </w:tc>
+        <w:tc>
+          <w:tcPr>
+            <w:tcW w:type="dxa" w:w="850"/>
             <w:vAlign w:val="center"/>
           </w:tcPr>
           <w:p>
@@ -4715,33 +4271,13 @@
                 <w:b w:val="0"/>
                 <w:sz w:val="17"/>
               </w:rPr>
-              <w:t>47.57</w:t>
-            </w:r>
-          </w:p>
-        </w:tc>
-        <w:tc>
-          <w:tcPr>
-            <w:tcW w:type="dxa" w:w="850"/>
-            <w:vAlign w:val="center"/>
-          </w:tcPr>
-          <w:p>
-            <w:pPr>
-              <w:spacing w:after="0"/>
-            </w:pPr>
-            <w:r/>
-            <w:r>
-              <w:rPr>
-                <w:rFonts w:ascii="Source Han Sans CN" w:hAnsi="Source Han Sans CN" w:eastAsia="Source Han Sans CN"/>
-                <w:b w:val="0"/>
-                <w:sz w:val="17"/>
-              </w:rPr>
               <w:t>0.12264768</w:t>
             </w:r>
           </w:p>
         </w:tc>
         <w:tc>
           <w:tcPr>
-            <w:tcW w:type="dxa" w:w="964"/>
+            <w:tcW w:type="dxa" w:w="1020"/>
             <w:vAlign w:val="center"/>
           </w:tcPr>
           <w:p>
@@ -4786,7 +4322,7 @@
         </w:trPr>
         <w:tc>
           <w:tcPr>
-            <w:tcW w:type="dxa" w:w="794"/>
+            <w:tcW w:type="dxa" w:w="2438"/>
             <w:vAlign w:val="center"/>
           </w:tcPr>
           <w:p>
@@ -4800,13 +4336,13 @@
                 <w:b w:val="0"/>
                 <w:sz w:val="17"/>
               </w:rPr>
-              <w:t>007818</w:t>
-            </w:r>
-          </w:p>
-        </w:tc>
-        <w:tc>
-          <w:tcPr>
-            <w:tcW w:type="dxa" w:w="2041"/>
+              <w:t>国泰中证全指通信设备ETF联接C</w:t>
+            </w:r>
+          </w:p>
+        </w:tc>
+        <w:tc>
+          <w:tcPr>
+            <w:tcW w:type="dxa" w:w="907"/>
             <w:vAlign w:val="center"/>
           </w:tcPr>
           <w:p>
@@ -4820,7 +4356,7 @@
                 <w:b w:val="0"/>
                 <w:sz w:val="17"/>
               </w:rPr>
-              <w:t>国泰中证全指通信设备ETF联接C</w:t>
+              <w:t>2026-07-13</w:t>
             </w:r>
           </w:p>
         </w:tc>
@@ -4840,7 +4376,7 @@
                 <w:b w:val="0"/>
                 <w:sz w:val="17"/>
               </w:rPr>
-              <w:t>2026-07-13</w:t>
+              <w:t>-0.11230022</w:t>
             </w:r>
           </w:p>
         </w:tc>
@@ -4860,13 +4396,13 @@
                 <w:b w:val="0"/>
                 <w:sz w:val="17"/>
               </w:rPr>
-              <w:t>-0.11230022</w:t>
-            </w:r>
-          </w:p>
-        </w:tc>
-        <w:tc>
-          <w:tcPr>
-            <w:tcW w:type="dxa" w:w="907"/>
+              <w:t>-0.03832101</w:t>
+            </w:r>
+          </w:p>
+        </w:tc>
+        <w:tc>
+          <w:tcPr>
+            <w:tcW w:type="dxa" w:w="680"/>
             <w:vAlign w:val="center"/>
           </w:tcPr>
           <w:p>
@@ -4880,13 +4416,13 @@
                 <w:b w:val="0"/>
                 <w:sz w:val="17"/>
               </w:rPr>
-              <w:t>-0.03832101</w:t>
-            </w:r>
-          </w:p>
-        </w:tc>
-        <w:tc>
-          <w:tcPr>
-            <w:tcW w:type="dxa" w:w="680"/>
+              <w:t>41.34</w:t>
+            </w:r>
+          </w:p>
+        </w:tc>
+        <w:tc>
+          <w:tcPr>
+            <w:tcW w:type="dxa" w:w="850"/>
             <w:vAlign w:val="center"/>
           </w:tcPr>
           <w:p>
@@ -4900,33 +4436,13 @@
                 <w:b w:val="0"/>
                 <w:sz w:val="17"/>
               </w:rPr>
-              <w:t>41.34</w:t>
-            </w:r>
-          </w:p>
-        </w:tc>
-        <w:tc>
-          <w:tcPr>
-            <w:tcW w:type="dxa" w:w="850"/>
-            <w:vAlign w:val="center"/>
-          </w:tcPr>
-          <w:p>
-            <w:pPr>
-              <w:spacing w:after="0"/>
-            </w:pPr>
-            <w:r/>
-            <w:r>
-              <w:rPr>
-                <w:rFonts w:ascii="Source Han Sans CN" w:hAnsi="Source Han Sans CN" w:eastAsia="Source Han Sans CN"/>
-                <w:b w:val="0"/>
-                <w:sz w:val="17"/>
-              </w:rPr>
               <w:t>0.20067653</w:t>
             </w:r>
           </w:p>
         </w:tc>
         <w:tc>
           <w:tcPr>
-            <w:tcW w:type="dxa" w:w="964"/>
+            <w:tcW w:type="dxa" w:w="1020"/>
             <w:vAlign w:val="center"/>
           </w:tcPr>
           <w:p>
@@ -4971,7 +4487,7 @@
         </w:trPr>
         <w:tc>
           <w:tcPr>
-            <w:tcW w:type="dxa" w:w="794"/>
+            <w:tcW w:type="dxa" w:w="2438"/>
             <w:vAlign w:val="center"/>
           </w:tcPr>
           <w:p>
@@ -4985,13 +4501,13 @@
                 <w:b w:val="0"/>
                 <w:sz w:val="17"/>
               </w:rPr>
-              <w:t>019024</w:t>
-            </w:r>
-          </w:p>
-        </w:tc>
-        <w:tc>
-          <w:tcPr>
-            <w:tcW w:type="dxa" w:w="2041"/>
+              <w:t>易方达信息行业精选股票C</w:t>
+            </w:r>
+          </w:p>
+        </w:tc>
+        <w:tc>
+          <w:tcPr>
+            <w:tcW w:type="dxa" w:w="907"/>
             <w:vAlign w:val="center"/>
           </w:tcPr>
           <w:p>
@@ -5005,7 +4521,7 @@
                 <w:b w:val="0"/>
                 <w:sz w:val="17"/>
               </w:rPr>
-              <w:t>易方达信息行业精选股票C</w:t>
+              <w:t>2026-07-14</w:t>
             </w:r>
           </w:p>
         </w:tc>
@@ -5025,7 +4541,7 @@
                 <w:b w:val="0"/>
                 <w:sz w:val="17"/>
               </w:rPr>
-              <w:t>2026-07-14</w:t>
+              <w:t>-0.06214496</w:t>
             </w:r>
           </w:p>
         </w:tc>
@@ -5045,13 +4561,13 @@
                 <w:b w:val="0"/>
                 <w:sz w:val="17"/>
               </w:rPr>
-              <w:t>-0.06214496</w:t>
-            </w:r>
-          </w:p>
-        </w:tc>
-        <w:tc>
-          <w:tcPr>
-            <w:tcW w:type="dxa" w:w="907"/>
+              <w:t>0.08856846</w:t>
+            </w:r>
+          </w:p>
+        </w:tc>
+        <w:tc>
+          <w:tcPr>
+            <w:tcW w:type="dxa" w:w="680"/>
             <w:vAlign w:val="center"/>
           </w:tcPr>
           <w:p>
@@ -5065,13 +4581,13 @@
                 <w:b w:val="0"/>
                 <w:sz w:val="17"/>
               </w:rPr>
-              <w:t>0.08856846</w:t>
-            </w:r>
-          </w:p>
-        </w:tc>
-        <w:tc>
-          <w:tcPr>
-            <w:tcW w:type="dxa" w:w="680"/>
+              <w:t>50.37</w:t>
+            </w:r>
+          </w:p>
+        </w:tc>
+        <w:tc>
+          <w:tcPr>
+            <w:tcW w:type="dxa" w:w="850"/>
             <w:vAlign w:val="center"/>
           </w:tcPr>
           <w:p>
@@ -5085,33 +4601,13 @@
                 <w:b w:val="0"/>
                 <w:sz w:val="17"/>
               </w:rPr>
-              <w:t>50.37</w:t>
-            </w:r>
-          </w:p>
-        </w:tc>
-        <w:tc>
-          <w:tcPr>
-            <w:tcW w:type="dxa" w:w="850"/>
-            <w:vAlign w:val="center"/>
-          </w:tcPr>
-          <w:p>
-            <w:pPr>
-              <w:spacing w:after="0"/>
-            </w:pPr>
-            <w:r/>
-            <w:r>
-              <w:rPr>
-                <w:rFonts w:ascii="Source Han Sans CN" w:hAnsi="Source Han Sans CN" w:eastAsia="Source Han Sans CN"/>
-                <w:b w:val="0"/>
-                <w:sz w:val="17"/>
-              </w:rPr>
               <w:t>0.16944731</w:t>
             </w:r>
           </w:p>
         </w:tc>
         <w:tc>
           <w:tcPr>
-            <w:tcW w:type="dxa" w:w="964"/>
+            <w:tcW w:type="dxa" w:w="1020"/>
             <w:vAlign w:val="center"/>
           </w:tcPr>
           <w:p>
@@ -5156,7 +4652,7 @@
         </w:trPr>
         <w:tc>
           <w:tcPr>
-            <w:tcW w:type="dxa" w:w="794"/>
+            <w:tcW w:type="dxa" w:w="2438"/>
             <w:vAlign w:val="center"/>
           </w:tcPr>
           <w:p>
@@ -5170,13 +4666,13 @@
                 <w:b w:val="0"/>
                 <w:sz w:val="17"/>
               </w:rPr>
-              <w:t>006503</w:t>
-            </w:r>
-          </w:p>
-        </w:tc>
-        <w:tc>
-          <w:tcPr>
-            <w:tcW w:type="dxa" w:w="2041"/>
+              <w:t>财通集成电路产业股票C</w:t>
+            </w:r>
+          </w:p>
+        </w:tc>
+        <w:tc>
+          <w:tcPr>
+            <w:tcW w:type="dxa" w:w="907"/>
             <w:vAlign w:val="center"/>
           </w:tcPr>
           <w:p>
@@ -5190,7 +4686,7 @@
                 <w:b w:val="0"/>
                 <w:sz w:val="17"/>
               </w:rPr>
-              <w:t>财通集成电路产业股票C</w:t>
+              <w:t>2026-07-13</w:t>
             </w:r>
           </w:p>
         </w:tc>
@@ -5210,7 +4706,7 @@
                 <w:b w:val="0"/>
                 <w:sz w:val="17"/>
               </w:rPr>
-              <w:t>2026-07-13</w:t>
+              <w:t>-0.17725595</w:t>
             </w:r>
           </w:p>
         </w:tc>
@@ -5230,13 +4726,13 @@
                 <w:b w:val="0"/>
                 <w:sz w:val="17"/>
               </w:rPr>
-              <w:t>-0.17725595</w:t>
-            </w:r>
-          </w:p>
-        </w:tc>
-        <w:tc>
-          <w:tcPr>
-            <w:tcW w:type="dxa" w:w="907"/>
+              <w:t>0.02293167</w:t>
+            </w:r>
+          </w:p>
+        </w:tc>
+        <w:tc>
+          <w:tcPr>
+            <w:tcW w:type="dxa" w:w="680"/>
             <w:vAlign w:val="center"/>
           </w:tcPr>
           <w:p>
@@ -5250,13 +4746,13 @@
                 <w:b w:val="0"/>
                 <w:sz w:val="17"/>
               </w:rPr>
-              <w:t>0.02293167</w:t>
-            </w:r>
-          </w:p>
-        </w:tc>
-        <w:tc>
-          <w:tcPr>
-            <w:tcW w:type="dxa" w:w="680"/>
+              <w:t>40.12</w:t>
+            </w:r>
+          </w:p>
+        </w:tc>
+        <w:tc>
+          <w:tcPr>
+            <w:tcW w:type="dxa" w:w="850"/>
             <w:vAlign w:val="center"/>
           </w:tcPr>
           <w:p>
@@ -5270,33 +4766,13 @@
                 <w:b w:val="0"/>
                 <w:sz w:val="17"/>
               </w:rPr>
-              <w:t>40.12</w:t>
-            </w:r>
-          </w:p>
-        </w:tc>
-        <w:tc>
-          <w:tcPr>
-            <w:tcW w:type="dxa" w:w="850"/>
-            <w:vAlign w:val="center"/>
-          </w:tcPr>
-          <w:p>
-            <w:pPr>
-              <w:spacing w:after="0"/>
-            </w:pPr>
-            <w:r/>
-            <w:r>
-              <w:rPr>
-                <w:rFonts w:ascii="Source Han Sans CN" w:hAnsi="Source Han Sans CN" w:eastAsia="Source Han Sans CN"/>
-                <w:b w:val="0"/>
-                <w:sz w:val="17"/>
-              </w:rPr>
               <w:t>0.25644517</w:t>
             </w:r>
           </w:p>
         </w:tc>
         <w:tc>
           <w:tcPr>
-            <w:tcW w:type="dxa" w:w="964"/>
+            <w:tcW w:type="dxa" w:w="1020"/>
             <w:vAlign w:val="center"/>
           </w:tcPr>
           <w:p>
@@ -5341,7 +4817,7 @@
         </w:trPr>
         <w:tc>
           <w:tcPr>
-            <w:tcW w:type="dxa" w:w="794"/>
+            <w:tcW w:type="dxa" w:w="2438"/>
             <w:vAlign w:val="center"/>
           </w:tcPr>
           <w:p>
@@ -5355,13 +4831,13 @@
                 <w:b w:val="0"/>
                 <w:sz w:val="17"/>
               </w:rPr>
-              <w:t>012922</w:t>
-            </w:r>
-          </w:p>
-        </w:tc>
-        <w:tc>
-          <w:tcPr>
-            <w:tcW w:type="dxa" w:w="2041"/>
+              <w:t>易方达全球成长精选混合(QDII)C</w:t>
+            </w:r>
+          </w:p>
+        </w:tc>
+        <w:tc>
+          <w:tcPr>
+            <w:tcW w:type="dxa" w:w="907"/>
             <w:vAlign w:val="center"/>
           </w:tcPr>
           <w:p>
@@ -5375,7 +4851,7 @@
                 <w:b w:val="0"/>
                 <w:sz w:val="17"/>
               </w:rPr>
-              <w:t>易方达全球成长精选混合(QDII)C</w:t>
+              <w:t>2026-07-13</w:t>
             </w:r>
           </w:p>
         </w:tc>
@@ -5395,7 +4871,7 @@
                 <w:b w:val="0"/>
                 <w:sz w:val="17"/>
               </w:rPr>
-              <w:t>2026-07-13</w:t>
+              <w:t>-0.12099639</w:t>
             </w:r>
           </w:p>
         </w:tc>
@@ -5415,13 +4891,13 @@
                 <w:b w:val="0"/>
                 <w:sz w:val="17"/>
               </w:rPr>
-              <w:t>-0.12099639</w:t>
-            </w:r>
-          </w:p>
-        </w:tc>
-        <w:tc>
-          <w:tcPr>
-            <w:tcW w:type="dxa" w:w="907"/>
+              <w:t>-0.00549374</w:t>
+            </w:r>
+          </w:p>
+        </w:tc>
+        <w:tc>
+          <w:tcPr>
+            <w:tcW w:type="dxa" w:w="680"/>
             <w:vAlign w:val="center"/>
           </w:tcPr>
           <w:p>
@@ -5435,13 +4911,13 @@
                 <w:b w:val="0"/>
                 <w:sz w:val="17"/>
               </w:rPr>
-              <w:t>-0.00549374</w:t>
-            </w:r>
-          </w:p>
-        </w:tc>
-        <w:tc>
-          <w:tcPr>
-            <w:tcW w:type="dxa" w:w="680"/>
+              <w:t>42.24</w:t>
+            </w:r>
+          </w:p>
+        </w:tc>
+        <w:tc>
+          <w:tcPr>
+            <w:tcW w:type="dxa" w:w="850"/>
             <w:vAlign w:val="center"/>
           </w:tcPr>
           <w:p>
@@ -5455,33 +4931,13 @@
                 <w:b w:val="0"/>
                 <w:sz w:val="17"/>
               </w:rPr>
-              <w:t>42.24</w:t>
-            </w:r>
-          </w:p>
-        </w:tc>
-        <w:tc>
-          <w:tcPr>
-            <w:tcW w:type="dxa" w:w="850"/>
-            <w:vAlign w:val="center"/>
-          </w:tcPr>
-          <w:p>
-            <w:pPr>
-              <w:spacing w:after="0"/>
-            </w:pPr>
-            <w:r/>
-            <w:r>
-              <w:rPr>
-                <w:rFonts w:ascii="Source Han Sans CN" w:hAnsi="Source Han Sans CN" w:eastAsia="Source Han Sans CN"/>
-                <w:b w:val="0"/>
-                <w:sz w:val="17"/>
-              </w:rPr>
               <w:t>0.20655327</w:t>
             </w:r>
           </w:p>
         </w:tc>
         <w:tc>
           <w:tcPr>
-            <w:tcW w:type="dxa" w:w="964"/>
+            <w:tcW w:type="dxa" w:w="1020"/>
             <w:vAlign w:val="center"/>
           </w:tcPr>
           <w:p>
@@ -5526,7 +4982,7 @@
         </w:trPr>
         <w:tc>
           <w:tcPr>
-            <w:tcW w:type="dxa" w:w="794"/>
+            <w:tcW w:type="dxa" w:w="2438"/>
             <w:vAlign w:val="center"/>
           </w:tcPr>
           <w:p>
@@ -5540,13 +4996,13 @@
                 <w:b w:val="0"/>
                 <w:sz w:val="17"/>
               </w:rPr>
-              <w:t>006479</w:t>
-            </w:r>
-          </w:p>
-        </w:tc>
-        <w:tc>
-          <w:tcPr>
-            <w:tcW w:type="dxa" w:w="2041"/>
+              <w:t>广发纳指100ETF联接(QDII)C</w:t>
+            </w:r>
+          </w:p>
+        </w:tc>
+        <w:tc>
+          <w:tcPr>
+            <w:tcW w:type="dxa" w:w="907"/>
             <w:vAlign w:val="center"/>
           </w:tcPr>
           <w:p>
@@ -5560,7 +5016,7 @@
                 <w:b w:val="0"/>
                 <w:sz w:val="17"/>
               </w:rPr>
-              <w:t>广发纳指100ETF联接(QDII)C</w:t>
+              <w:t>2026-07-10</w:t>
             </w:r>
           </w:p>
         </w:tc>
@@ -5580,7 +5036,7 @@
                 <w:b w:val="0"/>
                 <w:sz w:val="17"/>
               </w:rPr>
-              <w:t>2026-07-10</w:t>
+              <w:t>0.00151940</w:t>
             </w:r>
           </w:p>
         </w:tc>
@@ -5600,13 +5056,13 @@
                 <w:b w:val="0"/>
                 <w:sz w:val="17"/>
               </w:rPr>
-              <w:t>0.00151940</w:t>
-            </w:r>
-          </w:p>
-        </w:tc>
-        <w:tc>
-          <w:tcPr>
-            <w:tcW w:type="dxa" w:w="907"/>
+              <w:t>0.02183559</w:t>
+            </w:r>
+          </w:p>
+        </w:tc>
+        <w:tc>
+          <w:tcPr>
+            <w:tcW w:type="dxa" w:w="680"/>
             <w:vAlign w:val="center"/>
           </w:tcPr>
           <w:p>
@@ -5620,13 +5076,13 @@
                 <w:b w:val="0"/>
                 <w:sz w:val="17"/>
               </w:rPr>
-              <w:t>0.02183559</w:t>
-            </w:r>
-          </w:p>
-        </w:tc>
-        <w:tc>
-          <w:tcPr>
-            <w:tcW w:type="dxa" w:w="680"/>
+              <w:t>52.74</w:t>
+            </w:r>
+          </w:p>
+        </w:tc>
+        <w:tc>
+          <w:tcPr>
+            <w:tcW w:type="dxa" w:w="850"/>
             <w:vAlign w:val="center"/>
           </w:tcPr>
           <w:p>
@@ -5640,33 +5096,13 @@
                 <w:b w:val="0"/>
                 <w:sz w:val="17"/>
               </w:rPr>
-              <w:t>52.74</w:t>
-            </w:r>
-          </w:p>
-        </w:tc>
-        <w:tc>
-          <w:tcPr>
-            <w:tcW w:type="dxa" w:w="850"/>
-            <w:vAlign w:val="center"/>
-          </w:tcPr>
-          <w:p>
-            <w:pPr>
-              <w:spacing w:after="0"/>
-            </w:pPr>
-            <w:r/>
-            <w:r>
-              <w:rPr>
-                <w:rFonts w:ascii="Source Han Sans CN" w:hAnsi="Source Han Sans CN" w:eastAsia="Source Han Sans CN"/>
-                <w:b w:val="0"/>
-                <w:sz w:val="17"/>
-              </w:rPr>
               <w:t>0.07089915</w:t>
             </w:r>
           </w:p>
         </w:tc>
         <w:tc>
           <w:tcPr>
-            <w:tcW w:type="dxa" w:w="964"/>
+            <w:tcW w:type="dxa" w:w="1020"/>
             <w:vAlign w:val="center"/>
           </w:tcPr>
           <w:p>
@@ -5711,7 +5147,7 @@
         </w:trPr>
         <w:tc>
           <w:tcPr>
-            <w:tcW w:type="dxa" w:w="794"/>
+            <w:tcW w:type="dxa" w:w="2438"/>
             <w:vAlign w:val="center"/>
           </w:tcPr>
           <w:p>
@@ -5725,13 +5161,13 @@
                 <w:b w:val="0"/>
                 <w:sz w:val="17"/>
               </w:rPr>
-              <w:t>019331</w:t>
-            </w:r>
-          </w:p>
-        </w:tc>
-        <w:tc>
-          <w:tcPr>
-            <w:tcW w:type="dxa" w:w="2041"/>
+              <w:t>华泰柏瑞中证沪港深云计算产业ETF联接C</w:t>
+            </w:r>
+          </w:p>
+        </w:tc>
+        <w:tc>
+          <w:tcPr>
+            <w:tcW w:type="dxa" w:w="907"/>
             <w:vAlign w:val="center"/>
           </w:tcPr>
           <w:p>
@@ -5745,7 +5181,7 @@
                 <w:b w:val="0"/>
                 <w:sz w:val="17"/>
               </w:rPr>
-              <w:t>华泰柏瑞中证沪港深云计算产业ETF联接C</w:t>
+              <w:t>2026-07-13</w:t>
             </w:r>
           </w:p>
         </w:tc>
@@ -5765,7 +5201,7 @@
                 <w:b w:val="0"/>
                 <w:sz w:val="17"/>
               </w:rPr>
-              <w:t>2026-07-13</w:t>
+              <w:t>0.02555095</w:t>
             </w:r>
           </w:p>
         </w:tc>
@@ -5785,13 +5221,13 @@
                 <w:b w:val="0"/>
                 <w:sz w:val="17"/>
               </w:rPr>
-              <w:t>0.02555095</w:t>
-            </w:r>
-          </w:p>
-        </w:tc>
-        <w:tc>
-          <w:tcPr>
-            <w:tcW w:type="dxa" w:w="907"/>
+              <w:t>0.01324920</w:t>
+            </w:r>
+          </w:p>
+        </w:tc>
+        <w:tc>
+          <w:tcPr>
+            <w:tcW w:type="dxa" w:w="680"/>
             <w:vAlign w:val="center"/>
           </w:tcPr>
           <w:p>
@@ -5805,13 +5241,13 @@
                 <w:b w:val="0"/>
                 <w:sz w:val="17"/>
               </w:rPr>
-              <w:t>0.01324920</w:t>
-            </w:r>
-          </w:p>
-        </w:tc>
-        <w:tc>
-          <w:tcPr>
-            <w:tcW w:type="dxa" w:w="680"/>
+              <w:t>55.53</w:t>
+            </w:r>
+          </w:p>
+        </w:tc>
+        <w:tc>
+          <w:tcPr>
+            <w:tcW w:type="dxa" w:w="850"/>
             <w:vAlign w:val="center"/>
           </w:tcPr>
           <w:p>
@@ -5825,33 +5261,13 @@
                 <w:b w:val="0"/>
                 <w:sz w:val="17"/>
               </w:rPr>
-              <w:t>55.53</w:t>
-            </w:r>
-          </w:p>
-        </w:tc>
-        <w:tc>
-          <w:tcPr>
-            <w:tcW w:type="dxa" w:w="850"/>
-            <w:vAlign w:val="center"/>
-          </w:tcPr>
-          <w:p>
-            <w:pPr>
-              <w:spacing w:after="0"/>
-            </w:pPr>
-            <w:r/>
-            <w:r>
-              <w:rPr>
-                <w:rFonts w:ascii="Source Han Sans CN" w:hAnsi="Source Han Sans CN" w:eastAsia="Source Han Sans CN"/>
-                <w:b w:val="0"/>
-                <w:sz w:val="17"/>
-              </w:rPr>
               <w:t>0.10604524</w:t>
             </w:r>
           </w:p>
         </w:tc>
         <w:tc>
           <w:tcPr>
-            <w:tcW w:type="dxa" w:w="964"/>
+            <w:tcW w:type="dxa" w:w="1020"/>
             <w:vAlign w:val="center"/>
           </w:tcPr>
           <w:p>
@@ -5906,7 +5322,7 @@
           <w:b w:val="0"/>
           <w:sz w:val="20"/>
         </w:rPr>
-        <w:t>技术结论：021894、019331仍有相对强弱支撑；010004、019024、007818和多数主动科技仓仍在20日线下，今天的价格修复尚未等于趋势恢复。QDII多只净值滞后，不能拿A股或美股盘中估算替代正式净值。</w:t>
+        <w:t>技术结论：易方达半导体材料设备ETF联接C、华泰柏瑞中证沪港深云计算产业ETF联接C仍有相对强弱支撑；景顺长城电子信息产业股票C、易方达信息行业精选股票C、国泰中证全指通信设备ETF联接C和多数主动科技仓仍在20日线下。景顺长城电子信息产业股票C要按电子特气/半导体材料链验证，今天的价格修复尚未等于趋势恢复。QDII多只净值滞后，不能拿A股或美股盘中估算替代正式净值。</w:t>
       </w:r>
     </w:p>
     <w:p>
@@ -6476,7 +5892,7 @@
                 <w:b w:val="0"/>
                 <w:sz w:val="17"/>
               </w:rPr>
-              <w:t>价格止跌但资金未确认，021894不减但不加</w:t>
+              <w:t>价格止跌但资金未确认，易方达半导体材料设备ETF联接C不减但不加；景顺长城电子信息产业股票C也受电子特气/半导体材料链资金验证约束</w:t>
             </w:r>
           </w:p>
         </w:tc>
@@ -6908,7 +6324,7 @@
                 <w:b w:val="0"/>
                 <w:sz w:val="17"/>
               </w:rPr>
-              <w:t>不买；010004确认后观察</w:t>
+              <w:t>不买；景顺长城电子信息产业股票C确认后观察</w:t>
             </w:r>
           </w:p>
         </w:tc>
@@ -6928,7 +6344,7 @@
                 <w:b w:val="0"/>
                 <w:sz w:val="17"/>
               </w:rPr>
-              <w:t>半导体/电子流出扩大</w:t>
+              <w:t>电子特气/半导体材料链流出扩大</w:t>
             </w:r>
           </w:p>
         </w:tc>
@@ -7178,7 +6594,7 @@
                 <w:b w:val="0"/>
                 <w:sz w:val="17"/>
               </w:rPr>
-              <w:t>沪指&lt;3900、上涨&lt;1000、电子流出&gt;300亿元</w:t>
+              <w:t>沪指&lt;3900、上涨&lt;1000、电子特气/半导体材料链相关资金流出扩大</w:t>
             </w:r>
           </w:p>
         </w:tc>
@@ -7198,7 +6614,7 @@
                 <w:b w:val="0"/>
                 <w:sz w:val="17"/>
               </w:rPr>
-              <w:t>重新审查019024/010004 10%-20%</w:t>
+              <w:t>重新审查易方达信息行业精选股票C和景顺长城电子信息产业股票C 10%-20%</w:t>
             </w:r>
           </w:p>
         </w:tc>
@@ -7468,7 +6884,7 @@
                 <w:b w:val="0"/>
                 <w:sz w:val="17"/>
               </w:rPr>
-              <w:t>电子/通信连续净流入，021894/019331强于沪深300</w:t>
+              <w:t>电子特气/半导体材料链和通信连续净流入，易方达半导体材料设备ETF联接C、华泰柏瑞中证沪港深云计算产业ETF联接C强于沪深300</w:t>
             </w:r>
           </w:p>
         </w:tc>
@@ -7613,7 +7029,7 @@
                 <w:b w:val="0"/>
                 <w:sz w:val="17"/>
               </w:rPr>
-              <w:t>010004/019024正式净值继续弱于宽基</w:t>
+              <w:t>景顺长城电子信息产业股票C和易方达信息行业精选股票C正式净值继续弱于宽基</w:t>
             </w:r>
           </w:p>
         </w:tc>
@@ -7688,7 +7104,7 @@
           <w:rFonts w:ascii="Source Han Sans CN" w:hAnsi="Source Han Sans CN" w:eastAsia="Source Han Sans CN"/>
           <w:sz w:val="19"/>
         </w:rPr>
-        <w:t>宽基007339：收盘确认修复，但7月14日正式净值待公布；继续持有，作为组合稳定器，不因盘中点位做申赎。</w:t>
+        <w:t>宽基：易方达沪深300ETF联接C收盘确认修复，但7月14日正式净值待公布；继续持有，作为组合稳定器，不因盘中点位做申赎。</w:t>
       </w:r>
     </w:p>
     <w:p>
@@ -7701,7 +7117,7 @@
           <w:rFonts w:ascii="Source Han Sans CN" w:hAnsi="Source Han Sans CN" w:eastAsia="Source Han Sans CN"/>
           <w:sz w:val="19"/>
         </w:rPr>
-        <w:t>半导体/电子：021894技术相对最强但半导体资金未确认，继续持有不加仓；010004已提交20%结构性赎回，等待正式净值和平台确认；019024仅保留触发式审查。</w:t>
+        <w:t>半导体材料与电子特气：易方达半导体材料设备ETF联接C技术相对最强但半导体资金未确认，继续持有不加仓；景顺长城电子信息产业股票C已提交20%结构性赎回，等待正式净值和平台确认。该基金不是泛“电子”处理，按广钢气体等电子特气/半导体材料链暴露审查；易方达信息行业精选股票C仅保留触发式审查。</w:t>
       </w:r>
     </w:p>
     <w:p>
@@ -7714,7 +7130,7 @@
           <w:rFonts w:ascii="Source Han Sans CN" w:hAnsi="Source Han Sans CN" w:eastAsia="Source Han Sans CN"/>
           <w:sz w:val="19"/>
         </w:rPr>
-        <w:t>通信/云：通信资金与价格相互验证，007818和019331不减；但007818正式净值待公布，不能按指数涨幅估算成交。</w:t>
+        <w:t>通信/云：通信资金与价格相互验证，国泰中证全指通信设备ETF联接C和华泰柏瑞中证沪港深云计算产业ETF联接C不减；但国泰中证全指通信设备ETF联接C正式净值待公布，不能按指数涨幅估算成交。</w:t>
       </w:r>
     </w:p>
     <w:p>
@@ -7727,7 +7143,7 @@
           <w:rFonts w:ascii="Source Han Sans CN" w:hAnsi="Source Han Sans CN" w:eastAsia="Source Han Sans CN"/>
           <w:sz w:val="19"/>
         </w:rPr>
-        <w:t>主动权益：021528、024481今日正式净值修复，但多数仍低于MA20，不加仓；先观察明日宏观数据后的宽基延续。</w:t>
+        <w:t>主动权益：财通成长优选混合C、财通品质甄选混合C今日正式净值修复，但多数仍低于MA20，不加仓；先观察明日宏观数据后的宽基延续。</w:t>
       </w:r>
     </w:p>
     <w:p>
@@ -7740,7 +7156,7 @@
           <w:rFonts w:ascii="Source Han Sans CN" w:hAnsi="Source Han Sans CN" w:eastAsia="Source Han Sans CN"/>
           <w:sz w:val="19"/>
         </w:rPr>
-        <w:t>QDII：多只净值日期滞后，006479、002891、539002、006373仍停在7月10日，012922/017731/016665到7月13日；只做风险观察，不用A股收盘替代其正式净值。</w:t>
+        <w:t>QDII：广发纳指100ETF联接(QDII)C、华夏移动互联灵活配置混合(QDII)、建信新兴市场优选混合(QDII)A、国富全球科技互联混合(QDII)人民币A的净值仍停在7月10日；易方达全球成长精选混合(QDII)C、嘉实全球产业升级股票(QDII)C、天弘全球高端制造混合(QDII)C到7月13日。只做风险观察，不用A股收盘替代其正式净值。</w:t>
       </w:r>
     </w:p>
     <w:p>
@@ -7780,7 +7196,7 @@
           <w:b w:val="0"/>
           <w:sz w:val="20"/>
         </w:rPr>
-        <w:t>用户已提交010004赎回申请（transactions.csv：2026-07-14T14:43:59+08:00，status=submitted）。若平台确在15:00前受理，普通场外基金预计适用2026-07-14未知价正式净值；截至本报告010004的7月14日正式净值仍待公布，不能判定成交结果、费用后价值或午报胜负。</w:t>
+        <w:t>用户已提交景顺长城电子信息产业股票C赎回申请（交易账本记录时间：2026-07-14T14:43:59+08:00，状态为submitted）。若平台确在15:00前受理，普通场外基金预计适用2026-07-14未知价正式净值；截至本报告该基金的7月14日正式净值仍待公布，不能判定成交结果、费用后价值或午报胜负。</w:t>
       </w:r>
     </w:p>
     <w:p>
@@ -7820,7 +7236,7 @@
           <w:b w:val="0"/>
           <w:sz w:val="20"/>
         </w:rPr>
-        <w:t>组合历史为空，无法计算真实高点和账户回撤。按项目纪律，若用户补录真实现金、014565确认、010004确认净值和完整流水后，账户从历史高点回撤达到8%，则停止新增申购，风险资产上限降至40%，并进入至少5个有记录交易日的冷静期。当前不能把未知回撤当作0，也不能据此追加买入。</w:t>
+        <w:t>组合历史为空，无法计算真实高点和账户回撤。按项目纪律，若用户补录真实现金、天弘沪深港创新药50ETF联接C确认、景顺长城电子信息产业股票C确认净值和完整流水后，账户从历史高点回撤达到8%，则停止新增申购，风险资产上限降至40%，并进入至少5个有记录交易日的冷静期。当前不能把未知回撤当作0，也不能据此追加买入。</w:t>
       </w:r>
     </w:p>
     <w:p>
@@ -8251,7 +7667,7 @@
                 <w:b w:val="0"/>
                 <w:sz w:val="17"/>
               </w:rPr>
-              <w:t>010004仍待正式净值</w:t>
+              <w:t>景顺长城电子信息产业股票C仍待正式净值</w:t>
             </w:r>
           </w:p>
         </w:tc>
@@ -8364,7 +7780,7 @@
           <w:b w:val="0"/>
           <w:sz w:val="20"/>
         </w:rPr>
-        <w:t>持仓例子：021894半导体材料设备今日拿到7月14日正式净值2.9478，仍在MA20上方，但半导体行业主力资金净流出约124.2亿元。因此结论是继续持有、等待WAIC和长鑫事件验证，而不是新增申购。</w:t>
+        <w:t>持仓例子：易方达半导体材料设备ETF联接C今日拿到7月14日正式净值2.9478，仍在MA20上方，但半导体行业主力资金净流出约124.2亿元。因此结论是继续持有、等待世界人工智能大会和长鑫科技事件验证，而不是新增申购。景顺长城电子信息产业股票C则要额外看电子特气/半导体材料链是否修复，因为官方一季报显示其第一大重仓是广钢气体。</w:t>
       </w:r>
     </w:p>
     <w:p>
@@ -8470,6 +7886,19 @@
           <w:sz w:val="19"/>
         </w:rPr>
         <w:t>上海市政府WAIC信息：https://www.shanghai.gov.cn/nw4411/20260708/ba4c8e75f2744b43a6080ebb82a3aab2.html</w:t>
+      </w:r>
+    </w:p>
+    <w:p>
+      <w:pPr>
+        <w:pStyle w:val="ListBullet"/>
+        <w:spacing w:after="60"/>
+      </w:pPr>
+      <w:r>
+        <w:rPr>
+          <w:rFonts w:ascii="Source Han Sans CN" w:hAnsi="Source Han Sans CN" w:eastAsia="Source Han Sans CN"/>
+          <w:sz w:val="19"/>
+        </w:rPr>
+        <w:t>景顺长城电子信息产业股票2026年第1季度报告：官方季报显示第一大重仓为广钢气体，占基金资产净值9.27%，据此把该基金按电子特气/半导体材料链暴露审查。</w:t>
       </w:r>
     </w:p>
     <w:sectPr>

--- a/reports/2026-07-14-基金晚报.docx
+++ b/reports/2026-07-14-基金晚报.docx
@@ -5787,7 +5787,7 @@
                 <w:b w:val="0"/>
                 <w:sz w:val="17"/>
               </w:rPr>
-              <w:t>007818相关方向改善，支持继续观察而非追买</w:t>
+              <w:t>国泰中证全指通信设备ETF联接C相关方向改善，支持继续观察而非追买</w:t>
             </w:r>
           </w:p>
         </w:tc>

--- a/reports/2026-07-14-基金晚报.docx
+++ b/reports/2026-07-14-基金晚报.docx
@@ -201,7 +201,7 @@
                 <w:b w:val="0"/>
                 <w:sz w:val="17"/>
               </w:rPr>
-              <w:t>不买。申购金额上限为0元。只有在现金真实余额、申购状态、费率确认，且NBS数据后宽基成交延续、电子/通信连续净流入、WAIC出现具体政策或订单时，才重新评估分批买入；本晚报不授权预埋申购。</w:t>
+              <w:t>不买。申购金额上限为0元，因此本次晚报没有给出可提交的预埋申购草案；但项目规则允许晚报在条件充分时授权下一开放日的条件式预埋申购草案。只有在现金真实余额、申购状态、费率确认，且国家统计局数据后宽基成交延续、电子特气/半导体材料链和通信资金连续净流入、世界人工智能大会出现具体政策或订单时，才重新评估分批买入。</w:t>
             </w:r>
           </w:p>
         </w:tc>
